--- a/docs/bpc270-course-alignment-map.docx
+++ b/docs/bpc270-course-alignment-map.docx
@@ -57,9 +57,9 @@
       </w:tblPr>
       <w:tblGrid>
         <w:gridCol w:w="2160"/>
-        <w:gridCol w:w="7344"/>
-        <w:gridCol w:w="2880"/>
-        <w:gridCol w:w="2880"/>
+        <w:gridCol w:w="7056"/>
+        <w:gridCol w:w="3024"/>
+        <w:gridCol w:w="3024"/>
       </w:tblGrid>
       <w:tr>
         <w:trPr>
@@ -103,7 +103,7 @@
         </w:tc>
         <w:tc>
           <w:tcPr>
-            <w:tcW w:w="7344" w:type="dxa"/>
+            <w:tcW w:w="0" w:type="auto"/>
             <w:shd w:val="clear" w:color="auto" w:fill="EFEFEF"/>
             <w:tcMar>
               <w:top w:w="86" w:type="dxa"/>
@@ -138,7 +138,7 @@
         </w:tc>
         <w:tc>
           <w:tcPr>
-            <w:tcW w:w="2880" w:type="dxa"/>
+            <w:tcW w:w="3024" w:type="dxa"/>
             <w:shd w:val="clear" w:color="auto" w:fill="EFEFEF"/>
             <w:tcMar>
               <w:top w:w="86" w:type="dxa"/>
@@ -173,7 +173,7 @@
         </w:tc>
         <w:tc>
           <w:tcPr>
-            <w:tcW w:w="2880" w:type="dxa"/>
+            <w:tcW w:w="3024" w:type="dxa"/>
             <w:shd w:val="clear" w:color="auto" w:fill="EFEFEF"/>
             <w:tcMar>
               <w:top w:w="86" w:type="dxa"/>
@@ -264,7 +264,7 @@
         </w:tc>
         <w:tc>
           <w:tcPr>
-            <w:tcW w:w="7344" w:type="dxa"/>
+            <w:tcW w:w="0" w:type="auto"/>
             <w:tcMar>
               <w:top w:w="86" w:type="dxa"/>
               <w:left w:w="86" w:type="dxa"/>
@@ -374,7 +374,7 @@
         </w:tc>
         <w:tc>
           <w:tcPr>
-            <w:tcW w:w="2880" w:type="dxa"/>
+            <w:tcW w:w="3024" w:type="dxa"/>
             <w:tcMar>
               <w:top w:w="86" w:type="dxa"/>
               <w:left w:w="86" w:type="dxa"/>
@@ -475,7 +475,7 @@
         </w:tc>
         <w:tc>
           <w:tcPr>
-            <w:tcW w:w="2880" w:type="dxa"/>
+            <w:tcW w:w="3024" w:type="dxa"/>
             <w:tcMar>
               <w:top w:w="86" w:type="dxa"/>
               <w:left w:w="86" w:type="dxa"/>
@@ -712,7 +712,7 @@
         </w:tc>
         <w:tc>
           <w:tcPr>
-            <w:tcW w:w="7344" w:type="dxa"/>
+            <w:tcW w:w="0" w:type="auto"/>
             <w:tcMar>
               <w:top w:w="86" w:type="dxa"/>
               <w:left w:w="86" w:type="dxa"/>
@@ -822,7 +822,7 @@
         </w:tc>
         <w:tc>
           <w:tcPr>
-            <w:tcW w:w="2880" w:type="dxa"/>
+            <w:tcW w:w="3024" w:type="dxa"/>
             <w:tcMar>
               <w:top w:w="86" w:type="dxa"/>
               <w:left w:w="86" w:type="dxa"/>
@@ -953,7 +953,7 @@
         </w:tc>
         <w:tc>
           <w:tcPr>
-            <w:tcW w:w="2880" w:type="dxa"/>
+            <w:tcW w:w="3024" w:type="dxa"/>
             <w:tcMar>
               <w:top w:w="86" w:type="dxa"/>
               <w:left w:w="86" w:type="dxa"/>
@@ -1060,7 +1060,7 @@
         </w:tc>
         <w:tc>
           <w:tcPr>
-            <w:tcW w:w="7344" w:type="dxa"/>
+            <w:tcW w:w="0" w:type="auto"/>
             <w:tcMar>
               <w:top w:w="86" w:type="dxa"/>
               <w:left w:w="86" w:type="dxa"/>
@@ -1096,7 +1096,7 @@
         </w:tc>
         <w:tc>
           <w:tcPr>
-            <w:tcW w:w="2880" w:type="dxa"/>
+            <w:tcW w:w="3024" w:type="dxa"/>
             <w:tcMar>
               <w:top w:w="86" w:type="dxa"/>
               <w:left w:w="86" w:type="dxa"/>
@@ -1173,7 +1173,7 @@
         </w:tc>
         <w:tc>
           <w:tcPr>
-            <w:tcW w:w="2880" w:type="dxa"/>
+            <w:tcW w:w="3024" w:type="dxa"/>
             <w:tcMar>
               <w:top w:w="86" w:type="dxa"/>
               <w:left w:w="86" w:type="dxa"/>
@@ -1320,7 +1320,7 @@
         </w:tc>
         <w:tc>
           <w:tcPr>
-            <w:tcW w:w="7344" w:type="dxa"/>
+            <w:tcW w:w="0" w:type="auto"/>
             <w:tcMar>
               <w:top w:w="86" w:type="dxa"/>
               <w:left w:w="86" w:type="dxa"/>
@@ -1430,7 +1430,7 @@
         </w:tc>
         <w:tc>
           <w:tcPr>
-            <w:tcW w:w="2880" w:type="dxa"/>
+            <w:tcW w:w="3024" w:type="dxa"/>
             <w:tcMar>
               <w:top w:w="86" w:type="dxa"/>
               <w:left w:w="86" w:type="dxa"/>
@@ -1591,7 +1591,7 @@
         </w:tc>
         <w:tc>
           <w:tcPr>
-            <w:tcW w:w="2880" w:type="dxa"/>
+            <w:tcW w:w="3024" w:type="dxa"/>
             <w:tcMar>
               <w:top w:w="86" w:type="dxa"/>
               <w:left w:w="86" w:type="dxa"/>
@@ -1872,7 +1872,7 @@
         </w:tc>
         <w:tc>
           <w:tcPr>
-            <w:tcW w:w="7344" w:type="dxa"/>
+            <w:tcW w:w="0" w:type="auto"/>
             <w:tcMar>
               <w:top w:w="86" w:type="dxa"/>
               <w:left w:w="86" w:type="dxa"/>
@@ -1982,7 +1982,7 @@
         </w:tc>
         <w:tc>
           <w:tcPr>
-            <w:tcW w:w="2880" w:type="dxa"/>
+            <w:tcW w:w="3024" w:type="dxa"/>
             <w:tcMar>
               <w:top w:w="86" w:type="dxa"/>
               <w:left w:w="86" w:type="dxa"/>
@@ -2173,7 +2173,7 @@
         </w:tc>
         <w:tc>
           <w:tcPr>
-            <w:tcW w:w="2880" w:type="dxa"/>
+            <w:tcW w:w="3024" w:type="dxa"/>
             <w:tcMar>
               <w:top w:w="86" w:type="dxa"/>
               <w:left w:w="86" w:type="dxa"/>
@@ -2407,7 +2407,7 @@
         </w:tc>
         <w:tc>
           <w:tcPr>
-            <w:tcW w:w="7344" w:type="dxa"/>
+            <w:tcW w:w="0" w:type="auto"/>
             <w:tcMar>
               <w:top w:w="86" w:type="dxa"/>
               <w:left w:w="86" w:type="dxa"/>
@@ -2517,7 +2517,7 @@
         </w:tc>
         <w:tc>
           <w:tcPr>
-            <w:tcW w:w="2880" w:type="dxa"/>
+            <w:tcW w:w="3024" w:type="dxa"/>
             <w:tcMar>
               <w:top w:w="86" w:type="dxa"/>
               <w:left w:w="86" w:type="dxa"/>
@@ -2678,7 +2678,7 @@
         </w:tc>
         <w:tc>
           <w:tcPr>
-            <w:tcW w:w="2880" w:type="dxa"/>
+            <w:tcW w:w="3024" w:type="dxa"/>
             <w:tcMar>
               <w:top w:w="86" w:type="dxa"/>
               <w:left w:w="86" w:type="dxa"/>
@@ -3117,7 +3117,7 @@
         </w:tc>
         <w:tc>
           <w:tcPr>
-            <w:tcW w:w="7344" w:type="dxa"/>
+            <w:tcW w:w="0" w:type="auto"/>
             <w:tcMar>
               <w:top w:w="86" w:type="dxa"/>
               <w:left w:w="86" w:type="dxa"/>
@@ -3227,7 +3227,7 @@
         </w:tc>
         <w:tc>
           <w:tcPr>
-            <w:tcW w:w="2880" w:type="dxa"/>
+            <w:tcW w:w="3024" w:type="dxa"/>
             <w:tcMar>
               <w:top w:w="86" w:type="dxa"/>
               <w:left w:w="86" w:type="dxa"/>
@@ -3418,7 +3418,7 @@
         </w:tc>
         <w:tc>
           <w:tcPr>
-            <w:tcW w:w="2880" w:type="dxa"/>
+            <w:tcW w:w="3024" w:type="dxa"/>
             <w:tcMar>
               <w:top w:w="86" w:type="dxa"/>
               <w:left w:w="86" w:type="dxa"/>
@@ -3747,7 +3747,7 @@
         </w:tc>
         <w:tc>
           <w:tcPr>
-            <w:tcW w:w="7344" w:type="dxa"/>
+            <w:tcW w:w="0" w:type="auto"/>
             <w:tcMar>
               <w:top w:w="86" w:type="dxa"/>
               <w:left w:w="86" w:type="dxa"/>
@@ -3857,7 +3857,7 @@
         </w:tc>
         <w:tc>
           <w:tcPr>
-            <w:tcW w:w="2880" w:type="dxa"/>
+            <w:tcW w:w="3024" w:type="dxa"/>
             <w:tcMar>
               <w:top w:w="86" w:type="dxa"/>
               <w:left w:w="86" w:type="dxa"/>
@@ -4018,7 +4018,7 @@
         </w:tc>
         <w:tc>
           <w:tcPr>
-            <w:tcW w:w="2880" w:type="dxa"/>
+            <w:tcW w:w="3024" w:type="dxa"/>
             <w:tcMar>
               <w:top w:w="86" w:type="dxa"/>
               <w:left w:w="86" w:type="dxa"/>
@@ -4362,7 +4362,7 @@
         </w:tc>
         <w:tc>
           <w:tcPr>
-            <w:tcW w:w="7344" w:type="dxa"/>
+            <w:tcW w:w="0" w:type="auto"/>
             <w:tcMar>
               <w:top w:w="86" w:type="dxa"/>
               <w:left w:w="86" w:type="dxa"/>
@@ -4472,7 +4472,7 @@
         </w:tc>
         <w:tc>
           <w:tcPr>
-            <w:tcW w:w="2880" w:type="dxa"/>
+            <w:tcW w:w="3024" w:type="dxa"/>
             <w:tcMar>
               <w:top w:w="86" w:type="dxa"/>
               <w:left w:w="86" w:type="dxa"/>
@@ -4603,7 +4603,7 @@
         </w:tc>
         <w:tc>
           <w:tcPr>
-            <w:tcW w:w="2880" w:type="dxa"/>
+            <w:tcW w:w="3024" w:type="dxa"/>
             <w:tcMar>
               <w:top w:w="86" w:type="dxa"/>
               <w:left w:w="86" w:type="dxa"/>
@@ -4836,7 +4836,7 @@
         </w:tc>
         <w:tc>
           <w:tcPr>
-            <w:tcW w:w="7344" w:type="dxa"/>
+            <w:tcW w:w="0" w:type="auto"/>
             <w:tcMar>
               <w:top w:w="86" w:type="dxa"/>
               <w:left w:w="86" w:type="dxa"/>
@@ -4946,7 +4946,7 @@
         </w:tc>
         <w:tc>
           <w:tcPr>
-            <w:tcW w:w="2880" w:type="dxa"/>
+            <w:tcW w:w="3024" w:type="dxa"/>
             <w:tcMar>
               <w:top w:w="86" w:type="dxa"/>
               <w:left w:w="86" w:type="dxa"/>
@@ -5107,7 +5107,7 @@
         </w:tc>
         <w:tc>
           <w:tcPr>
-            <w:tcW w:w="2880" w:type="dxa"/>
+            <w:tcW w:w="3024" w:type="dxa"/>
             <w:tcMar>
               <w:top w:w="86" w:type="dxa"/>
               <w:left w:w="86" w:type="dxa"/>
@@ -5440,7 +5440,7 @@
         </w:tc>
         <w:tc>
           <w:tcPr>
-            <w:tcW w:w="7344" w:type="dxa"/>
+            <w:tcW w:w="0" w:type="auto"/>
             <w:tcMar>
               <w:top w:w="86" w:type="dxa"/>
               <w:left w:w="86" w:type="dxa"/>
@@ -5550,7 +5550,7 @@
         </w:tc>
         <w:tc>
           <w:tcPr>
-            <w:tcW w:w="2880" w:type="dxa"/>
+            <w:tcW w:w="3024" w:type="dxa"/>
             <w:tcMar>
               <w:top w:w="86" w:type="dxa"/>
               <w:left w:w="86" w:type="dxa"/>
@@ -5741,7 +5741,7 @@
         </w:tc>
         <w:tc>
           <w:tcPr>
-            <w:tcW w:w="2880" w:type="dxa"/>
+            <w:tcW w:w="3024" w:type="dxa"/>
             <w:tcMar>
               <w:top w:w="86" w:type="dxa"/>
               <w:left w:w="86" w:type="dxa"/>
@@ -5974,7 +5974,7 @@
         </w:tc>
         <w:tc>
           <w:tcPr>
-            <w:tcW w:w="7344" w:type="dxa"/>
+            <w:tcW w:w="0" w:type="auto"/>
             <w:tcMar>
               <w:top w:w="86" w:type="dxa"/>
               <w:left w:w="86" w:type="dxa"/>
@@ -6084,7 +6084,7 @@
         </w:tc>
         <w:tc>
           <w:tcPr>
-            <w:tcW w:w="2880" w:type="dxa"/>
+            <w:tcW w:w="3024" w:type="dxa"/>
             <w:tcMar>
               <w:top w:w="86" w:type="dxa"/>
               <w:left w:w="86" w:type="dxa"/>
@@ -6275,7 +6275,7 @@
         </w:tc>
         <w:tc>
           <w:tcPr>
-            <w:tcW w:w="2880" w:type="dxa"/>
+            <w:tcW w:w="3024" w:type="dxa"/>
             <w:tcMar>
               <w:top w:w="86" w:type="dxa"/>
               <w:left w:w="86" w:type="dxa"/>
@@ -6522,7 +6522,7 @@
         </w:tc>
         <w:tc>
           <w:tcPr>
-            <w:tcW w:w="7344" w:type="dxa"/>
+            <w:tcW w:w="0" w:type="auto"/>
             <w:tcMar>
               <w:top w:w="86" w:type="dxa"/>
               <w:left w:w="86" w:type="dxa"/>
@@ -6632,7 +6632,7 @@
         </w:tc>
         <w:tc>
           <w:tcPr>
-            <w:tcW w:w="2880" w:type="dxa"/>
+            <w:tcW w:w="3024" w:type="dxa"/>
             <w:tcMar>
               <w:top w:w="86" w:type="dxa"/>
               <w:left w:w="86" w:type="dxa"/>
@@ -6793,7 +6793,7 @@
         </w:tc>
         <w:tc>
           <w:tcPr>
-            <w:tcW w:w="2880" w:type="dxa"/>
+            <w:tcW w:w="3024" w:type="dxa"/>
             <w:tcMar>
               <w:top w:w="86" w:type="dxa"/>
               <w:left w:w="86" w:type="dxa"/>
@@ -7017,7 +7017,7 @@
         </w:tc>
         <w:tc>
           <w:tcPr>
-            <w:tcW w:w="7344" w:type="dxa"/>
+            <w:tcW w:w="0" w:type="auto"/>
             <w:tcMar>
               <w:top w:w="86" w:type="dxa"/>
               <w:left w:w="86" w:type="dxa"/>
@@ -7127,7 +7127,7 @@
         </w:tc>
         <w:tc>
           <w:tcPr>
-            <w:tcW w:w="2880" w:type="dxa"/>
+            <w:tcW w:w="3024" w:type="dxa"/>
             <w:tcMar>
               <w:top w:w="86" w:type="dxa"/>
               <w:left w:w="86" w:type="dxa"/>
@@ -7288,7 +7288,7 @@
         </w:tc>
         <w:tc>
           <w:tcPr>
-            <w:tcW w:w="2880" w:type="dxa"/>
+            <w:tcW w:w="3024" w:type="dxa"/>
             <w:tcMar>
               <w:top w:w="86" w:type="dxa"/>
               <w:left w:w="86" w:type="dxa"/>
@@ -7569,7 +7569,7 @@
         </w:tc>
         <w:tc>
           <w:tcPr>
-            <w:tcW w:w="7344" w:type="dxa"/>
+            <w:tcW w:w="0" w:type="auto"/>
             <w:tcMar>
               <w:top w:w="86" w:type="dxa"/>
               <w:left w:w="86" w:type="dxa"/>
@@ -7679,7 +7679,7 @@
         </w:tc>
         <w:tc>
           <w:tcPr>
-            <w:tcW w:w="2880" w:type="dxa"/>
+            <w:tcW w:w="3024" w:type="dxa"/>
             <w:tcMar>
               <w:top w:w="86" w:type="dxa"/>
               <w:left w:w="86" w:type="dxa"/>
@@ -7840,7 +7840,7 @@
         </w:tc>
         <w:tc>
           <w:tcPr>
-            <w:tcW w:w="2880" w:type="dxa"/>
+            <w:tcW w:w="3024" w:type="dxa"/>
             <w:tcMar>
               <w:top w:w="86" w:type="dxa"/>
               <w:left w:w="86" w:type="dxa"/>
@@ -8155,7 +8155,7 @@
         </w:tc>
         <w:tc>
           <w:tcPr>
-            <w:tcW w:w="7344" w:type="dxa"/>
+            <w:tcW w:w="0" w:type="auto"/>
             <w:tcMar>
               <w:top w:w="86" w:type="dxa"/>
               <w:left w:w="86" w:type="dxa"/>
@@ -8265,7 +8265,7 @@
         </w:tc>
         <w:tc>
           <w:tcPr>
-            <w:tcW w:w="2880" w:type="dxa"/>
+            <w:tcW w:w="3024" w:type="dxa"/>
             <w:tcMar>
               <w:top w:w="86" w:type="dxa"/>
               <w:left w:w="86" w:type="dxa"/>
@@ -8426,7 +8426,7 @@
         </w:tc>
         <w:tc>
           <w:tcPr>
-            <w:tcW w:w="2880" w:type="dxa"/>
+            <w:tcW w:w="3024" w:type="dxa"/>
             <w:tcMar>
               <w:top w:w="86" w:type="dxa"/>
               <w:left w:w="86" w:type="dxa"/>
@@ -8733,7 +8733,7 @@
         </w:tc>
         <w:tc>
           <w:tcPr>
-            <w:tcW w:w="7344" w:type="dxa"/>
+            <w:tcW w:w="0" w:type="auto"/>
             <w:tcMar>
               <w:top w:w="86" w:type="dxa"/>
               <w:left w:w="86" w:type="dxa"/>
@@ -8843,7 +8843,7 @@
         </w:tc>
         <w:tc>
           <w:tcPr>
-            <w:tcW w:w="2880" w:type="dxa"/>
+            <w:tcW w:w="3024" w:type="dxa"/>
             <w:tcMar>
               <w:top w:w="86" w:type="dxa"/>
               <w:left w:w="86" w:type="dxa"/>
@@ -8944,7 +8944,7 @@
         </w:tc>
         <w:tc>
           <w:tcPr>
-            <w:tcW w:w="2880" w:type="dxa"/>
+            <w:tcW w:w="3024" w:type="dxa"/>
             <w:tcMar>
               <w:top w:w="86" w:type="dxa"/>
               <w:left w:w="86" w:type="dxa"/>

--- a/docs/bpc270-course-alignment-map.docx
+++ b/docs/bpc270-course-alignment-map.docx
@@ -223,40 +223,40 @@
           </w:tcPr>
           <w:p>
             <w:pPr>
-              <w:spacing w:after="60" w:line="240" w:lineRule="auto"/>
+              <w:spacing w:after="120" w:line="240" w:lineRule="auto"/>
               <w:rPr>
                 <w:rFonts w:ascii="Consolas" w:hAnsi="Consolas" w:cs="Consolas"/>
-                <w:sz w:val="21"/>
-                <w:szCs w:val="21"/>
+                <w:sz w:val="22"/>
+                <w:szCs w:val="22"/>
               </w:rPr>
             </w:pPr>
             <w:r>
               <w:rPr>
                 <w:rFonts w:ascii="Consolas" w:hAnsi="Consolas" w:cs="Consolas"/>
-                <w:sz w:val="21"/>
-                <w:szCs w:val="21"/>
+                <w:sz w:val="22"/>
+                <w:szCs w:val="22"/>
               </w:rPr>
               <w:t>Module 0</w:t>
             </w:r>
           </w:p>
           <w:p>
             <w:pPr>
-              <w:spacing w:after="60" w:line="240" w:lineRule="auto"/>
-              <w:rPr>
-                <w:rFonts w:ascii="Arial" w:hAnsi="Arial" w:cs="Arial"/>
-                <w:b/>
-                <w:bCs/>
-                <w:sz w:val="21"/>
-                <w:szCs w:val="21"/>
-              </w:rPr>
-            </w:pPr>
-            <w:r>
-              <w:rPr>
-                <w:rFonts w:ascii="Arial" w:hAnsi="Arial" w:cs="Arial"/>
-                <w:b/>
-                <w:bCs/>
-                <w:sz w:val="21"/>
-                <w:szCs w:val="21"/>
+              <w:spacing w:after="120" w:line="240" w:lineRule="auto"/>
+              <w:rPr>
+                <w:rFonts w:ascii="Arial" w:hAnsi="Arial" w:cs="Arial"/>
+                <w:b/>
+                <w:bCs/>
+                <w:sz w:val="22"/>
+                <w:szCs w:val="22"/>
+              </w:rPr>
+            </w:pPr>
+            <w:r>
+              <w:rPr>
+                <w:rFonts w:ascii="Arial" w:hAnsi="Arial" w:cs="Arial"/>
+                <w:b/>
+                <w:bCs/>
+                <w:sz w:val="22"/>
+                <w:szCs w:val="22"/>
               </w:rPr>
               <w:t>START HERE: Course Orientation</w:t>
             </w:r>
@@ -278,29 +278,29 @@
                 <w:ilvl w:val="0"/>
                 <w:numId w:val="1"/>
               </w:numPr>
-              <w:spacing w:after="60" w:line="240" w:lineRule="auto"/>
-              <w:ind w:left="231" w:hanging="274"/>
-              <w:rPr>
-                <w:rFonts w:ascii="Arial" w:hAnsi="Arial" w:cs="Arial"/>
-                <w:sz w:val="21"/>
-                <w:szCs w:val="21"/>
-              </w:rPr>
-            </w:pPr>
-            <w:r>
-              <w:rPr>
-                <w:rFonts w:ascii="Arial" w:hAnsi="Arial" w:cs="Arial"/>
-                <w:b/>
-                <w:bCs/>
-                <w:sz w:val="21"/>
-                <w:szCs w:val="21"/>
+              <w:spacing w:after="120" w:line="240" w:lineRule="auto"/>
+              <w:ind w:left="231" w:hanging="274"/>
+              <w:rPr>
+                <w:rFonts w:ascii="Arial" w:hAnsi="Arial" w:cs="Arial"/>
+                <w:sz w:val="22"/>
+                <w:szCs w:val="22"/>
+              </w:rPr>
+            </w:pPr>
+            <w:r>
+              <w:rPr>
+                <w:rFonts w:ascii="Arial" w:hAnsi="Arial" w:cs="Arial"/>
+                <w:b/>
+                <w:bCs/>
+                <w:sz w:val="22"/>
+                <w:szCs w:val="22"/>
               </w:rPr>
               <w:t>0.1</w:t>
             </w:r>
             <w:r>
               <w:rPr>
                 <w:rFonts w:ascii="Arial" w:hAnsi="Arial" w:cs="Arial"/>
-                <w:sz w:val="21"/>
-                <w:szCs w:val="21"/>
+                <w:sz w:val="22"/>
+                <w:szCs w:val="22"/>
               </w:rPr>
               <w:t xml:space="preserve"> Configure Canvas notification settings and verify access to required course platforms and tools</w:t>
             </w:r>
@@ -311,29 +311,29 @@
                 <w:ilvl w:val="0"/>
                 <w:numId w:val="1"/>
               </w:numPr>
-              <w:spacing w:after="60" w:line="240" w:lineRule="auto"/>
-              <w:ind w:left="231" w:hanging="274"/>
-              <w:rPr>
-                <w:rFonts w:ascii="Arial" w:hAnsi="Arial" w:cs="Arial"/>
-                <w:sz w:val="21"/>
-                <w:szCs w:val="21"/>
-              </w:rPr>
-            </w:pPr>
-            <w:r>
-              <w:rPr>
-                <w:rFonts w:ascii="Arial" w:hAnsi="Arial" w:cs="Arial"/>
-                <w:b/>
-                <w:bCs/>
-                <w:sz w:val="21"/>
-                <w:szCs w:val="21"/>
+              <w:spacing w:after="120" w:line="240" w:lineRule="auto"/>
+              <w:ind w:left="231" w:hanging="274"/>
+              <w:rPr>
+                <w:rFonts w:ascii="Arial" w:hAnsi="Arial" w:cs="Arial"/>
+                <w:sz w:val="22"/>
+                <w:szCs w:val="22"/>
+              </w:rPr>
+            </w:pPr>
+            <w:r>
+              <w:rPr>
+                <w:rFonts w:ascii="Arial" w:hAnsi="Arial" w:cs="Arial"/>
+                <w:b/>
+                <w:bCs/>
+                <w:sz w:val="22"/>
+                <w:szCs w:val="22"/>
               </w:rPr>
               <w:t>0.2</w:t>
             </w:r>
             <w:r>
               <w:rPr>
                 <w:rFonts w:ascii="Arial" w:hAnsi="Arial" w:cs="Arial"/>
-                <w:sz w:val="21"/>
-                <w:szCs w:val="21"/>
+                <w:sz w:val="22"/>
+                <w:szCs w:val="22"/>
               </w:rPr>
               <w:t xml:space="preserve"> Examine course policies, grading criteria, and campus support resources to prepare for academic success</w:t>
             </w:r>
@@ -344,29 +344,29 @@
                 <w:ilvl w:val="0"/>
                 <w:numId w:val="1"/>
               </w:numPr>
-              <w:spacing w:after="60" w:line="240" w:lineRule="auto"/>
-              <w:ind w:left="231" w:hanging="274"/>
-              <w:rPr>
-                <w:rFonts w:ascii="Arial" w:hAnsi="Arial" w:cs="Arial"/>
-                <w:sz w:val="21"/>
-                <w:szCs w:val="21"/>
-              </w:rPr>
-            </w:pPr>
-            <w:r>
-              <w:rPr>
-                <w:rFonts w:ascii="Arial" w:hAnsi="Arial" w:cs="Arial"/>
-                <w:b/>
-                <w:bCs/>
-                <w:sz w:val="21"/>
-                <w:szCs w:val="21"/>
+              <w:spacing w:after="120" w:line="240" w:lineRule="auto"/>
+              <w:ind w:left="231" w:hanging="274"/>
+              <w:rPr>
+                <w:rFonts w:ascii="Arial" w:hAnsi="Arial" w:cs="Arial"/>
+                <w:sz w:val="22"/>
+                <w:szCs w:val="22"/>
+              </w:rPr>
+            </w:pPr>
+            <w:r>
+              <w:rPr>
+                <w:rFonts w:ascii="Arial" w:hAnsi="Arial" w:cs="Arial"/>
+                <w:b/>
+                <w:bCs/>
+                <w:sz w:val="22"/>
+                <w:szCs w:val="22"/>
               </w:rPr>
               <w:t>0.3</w:t>
             </w:r>
             <w:r>
               <w:rPr>
                 <w:rFonts w:ascii="Arial" w:hAnsi="Arial" w:cs="Arial"/>
-                <w:sz w:val="21"/>
-                <w:szCs w:val="21"/>
+                <w:sz w:val="22"/>
+                <w:szCs w:val="22"/>
               </w:rPr>
               <w:t xml:space="preserve"> Compose a reflective learning plan connecting personal goals and prior experience to course learning outcomes</w:t>
             </w:r>
@@ -395,8 +395,8 @@
                 <w:right w:val="nil"/>
                 <w:between w:val="nil"/>
               </w:pBdr>
-              <w:spacing w:after="0" w:line="240" w:lineRule="auto"/>
-              <w:ind w:left="229" w:hanging="270"/>
+              <w:spacing w:after="120" w:line="240" w:lineRule="auto"/>
+              <w:ind w:left="231" w:hanging="274"/>
               <w:rPr>
                 <w:rFonts w:ascii="Arial" w:hAnsi="Arial" w:cs="Arial"/>
                 <w:sz w:val="20"/>
@@ -425,8 +425,8 @@
                 <w:right w:val="nil"/>
                 <w:between w:val="nil"/>
               </w:pBdr>
-              <w:spacing w:after="0" w:line="240" w:lineRule="auto"/>
-              <w:ind w:left="229" w:hanging="270"/>
+              <w:spacing w:after="120" w:line="240" w:lineRule="auto"/>
+              <w:ind w:left="231" w:hanging="274"/>
               <w:rPr>
                 <w:rFonts w:ascii="Arial" w:hAnsi="Arial" w:cs="Arial"/>
                 <w:sz w:val="20"/>
@@ -455,8 +455,8 @@
                 <w:right w:val="nil"/>
                 <w:between w:val="nil"/>
               </w:pBdr>
-              <w:spacing w:after="0" w:line="240" w:lineRule="auto"/>
-              <w:ind w:left="229" w:hanging="270"/>
+              <w:spacing w:after="120" w:line="240" w:lineRule="auto"/>
+              <w:ind w:left="231" w:hanging="274"/>
               <w:rPr>
                 <w:rFonts w:ascii="Arial" w:hAnsi="Arial" w:cs="Arial"/>
                 <w:sz w:val="20"/>
@@ -496,13 +496,13 @@
                 <w:right w:val="nil"/>
                 <w:between w:val="nil"/>
               </w:pBdr>
-              <w:spacing w:after="60" w:line="240" w:lineRule="auto"/>
-              <w:ind w:left="229" w:hanging="270"/>
+              <w:spacing w:after="120"/>
+              <w:ind w:left="231" w:hanging="274"/>
               <w:rPr>
                 <w:rFonts w:ascii="Arial" w:hAnsi="Arial" w:cs="Arial"/>
                 <w:color w:val="012F76"/>
-                <w:sz w:val="20"/>
-                <w:szCs w:val="20"/>
+                <w:sz w:val="21"/>
+                <w:szCs w:val="21"/>
               </w:rPr>
             </w:pPr>
             <w:r>
@@ -511,8 +511,8 @@
                 <w:b/>
                 <w:bCs/>
                 <w:color w:val="012F76"/>
-                <w:sz w:val="20"/>
-                <w:szCs w:val="20"/>
+                <w:sz w:val="21"/>
+                <w:szCs w:val="21"/>
               </w:rPr>
               <w:t xml:space="preserve">0.5 </w:t>
             </w:r>
@@ -520,8 +520,8 @@
               <w:rPr>
                 <w:rFonts w:ascii="Arial" w:hAnsi="Arial" w:cs="Arial"/>
                 <w:color w:val="012F76"/>
-                <w:sz w:val="20"/>
-                <w:szCs w:val="20"/>
+                <w:sz w:val="21"/>
+                <w:szCs w:val="21"/>
               </w:rPr>
               <w:t xml:space="preserve">Question &amp; Discuss </w:t>
             </w:r>
@@ -529,8 +529,8 @@
               <w:rPr>
                 <w:rFonts w:ascii="Apple Color Emoji" w:hAnsi="Apple Color Emoji" w:cs="Apple Color Emoji"/>
                 <w:color w:val="012F76"/>
-                <w:sz w:val="20"/>
-                <w:szCs w:val="20"/>
+                <w:sz w:val="21"/>
+                <w:szCs w:val="21"/>
               </w:rPr>
               <w:t xml:space="preserve">🤔 </w:t>
             </w:r>
@@ -540,8 +540,8 @@
                 <w:b/>
                 <w:bCs/>
                 <w:color w:val="012F76"/>
-                <w:sz w:val="20"/>
-                <w:szCs w:val="20"/>
+                <w:sz w:val="21"/>
+                <w:szCs w:val="21"/>
               </w:rPr>
               <w:t xml:space="preserve">Let’s Get to Know Each Other </w:t>
             </w:r>
@@ -549,8 +549,8 @@
               <w:rPr>
                 <w:rFonts w:ascii="Arial" w:hAnsi="Arial" w:cs="Arial"/>
                 <w:color w:val="012F76"/>
-                <w:sz w:val="20"/>
-                <w:szCs w:val="20"/>
+                <w:sz w:val="21"/>
+                <w:szCs w:val="21"/>
               </w:rPr>
               <w:t>(intro. discussion)</w:t>
             </w:r>
@@ -568,29 +568,29 @@
                 <w:right w:val="nil"/>
                 <w:between w:val="nil"/>
               </w:pBdr>
-              <w:spacing w:after="60" w:line="240" w:lineRule="auto"/>
-              <w:ind w:left="229" w:hanging="270"/>
-              <w:rPr>
-                <w:rFonts w:ascii="Arial" w:hAnsi="Arial" w:cs="Arial"/>
-                <w:sz w:val="20"/>
-                <w:szCs w:val="20"/>
-              </w:rPr>
-            </w:pPr>
-            <w:r>
-              <w:rPr>
-                <w:rFonts w:ascii="Arial" w:hAnsi="Arial" w:cs="Arial"/>
-                <w:b/>
-                <w:bCs/>
-                <w:sz w:val="20"/>
-                <w:szCs w:val="20"/>
+              <w:spacing w:after="120"/>
+              <w:ind w:left="231" w:hanging="274"/>
+              <w:rPr>
+                <w:rFonts w:ascii="Arial" w:hAnsi="Arial" w:cs="Arial"/>
+                <w:sz w:val="20"/>
+                <w:szCs w:val="20"/>
+              </w:rPr>
+            </w:pPr>
+            <w:r>
+              <w:rPr>
+                <w:rFonts w:ascii="Arial" w:hAnsi="Arial" w:cs="Arial"/>
+                <w:b/>
+                <w:bCs/>
+                <w:sz w:val="21"/>
+                <w:szCs w:val="21"/>
               </w:rPr>
               <w:t>0.6</w:t>
             </w:r>
             <w:r>
               <w:rPr>
                 <w:rFonts w:ascii="Arial" w:hAnsi="Arial" w:cs="Arial"/>
-                <w:sz w:val="20"/>
-                <w:szCs w:val="20"/>
+                <w:sz w:val="21"/>
+                <w:szCs w:val="21"/>
               </w:rPr>
               <w:t xml:space="preserve"> Confirm Your </w:t>
             </w:r>
@@ -599,8 +599,8 @@
                 <w:rFonts w:ascii="Arial" w:hAnsi="Arial" w:cs="Arial"/>
                 <w:b/>
                 <w:bCs/>
-                <w:sz w:val="20"/>
-                <w:szCs w:val="20"/>
+                <w:sz w:val="21"/>
+                <w:szCs w:val="21"/>
               </w:rPr>
               <w:t>Course Readiness &amp; Syllabus Review</w:t>
             </w:r>
@@ -623,58 +623,58 @@
           </w:tcPr>
           <w:p>
             <w:pPr>
-              <w:spacing w:after="60" w:line="240" w:lineRule="auto"/>
+              <w:spacing w:after="120" w:line="240" w:lineRule="auto"/>
               <w:rPr>
                 <w:rFonts w:ascii="Consolas" w:hAnsi="Consolas" w:cs="Consolas"/>
-                <w:sz w:val="21"/>
-                <w:szCs w:val="21"/>
+                <w:sz w:val="22"/>
+                <w:szCs w:val="22"/>
               </w:rPr>
             </w:pPr>
             <w:r>
               <w:rPr>
                 <w:rFonts w:ascii="Consolas" w:hAnsi="Consolas" w:cs="Consolas"/>
-                <w:sz w:val="21"/>
-                <w:szCs w:val="21"/>
+                <w:sz w:val="22"/>
+                <w:szCs w:val="22"/>
               </w:rPr>
               <w:t>Module 1</w:t>
             </w:r>
           </w:p>
           <w:p>
             <w:pPr>
-              <w:spacing w:after="60" w:line="240" w:lineRule="auto"/>
-              <w:rPr>
-                <w:rFonts w:ascii="Arial" w:hAnsi="Arial" w:cs="Arial"/>
-                <w:b/>
-                <w:bCs/>
-                <w:sz w:val="21"/>
-                <w:szCs w:val="21"/>
-              </w:rPr>
-            </w:pPr>
-            <w:r>
-              <w:rPr>
-                <w:rFonts w:ascii="Arial" w:hAnsi="Arial" w:cs="Arial"/>
-                <w:b/>
-                <w:bCs/>
-                <w:sz w:val="21"/>
-                <w:szCs w:val="21"/>
+              <w:spacing w:after="120" w:line="240" w:lineRule="auto"/>
+              <w:rPr>
+                <w:rFonts w:ascii="Arial" w:hAnsi="Arial" w:cs="Arial"/>
+                <w:b/>
+                <w:bCs/>
+                <w:sz w:val="22"/>
+                <w:szCs w:val="22"/>
+              </w:rPr>
+            </w:pPr>
+            <w:r>
+              <w:rPr>
+                <w:rFonts w:ascii="Arial" w:hAnsi="Arial" w:cs="Arial"/>
+                <w:b/>
+                <w:bCs/>
+                <w:sz w:val="22"/>
+                <w:szCs w:val="22"/>
               </w:rPr>
               <w:t>Welcome and A+ Roadmap</w:t>
             </w:r>
           </w:p>
           <w:p>
             <w:pPr>
-              <w:spacing w:after="60" w:line="240" w:lineRule="auto"/>
-              <w:rPr>
-                <w:rFonts w:ascii="Arial" w:hAnsi="Arial" w:cs="Arial"/>
-                <w:sz w:val="21"/>
-                <w:szCs w:val="21"/>
-              </w:rPr>
-            </w:pPr>
-            <w:r>
-              <w:rPr>
-                <w:rFonts w:ascii="Arial" w:hAnsi="Arial" w:cs="Arial"/>
-                <w:sz w:val="21"/>
-                <w:szCs w:val="21"/>
+              <w:spacing w:after="120" w:line="240" w:lineRule="auto"/>
+              <w:rPr>
+                <w:rFonts w:ascii="Arial" w:hAnsi="Arial" w:cs="Arial"/>
+                <w:sz w:val="22"/>
+                <w:szCs w:val="22"/>
+              </w:rPr>
+            </w:pPr>
+            <w:r>
+              <w:rPr>
+                <w:rFonts w:ascii="Arial" w:hAnsi="Arial" w:cs="Arial"/>
+                <w:sz w:val="22"/>
+                <w:szCs w:val="22"/>
               </w:rPr>
               <w:t>Primary CLOs:</w:t>
             </w:r>
@@ -692,19 +692,19 @@
                 <w:right w:val="nil"/>
                 <w:between w:val="nil"/>
               </w:pBdr>
-              <w:spacing w:after="60" w:line="240" w:lineRule="auto"/>
+              <w:spacing w:after="120" w:line="240" w:lineRule="auto"/>
               <w:ind w:left="360"/>
               <w:rPr>
                 <w:rFonts w:ascii="Consolas" w:hAnsi="Consolas" w:cs="Consolas"/>
-                <w:sz w:val="21"/>
-                <w:szCs w:val="21"/>
+                <w:sz w:val="22"/>
+                <w:szCs w:val="22"/>
               </w:rPr>
             </w:pPr>
             <w:r>
               <w:rPr>
                 <w:rFonts w:ascii="Consolas" w:hAnsi="Consolas" w:cs="Consolas"/>
-                <w:sz w:val="21"/>
-                <w:szCs w:val="21"/>
+                <w:sz w:val="22"/>
+                <w:szCs w:val="22"/>
               </w:rPr>
               <w:t>I, IV, VI, VIII</w:t>
             </w:r>
@@ -726,29 +726,29 @@
                 <w:ilvl w:val="0"/>
                 <w:numId w:val="1"/>
               </w:numPr>
-              <w:spacing w:after="60" w:line="240" w:lineRule="auto"/>
-              <w:ind w:left="231" w:hanging="274"/>
-              <w:rPr>
-                <w:rFonts w:ascii="Arial" w:hAnsi="Arial" w:cs="Arial"/>
-                <w:sz w:val="21"/>
-                <w:szCs w:val="21"/>
-              </w:rPr>
-            </w:pPr>
-            <w:r>
-              <w:rPr>
-                <w:rFonts w:ascii="Arial" w:hAnsi="Arial" w:cs="Arial"/>
-                <w:b/>
-                <w:bCs/>
-                <w:sz w:val="21"/>
-                <w:szCs w:val="21"/>
+              <w:spacing w:after="120" w:line="240" w:lineRule="auto"/>
+              <w:ind w:left="231" w:hanging="274"/>
+              <w:rPr>
+                <w:rFonts w:ascii="Arial" w:hAnsi="Arial" w:cs="Arial"/>
+                <w:sz w:val="22"/>
+                <w:szCs w:val="22"/>
+              </w:rPr>
+            </w:pPr>
+            <w:r>
+              <w:rPr>
+                <w:rFonts w:ascii="Arial" w:hAnsi="Arial" w:cs="Arial"/>
+                <w:b/>
+                <w:bCs/>
+                <w:sz w:val="22"/>
+                <w:szCs w:val="22"/>
               </w:rPr>
               <w:t>1.1</w:t>
             </w:r>
             <w:r>
               <w:rPr>
                 <w:rFonts w:ascii="Arial" w:hAnsi="Arial" w:cs="Arial"/>
-                <w:sz w:val="21"/>
-                <w:szCs w:val="21"/>
+                <w:sz w:val="22"/>
+                <w:szCs w:val="22"/>
               </w:rPr>
               <w:t xml:space="preserve"> Describe the key roles and responsibilities of an IT specialist in an organizational setting</w:t>
             </w:r>
@@ -759,29 +759,29 @@
                 <w:ilvl w:val="0"/>
                 <w:numId w:val="1"/>
               </w:numPr>
-              <w:spacing w:after="60" w:line="240" w:lineRule="auto"/>
-              <w:ind w:left="231" w:hanging="274"/>
-              <w:rPr>
-                <w:rFonts w:ascii="Arial" w:hAnsi="Arial" w:cs="Arial"/>
-                <w:sz w:val="21"/>
-                <w:szCs w:val="21"/>
-              </w:rPr>
-            </w:pPr>
-            <w:r>
-              <w:rPr>
-                <w:rFonts w:ascii="Arial" w:hAnsi="Arial" w:cs="Arial"/>
-                <w:b/>
-                <w:bCs/>
-                <w:sz w:val="21"/>
-                <w:szCs w:val="21"/>
+              <w:spacing w:after="120" w:line="240" w:lineRule="auto"/>
+              <w:ind w:left="231" w:hanging="274"/>
+              <w:rPr>
+                <w:rFonts w:ascii="Arial" w:hAnsi="Arial" w:cs="Arial"/>
+                <w:sz w:val="22"/>
+                <w:szCs w:val="22"/>
+              </w:rPr>
+            </w:pPr>
+            <w:r>
+              <w:rPr>
+                <w:rFonts w:ascii="Arial" w:hAnsi="Arial" w:cs="Arial"/>
+                <w:b/>
+                <w:bCs/>
+                <w:sz w:val="22"/>
+                <w:szCs w:val="22"/>
               </w:rPr>
               <w:t>1.2</w:t>
             </w:r>
             <w:r>
               <w:rPr>
                 <w:rFonts w:ascii="Arial" w:hAnsi="Arial" w:cs="Arial"/>
-                <w:sz w:val="21"/>
-                <w:szCs w:val="21"/>
+                <w:sz w:val="22"/>
+                <w:szCs w:val="22"/>
               </w:rPr>
               <w:t xml:space="preserve"> Apply a structured troubleshooting methodology to solve technical problems effectively</w:t>
             </w:r>
@@ -792,29 +792,29 @@
                 <w:ilvl w:val="0"/>
                 <w:numId w:val="1"/>
               </w:numPr>
-              <w:spacing w:after="60" w:line="240" w:lineRule="auto"/>
-              <w:ind w:left="231" w:hanging="274"/>
-              <w:rPr>
-                <w:rFonts w:ascii="Arial" w:hAnsi="Arial" w:cs="Arial"/>
-                <w:sz w:val="21"/>
-                <w:szCs w:val="21"/>
-              </w:rPr>
-            </w:pPr>
-            <w:r>
-              <w:rPr>
-                <w:rFonts w:ascii="Arial" w:hAnsi="Arial" w:cs="Arial"/>
-                <w:b/>
-                <w:bCs/>
-                <w:sz w:val="21"/>
-                <w:szCs w:val="21"/>
+              <w:spacing w:after="120" w:line="240" w:lineRule="auto"/>
+              <w:ind w:left="231" w:hanging="274"/>
+              <w:rPr>
+                <w:rFonts w:ascii="Arial" w:hAnsi="Arial" w:cs="Arial"/>
+                <w:sz w:val="22"/>
+                <w:szCs w:val="22"/>
+              </w:rPr>
+            </w:pPr>
+            <w:r>
+              <w:rPr>
+                <w:rFonts w:ascii="Arial" w:hAnsi="Arial" w:cs="Arial"/>
+                <w:b/>
+                <w:bCs/>
+                <w:sz w:val="22"/>
+                <w:szCs w:val="22"/>
               </w:rPr>
               <w:t>1.3</w:t>
             </w:r>
             <w:r>
               <w:rPr>
                 <w:rFonts w:ascii="Arial" w:hAnsi="Arial" w:cs="Arial"/>
-                <w:sz w:val="21"/>
-                <w:szCs w:val="21"/>
+                <w:sz w:val="22"/>
+                <w:szCs w:val="22"/>
               </w:rPr>
               <w:t xml:space="preserve"> Demonstrate critical thinking skills when approaching unfamiliar technology challenges</w:t>
             </w:r>
@@ -843,8 +843,8 @@
                 <w:right w:val="nil"/>
                 <w:between w:val="nil"/>
               </w:pBdr>
-              <w:spacing w:after="0" w:line="240" w:lineRule="auto"/>
-              <w:ind w:left="229" w:hanging="270"/>
+              <w:spacing w:after="120" w:line="240" w:lineRule="auto"/>
+              <w:ind w:left="231" w:hanging="274"/>
               <w:rPr>
                 <w:rFonts w:ascii="Arial" w:hAnsi="Arial" w:cs="Arial"/>
                 <w:sz w:val="20"/>
@@ -873,8 +873,8 @@
                 <w:right w:val="nil"/>
                 <w:between w:val="nil"/>
               </w:pBdr>
-              <w:spacing w:after="0" w:line="240" w:lineRule="auto"/>
-              <w:ind w:left="229" w:hanging="270"/>
+              <w:spacing w:after="120" w:line="240" w:lineRule="auto"/>
+              <w:ind w:left="231" w:hanging="274"/>
               <w:rPr>
                 <w:rFonts w:ascii="Arial" w:hAnsi="Arial" w:cs="Arial"/>
                 <w:sz w:val="20"/>
@@ -903,8 +903,8 @@
                 <w:right w:val="nil"/>
                 <w:between w:val="nil"/>
               </w:pBdr>
-              <w:spacing w:after="0" w:line="240" w:lineRule="auto"/>
-              <w:ind w:left="229" w:hanging="270"/>
+              <w:spacing w:after="120" w:line="240" w:lineRule="auto"/>
+              <w:ind w:left="231" w:hanging="274"/>
               <w:rPr>
                 <w:rFonts w:ascii="Arial" w:hAnsi="Arial" w:cs="Arial"/>
                 <w:sz w:val="20"/>
@@ -933,8 +933,8 @@
                 <w:right w:val="nil"/>
                 <w:between w:val="nil"/>
               </w:pBdr>
-              <w:spacing w:after="0" w:line="240" w:lineRule="auto"/>
-              <w:ind w:left="229" w:hanging="270"/>
+              <w:spacing w:after="120" w:line="240" w:lineRule="auto"/>
+              <w:ind w:left="231" w:hanging="274"/>
               <w:rPr>
                 <w:rFonts w:ascii="Arial" w:hAnsi="Arial" w:cs="Arial"/>
                 <w:sz w:val="20"/>
@@ -974,29 +974,29 @@
                 <w:right w:val="nil"/>
                 <w:between w:val="nil"/>
               </w:pBdr>
-              <w:spacing w:after="60" w:line="240" w:lineRule="auto"/>
-              <w:ind w:left="229" w:hanging="270"/>
-              <w:rPr>
-                <w:rFonts w:ascii="Arial" w:hAnsi="Arial" w:cs="Arial"/>
-                <w:sz w:val="20"/>
-                <w:szCs w:val="20"/>
-              </w:rPr>
-            </w:pPr>
-            <w:r>
-              <w:rPr>
-                <w:rFonts w:ascii="Arial" w:hAnsi="Arial" w:cs="Arial"/>
-                <w:b/>
-                <w:bCs/>
-                <w:sz w:val="20"/>
-                <w:szCs w:val="20"/>
+              <w:spacing w:after="120"/>
+              <w:ind w:left="231" w:hanging="274"/>
+              <w:rPr>
+                <w:rFonts w:ascii="Arial" w:hAnsi="Arial" w:cs="Arial"/>
+                <w:sz w:val="21"/>
+                <w:szCs w:val="21"/>
+              </w:rPr>
+            </w:pPr>
+            <w:r>
+              <w:rPr>
+                <w:rFonts w:ascii="Arial" w:hAnsi="Arial" w:cs="Arial"/>
+                <w:b/>
+                <w:bCs/>
+                <w:sz w:val="21"/>
+                <w:szCs w:val="21"/>
               </w:rPr>
               <w:t>1.4</w:t>
             </w:r>
             <w:r>
               <w:rPr>
                 <w:rFonts w:ascii="Arial" w:hAnsi="Arial" w:cs="Arial"/>
-                <w:sz w:val="20"/>
-                <w:szCs w:val="20"/>
+                <w:sz w:val="21"/>
+                <w:szCs w:val="21"/>
               </w:rPr>
               <w:t xml:space="preserve"> - Module Quiz</w:t>
             </w:r>
@@ -1019,40 +1019,40 @@
           </w:tcPr>
           <w:p>
             <w:pPr>
-              <w:spacing w:after="60" w:line="240" w:lineRule="auto"/>
+              <w:spacing w:after="120" w:line="240" w:lineRule="auto"/>
               <w:rPr>
                 <w:rFonts w:ascii="Consolas" w:hAnsi="Consolas" w:cs="Consolas"/>
-                <w:sz w:val="21"/>
-                <w:szCs w:val="21"/>
+                <w:sz w:val="22"/>
+                <w:szCs w:val="22"/>
               </w:rPr>
             </w:pPr>
             <w:r>
               <w:rPr>
                 <w:rFonts w:ascii="Consolas" w:hAnsi="Consolas" w:cs="Consolas"/>
-                <w:sz w:val="21"/>
-                <w:szCs w:val="21"/>
+                <w:sz w:val="22"/>
+                <w:szCs w:val="22"/>
               </w:rPr>
               <w:t>Modules 2 - 10</w:t>
             </w:r>
           </w:p>
           <w:p>
             <w:pPr>
-              <w:spacing w:after="60" w:line="240" w:lineRule="auto"/>
-              <w:rPr>
-                <w:rFonts w:ascii="Arial" w:hAnsi="Arial" w:cs="Arial"/>
-                <w:b/>
-                <w:bCs/>
-                <w:sz w:val="21"/>
-                <w:szCs w:val="21"/>
-              </w:rPr>
-            </w:pPr>
-            <w:r>
-              <w:rPr>
-                <w:rFonts w:ascii="Arial" w:hAnsi="Arial" w:cs="Arial"/>
-                <w:b/>
-                <w:bCs/>
-                <w:sz w:val="21"/>
-                <w:szCs w:val="21"/>
+              <w:spacing w:after="120" w:line="240" w:lineRule="auto"/>
+              <w:rPr>
+                <w:rFonts w:ascii="Arial" w:hAnsi="Arial" w:cs="Arial"/>
+                <w:b/>
+                <w:bCs/>
+                <w:sz w:val="22"/>
+                <w:szCs w:val="22"/>
+              </w:rPr>
+            </w:pPr>
+            <w:r>
+              <w:rPr>
+                <w:rFonts w:ascii="Arial" w:hAnsi="Arial" w:cs="Arial"/>
+                <w:b/>
+                <w:bCs/>
+                <w:sz w:val="22"/>
+                <w:szCs w:val="22"/>
               </w:rPr>
               <w:t>Review Modules</w:t>
             </w:r>
@@ -1074,21 +1074,21 @@
                 <w:ilvl w:val="0"/>
                 <w:numId w:val="1"/>
               </w:numPr>
-              <w:spacing w:after="60" w:line="240" w:lineRule="auto"/>
-              <w:ind w:left="231" w:hanging="274"/>
-              <w:rPr>
-                <w:rFonts w:ascii="Arial" w:hAnsi="Arial" w:cs="Arial"/>
-                <w:sz w:val="21"/>
-                <w:szCs w:val="21"/>
-              </w:rPr>
-            </w:pPr>
-            <w:r>
-              <w:rPr>
-                <w:rFonts w:ascii="Arial" w:hAnsi="Arial" w:cs="Arial"/>
-                <w:b/>
-                <w:bCs/>
-                <w:sz w:val="21"/>
-                <w:szCs w:val="21"/>
+              <w:spacing w:after="120" w:line="240" w:lineRule="auto"/>
+              <w:ind w:left="231" w:hanging="274"/>
+              <w:rPr>
+                <w:rFonts w:ascii="Arial" w:hAnsi="Arial" w:cs="Arial"/>
+                <w:sz w:val="22"/>
+                <w:szCs w:val="22"/>
+              </w:rPr>
+            </w:pPr>
+            <w:r>
+              <w:rPr>
+                <w:rFonts w:ascii="Arial" w:hAnsi="Arial" w:cs="Arial"/>
+                <w:b/>
+                <w:bCs/>
+                <w:sz w:val="22"/>
+                <w:szCs w:val="22"/>
               </w:rPr>
               <w:t>Concepts Covered in BPC170</w:t>
             </w:r>
@@ -1117,8 +1117,8 @@
                 <w:right w:val="nil"/>
                 <w:between w:val="nil"/>
               </w:pBdr>
-              <w:spacing w:after="0" w:line="240" w:lineRule="auto"/>
-              <w:ind w:left="229" w:hanging="270"/>
+              <w:spacing w:after="120" w:line="240" w:lineRule="auto"/>
+              <w:ind w:left="231" w:hanging="274"/>
               <w:rPr>
                 <w:rFonts w:ascii="Arial" w:hAnsi="Arial" w:cs="Arial"/>
                 <w:sz w:val="20"/>
@@ -1194,21 +1194,21 @@
                 <w:right w:val="nil"/>
                 <w:between w:val="nil"/>
               </w:pBdr>
-              <w:spacing w:after="60" w:line="240" w:lineRule="auto"/>
-              <w:ind w:left="229" w:hanging="270"/>
-              <w:rPr>
-                <w:rFonts w:ascii="Arial" w:hAnsi="Arial" w:cs="Arial"/>
-                <w:sz w:val="20"/>
-                <w:szCs w:val="20"/>
-              </w:rPr>
-            </w:pPr>
-            <w:r>
-              <w:rPr>
-                <w:rFonts w:ascii="Arial" w:hAnsi="Arial" w:cs="Arial"/>
-                <w:b/>
-                <w:bCs/>
-                <w:sz w:val="20"/>
-                <w:szCs w:val="20"/>
+              <w:spacing w:after="120"/>
+              <w:ind w:left="231" w:hanging="274"/>
+              <w:rPr>
+                <w:rFonts w:ascii="Arial" w:hAnsi="Arial" w:cs="Arial"/>
+                <w:sz w:val="21"/>
+                <w:szCs w:val="21"/>
+              </w:rPr>
+            </w:pPr>
+            <w:r>
+              <w:rPr>
+                <w:rFonts w:ascii="Arial" w:hAnsi="Arial" w:cs="Arial"/>
+                <w:b/>
+                <w:bCs/>
+                <w:sz w:val="21"/>
+                <w:szCs w:val="21"/>
               </w:rPr>
               <w:t>No Assessments</w:t>
             </w:r>
@@ -1231,58 +1231,58 @@
           </w:tcPr>
           <w:p>
             <w:pPr>
-              <w:spacing w:after="60" w:line="240" w:lineRule="auto"/>
+              <w:spacing w:after="120" w:line="240" w:lineRule="auto"/>
               <w:rPr>
                 <w:rFonts w:ascii="Consolas" w:hAnsi="Consolas" w:cs="Consolas"/>
-                <w:sz w:val="21"/>
-                <w:szCs w:val="21"/>
+                <w:sz w:val="22"/>
+                <w:szCs w:val="22"/>
               </w:rPr>
             </w:pPr>
             <w:r>
               <w:rPr>
                 <w:rFonts w:ascii="Consolas" w:hAnsi="Consolas" w:cs="Consolas"/>
-                <w:sz w:val="21"/>
-                <w:szCs w:val="21"/>
+                <w:sz w:val="22"/>
+                <w:szCs w:val="22"/>
               </w:rPr>
               <w:t>Module 11</w:t>
             </w:r>
           </w:p>
           <w:p>
             <w:pPr>
-              <w:spacing w:after="60" w:line="240" w:lineRule="auto"/>
-              <w:rPr>
-                <w:rFonts w:ascii="Arial" w:hAnsi="Arial" w:cs="Arial"/>
-                <w:b/>
-                <w:bCs/>
-                <w:sz w:val="21"/>
-                <w:szCs w:val="21"/>
-              </w:rPr>
-            </w:pPr>
-            <w:r>
-              <w:rPr>
-                <w:rFonts w:ascii="Arial" w:hAnsi="Arial" w:cs="Arial"/>
-                <w:b/>
-                <w:bCs/>
-                <w:sz w:val="21"/>
-                <w:szCs w:val="21"/>
+              <w:spacing w:after="120" w:line="240" w:lineRule="auto"/>
+              <w:rPr>
+                <w:rFonts w:ascii="Arial" w:hAnsi="Arial" w:cs="Arial"/>
+                <w:b/>
+                <w:bCs/>
+                <w:sz w:val="22"/>
+                <w:szCs w:val="22"/>
+              </w:rPr>
+            </w:pPr>
+            <w:r>
+              <w:rPr>
+                <w:rFonts w:ascii="Arial" w:hAnsi="Arial" w:cs="Arial"/>
+                <w:b/>
+                <w:bCs/>
+                <w:sz w:val="22"/>
+                <w:szCs w:val="22"/>
               </w:rPr>
               <w:t>Managing Support Procedures</w:t>
             </w:r>
           </w:p>
           <w:p>
             <w:pPr>
-              <w:spacing w:after="60" w:line="240" w:lineRule="auto"/>
-              <w:rPr>
-                <w:rFonts w:ascii="Arial" w:hAnsi="Arial" w:cs="Arial"/>
-                <w:sz w:val="21"/>
-                <w:szCs w:val="21"/>
-              </w:rPr>
-            </w:pPr>
-            <w:r>
-              <w:rPr>
-                <w:rFonts w:ascii="Arial" w:hAnsi="Arial" w:cs="Arial"/>
-                <w:sz w:val="21"/>
-                <w:szCs w:val="21"/>
+              <w:spacing w:after="120" w:line="240" w:lineRule="auto"/>
+              <w:rPr>
+                <w:rFonts w:ascii="Arial" w:hAnsi="Arial" w:cs="Arial"/>
+                <w:sz w:val="22"/>
+                <w:szCs w:val="22"/>
+              </w:rPr>
+            </w:pPr>
+            <w:r>
+              <w:rPr>
+                <w:rFonts w:ascii="Arial" w:hAnsi="Arial" w:cs="Arial"/>
+                <w:sz w:val="22"/>
+                <w:szCs w:val="22"/>
               </w:rPr>
               <w:t>Primary CLOs:</w:t>
             </w:r>
@@ -1300,19 +1300,19 @@
                 <w:right w:val="nil"/>
                 <w:between w:val="nil"/>
               </w:pBdr>
-              <w:spacing w:after="60" w:line="240" w:lineRule="auto"/>
+              <w:spacing w:after="120" w:line="240" w:lineRule="auto"/>
               <w:ind w:left="360"/>
               <w:rPr>
                 <w:rFonts w:ascii="Consolas" w:hAnsi="Consolas" w:cs="Consolas"/>
-                <w:sz w:val="21"/>
-                <w:szCs w:val="21"/>
+                <w:sz w:val="22"/>
+                <w:szCs w:val="22"/>
               </w:rPr>
             </w:pPr>
             <w:r>
               <w:rPr>
                 <w:rFonts w:ascii="Consolas" w:hAnsi="Consolas" w:cs="Consolas"/>
-                <w:sz w:val="21"/>
-                <w:szCs w:val="21"/>
+                <w:sz w:val="22"/>
+                <w:szCs w:val="22"/>
               </w:rPr>
               <w:t>XIV, XV, XVI, XVII</w:t>
             </w:r>
@@ -1334,29 +1334,29 @@
                 <w:ilvl w:val="0"/>
                 <w:numId w:val="1"/>
               </w:numPr>
-              <w:spacing w:after="60" w:line="240" w:lineRule="auto"/>
-              <w:ind w:left="231" w:hanging="274"/>
-              <w:rPr>
-                <w:rFonts w:ascii="Arial" w:hAnsi="Arial" w:cs="Arial"/>
-                <w:sz w:val="21"/>
-                <w:szCs w:val="21"/>
-              </w:rPr>
-            </w:pPr>
-            <w:r>
-              <w:rPr>
-                <w:rFonts w:ascii="Arial" w:hAnsi="Arial" w:cs="Arial"/>
-                <w:b/>
-                <w:bCs/>
-                <w:sz w:val="21"/>
-                <w:szCs w:val="21"/>
+              <w:spacing w:after="120" w:line="240" w:lineRule="auto"/>
+              <w:ind w:left="231" w:hanging="274"/>
+              <w:rPr>
+                <w:rFonts w:ascii="Arial" w:hAnsi="Arial" w:cs="Arial"/>
+                <w:sz w:val="22"/>
+                <w:szCs w:val="22"/>
+              </w:rPr>
+            </w:pPr>
+            <w:r>
+              <w:rPr>
+                <w:rFonts w:ascii="Arial" w:hAnsi="Arial" w:cs="Arial"/>
+                <w:b/>
+                <w:bCs/>
+                <w:sz w:val="22"/>
+                <w:szCs w:val="22"/>
               </w:rPr>
               <w:t>11.1</w:t>
             </w:r>
             <w:r>
               <w:rPr>
                 <w:rFonts w:ascii="Arial" w:hAnsi="Arial" w:cs="Arial"/>
-                <w:sz w:val="21"/>
-                <w:szCs w:val="21"/>
+                <w:sz w:val="22"/>
+                <w:szCs w:val="22"/>
               </w:rPr>
               <w:t xml:space="preserve"> Apply best practices for creating and managing technical documentation, incident tickets, and knowledge base articles</w:t>
             </w:r>
@@ -1367,29 +1367,29 @@
                 <w:ilvl w:val="0"/>
                 <w:numId w:val="1"/>
               </w:numPr>
-              <w:spacing w:after="60" w:line="240" w:lineRule="auto"/>
-              <w:ind w:left="231" w:hanging="274"/>
-              <w:rPr>
-                <w:rFonts w:ascii="Arial" w:hAnsi="Arial" w:cs="Arial"/>
-                <w:sz w:val="21"/>
-                <w:szCs w:val="21"/>
-              </w:rPr>
-            </w:pPr>
-            <w:r>
-              <w:rPr>
-                <w:rFonts w:ascii="Arial" w:hAnsi="Arial" w:cs="Arial"/>
-                <w:b/>
-                <w:bCs/>
-                <w:sz w:val="21"/>
-                <w:szCs w:val="21"/>
+              <w:spacing w:after="120" w:line="240" w:lineRule="auto"/>
+              <w:ind w:left="231" w:hanging="274"/>
+              <w:rPr>
+                <w:rFonts w:ascii="Arial" w:hAnsi="Arial" w:cs="Arial"/>
+                <w:sz w:val="22"/>
+                <w:szCs w:val="22"/>
+              </w:rPr>
+            </w:pPr>
+            <w:r>
+              <w:rPr>
+                <w:rFonts w:ascii="Arial" w:hAnsi="Arial" w:cs="Arial"/>
+                <w:b/>
+                <w:bCs/>
+                <w:sz w:val="22"/>
+                <w:szCs w:val="22"/>
               </w:rPr>
               <w:t>11.2</w:t>
             </w:r>
             <w:r>
               <w:rPr>
                 <w:rFonts w:ascii="Arial" w:hAnsi="Arial" w:cs="Arial"/>
-                <w:sz w:val="21"/>
-                <w:szCs w:val="21"/>
+                <w:sz w:val="22"/>
+                <w:szCs w:val="22"/>
               </w:rPr>
               <w:t xml:space="preserve"> Demonstrate professional communication skills when dealing with customers and colleagues in various support scenarios</w:t>
             </w:r>
@@ -1400,29 +1400,29 @@
                 <w:ilvl w:val="0"/>
                 <w:numId w:val="1"/>
               </w:numPr>
-              <w:spacing w:after="60" w:line="240" w:lineRule="auto"/>
-              <w:ind w:left="231" w:hanging="274"/>
-              <w:rPr>
-                <w:rFonts w:ascii="Arial" w:hAnsi="Arial" w:cs="Arial"/>
-                <w:sz w:val="21"/>
-                <w:szCs w:val="21"/>
-              </w:rPr>
-            </w:pPr>
-            <w:r>
-              <w:rPr>
-                <w:rFonts w:ascii="Arial" w:hAnsi="Arial" w:cs="Arial"/>
-                <w:b/>
-                <w:bCs/>
-                <w:sz w:val="21"/>
-                <w:szCs w:val="21"/>
+              <w:spacing w:after="120" w:line="240" w:lineRule="auto"/>
+              <w:ind w:left="231" w:hanging="274"/>
+              <w:rPr>
+                <w:rFonts w:ascii="Arial" w:hAnsi="Arial" w:cs="Arial"/>
+                <w:sz w:val="22"/>
+                <w:szCs w:val="22"/>
+              </w:rPr>
+            </w:pPr>
+            <w:r>
+              <w:rPr>
+                <w:rFonts w:ascii="Arial" w:hAnsi="Arial" w:cs="Arial"/>
+                <w:b/>
+                <w:bCs/>
+                <w:sz w:val="22"/>
+                <w:szCs w:val="22"/>
               </w:rPr>
               <w:t>11.3</w:t>
             </w:r>
             <w:r>
               <w:rPr>
                 <w:rFonts w:ascii="Arial" w:hAnsi="Arial" w:cs="Arial"/>
-                <w:sz w:val="21"/>
-                <w:szCs w:val="21"/>
+                <w:sz w:val="22"/>
+                <w:szCs w:val="22"/>
               </w:rPr>
               <w:t xml:space="preserve"> Compare different operating systems and explain their purposes, file systems, and compatibility considerations</w:t>
             </w:r>
@@ -1451,8 +1451,8 @@
                 <w:right w:val="nil"/>
                 <w:between w:val="nil"/>
               </w:pBdr>
-              <w:spacing w:after="0" w:line="240" w:lineRule="auto"/>
-              <w:ind w:left="229" w:hanging="270"/>
+              <w:spacing w:after="120" w:line="240" w:lineRule="auto"/>
+              <w:ind w:left="231" w:hanging="274"/>
               <w:rPr>
                 <w:rFonts w:ascii="Arial" w:hAnsi="Arial" w:cs="Arial"/>
                 <w:sz w:val="20"/>
@@ -1481,8 +1481,8 @@
                 <w:right w:val="nil"/>
                 <w:between w:val="nil"/>
               </w:pBdr>
-              <w:spacing w:after="0" w:line="240" w:lineRule="auto"/>
-              <w:ind w:left="229" w:hanging="270"/>
+              <w:spacing w:after="120" w:line="240" w:lineRule="auto"/>
+              <w:ind w:left="231" w:hanging="274"/>
               <w:rPr>
                 <w:rFonts w:ascii="Arial" w:hAnsi="Arial" w:cs="Arial"/>
                 <w:sz w:val="20"/>
@@ -1511,8 +1511,8 @@
                 <w:right w:val="nil"/>
                 <w:between w:val="nil"/>
               </w:pBdr>
-              <w:spacing w:after="0" w:line="240" w:lineRule="auto"/>
-              <w:ind w:left="229" w:hanging="270"/>
+              <w:spacing w:after="120" w:line="240" w:lineRule="auto"/>
+              <w:ind w:left="231" w:hanging="274"/>
               <w:rPr>
                 <w:rFonts w:ascii="Arial" w:hAnsi="Arial" w:cs="Arial"/>
                 <w:sz w:val="20"/>
@@ -1541,8 +1541,8 @@
                 <w:right w:val="nil"/>
                 <w:between w:val="nil"/>
               </w:pBdr>
-              <w:spacing w:after="0" w:line="240" w:lineRule="auto"/>
-              <w:ind w:left="229" w:hanging="270"/>
+              <w:spacing w:after="120" w:line="240" w:lineRule="auto"/>
+              <w:ind w:left="231" w:hanging="274"/>
               <w:rPr>
                 <w:rFonts w:ascii="Arial" w:hAnsi="Arial" w:cs="Arial"/>
                 <w:sz w:val="20"/>
@@ -1571,8 +1571,8 @@
                 <w:right w:val="nil"/>
                 <w:between w:val="nil"/>
               </w:pBdr>
-              <w:spacing w:after="0" w:line="240" w:lineRule="auto"/>
-              <w:ind w:left="229" w:hanging="270"/>
+              <w:spacing w:after="120" w:line="240" w:lineRule="auto"/>
+              <w:ind w:left="231" w:hanging="274"/>
               <w:rPr>
                 <w:rFonts w:ascii="Arial" w:hAnsi="Arial" w:cs="Arial"/>
                 <w:sz w:val="20"/>
@@ -1612,27 +1612,27 @@
                 <w:right w:val="nil"/>
                 <w:between w:val="nil"/>
               </w:pBdr>
-              <w:spacing w:after="60" w:line="240" w:lineRule="auto"/>
-              <w:ind w:left="229" w:hanging="270"/>
-              <w:rPr>
-                <w:rFonts w:ascii="Arial" w:hAnsi="Arial" w:cs="Arial"/>
-                <w:sz w:val="20"/>
-                <w:szCs w:val="20"/>
-              </w:rPr>
-            </w:pPr>
-            <w:r>
-              <w:rPr>
-                <w:rFonts w:ascii="Arial" w:hAnsi="Arial" w:cs="Arial"/>
-                <w:sz w:val="20"/>
-                <w:szCs w:val="20"/>
+              <w:spacing w:after="120"/>
+              <w:ind w:left="231" w:hanging="274"/>
+              <w:rPr>
+                <w:rFonts w:ascii="Arial" w:hAnsi="Arial" w:cs="Arial"/>
+                <w:sz w:val="21"/>
+                <w:szCs w:val="21"/>
+              </w:rPr>
+            </w:pPr>
+            <w:r>
+              <w:rPr>
+                <w:rFonts w:ascii="Arial" w:hAnsi="Arial" w:cs="Arial"/>
+                <w:sz w:val="21"/>
+                <w:szCs w:val="21"/>
               </w:rPr>
               <w:t xml:space="preserve">11.1.13 - Lab: </w:t>
             </w:r>
             <w:r>
               <w:rPr>
                 <w:rFonts w:ascii="Arial" w:hAnsi="Arial" w:cs="Arial"/>
-                <w:sz w:val="20"/>
-                <w:szCs w:val="20"/>
+                <w:sz w:val="21"/>
+                <w:szCs w:val="21"/>
               </w:rPr>
               <w:br/>
             </w:r>
@@ -1641,8 +1641,8 @@
                 <w:rFonts w:ascii="Arial" w:hAnsi="Arial" w:cs="Arial"/>
                 <w:b/>
                 <w:bCs/>
-                <w:sz w:val="20"/>
-                <w:szCs w:val="20"/>
+                <w:sz w:val="21"/>
+                <w:szCs w:val="21"/>
               </w:rPr>
               <w:t>Create a Ticket</w:t>
             </w:r>
@@ -1660,27 +1660,27 @@
                 <w:right w:val="nil"/>
                 <w:between w:val="nil"/>
               </w:pBdr>
-              <w:spacing w:after="60" w:line="240" w:lineRule="auto"/>
-              <w:ind w:left="229" w:hanging="270"/>
-              <w:rPr>
-                <w:rFonts w:ascii="Arial" w:hAnsi="Arial" w:cs="Arial"/>
-                <w:sz w:val="20"/>
-                <w:szCs w:val="20"/>
-              </w:rPr>
-            </w:pPr>
-            <w:r>
-              <w:rPr>
-                <w:rFonts w:ascii="Arial" w:hAnsi="Arial" w:cs="Arial"/>
-                <w:sz w:val="20"/>
-                <w:szCs w:val="20"/>
+              <w:spacing w:after="120"/>
+              <w:ind w:left="231" w:hanging="274"/>
+              <w:rPr>
+                <w:rFonts w:ascii="Arial" w:hAnsi="Arial" w:cs="Arial"/>
+                <w:sz w:val="21"/>
+                <w:szCs w:val="21"/>
+              </w:rPr>
+            </w:pPr>
+            <w:r>
+              <w:rPr>
+                <w:rFonts w:ascii="Arial" w:hAnsi="Arial" w:cs="Arial"/>
+                <w:sz w:val="21"/>
+                <w:szCs w:val="21"/>
               </w:rPr>
               <w:t xml:space="preserve">11.1.14 - Lab: </w:t>
             </w:r>
             <w:r>
               <w:rPr>
                 <w:rFonts w:ascii="Arial" w:hAnsi="Arial" w:cs="Arial"/>
-                <w:sz w:val="20"/>
-                <w:szCs w:val="20"/>
+                <w:sz w:val="21"/>
+                <w:szCs w:val="21"/>
               </w:rPr>
               <w:br/>
             </w:r>
@@ -1689,8 +1689,8 @@
                 <w:rFonts w:ascii="Arial" w:hAnsi="Arial" w:cs="Arial"/>
                 <w:b/>
                 <w:bCs/>
-                <w:sz w:val="20"/>
-                <w:szCs w:val="20"/>
+                <w:sz w:val="21"/>
+                <w:szCs w:val="21"/>
               </w:rPr>
               <w:t>Close a Ticket</w:t>
             </w:r>
@@ -1708,19 +1708,19 @@
                 <w:right w:val="nil"/>
                 <w:between w:val="nil"/>
               </w:pBdr>
-              <w:spacing w:after="60" w:line="240" w:lineRule="auto"/>
-              <w:ind w:left="229" w:hanging="270"/>
-              <w:rPr>
-                <w:rFonts w:ascii="Arial" w:hAnsi="Arial" w:cs="Arial"/>
-                <w:sz w:val="20"/>
-                <w:szCs w:val="20"/>
-              </w:rPr>
-            </w:pPr>
-            <w:r>
-              <w:rPr>
-                <w:rFonts w:ascii="Arial" w:hAnsi="Arial" w:cs="Arial"/>
-                <w:sz w:val="20"/>
-                <w:szCs w:val="20"/>
+              <w:spacing w:after="120"/>
+              <w:ind w:left="231" w:hanging="274"/>
+              <w:rPr>
+                <w:rFonts w:ascii="Arial" w:hAnsi="Arial" w:cs="Arial"/>
+                <w:sz w:val="21"/>
+                <w:szCs w:val="21"/>
+              </w:rPr>
+            </w:pPr>
+            <w:r>
+              <w:rPr>
+                <w:rFonts w:ascii="Arial" w:hAnsi="Arial" w:cs="Arial"/>
+                <w:sz w:val="21"/>
+                <w:szCs w:val="21"/>
               </w:rPr>
               <w:t>11.3.8 - Lesson Review</w:t>
             </w:r>
@@ -1738,29 +1738,29 @@
                 <w:right w:val="nil"/>
                 <w:between w:val="nil"/>
               </w:pBdr>
-              <w:spacing w:after="60" w:line="240" w:lineRule="auto"/>
-              <w:ind w:left="229" w:hanging="270"/>
-              <w:rPr>
-                <w:rFonts w:ascii="Arial" w:hAnsi="Arial" w:cs="Arial"/>
-                <w:sz w:val="20"/>
-                <w:szCs w:val="20"/>
-              </w:rPr>
-            </w:pPr>
-            <w:r>
-              <w:rPr>
-                <w:rFonts w:ascii="Arial" w:hAnsi="Arial" w:cs="Arial"/>
-                <w:b/>
-                <w:bCs/>
-                <w:sz w:val="20"/>
-                <w:szCs w:val="20"/>
+              <w:spacing w:after="120"/>
+              <w:ind w:left="231" w:hanging="274"/>
+              <w:rPr>
+                <w:rFonts w:ascii="Arial" w:hAnsi="Arial" w:cs="Arial"/>
+                <w:sz w:val="20"/>
+                <w:szCs w:val="20"/>
+              </w:rPr>
+            </w:pPr>
+            <w:r>
+              <w:rPr>
+                <w:rFonts w:ascii="Arial" w:hAnsi="Arial" w:cs="Arial"/>
+                <w:b/>
+                <w:bCs/>
+                <w:sz w:val="21"/>
+                <w:szCs w:val="21"/>
               </w:rPr>
               <w:t>11.5</w:t>
             </w:r>
             <w:r>
               <w:rPr>
                 <w:rFonts w:ascii="Arial" w:hAnsi="Arial" w:cs="Arial"/>
-                <w:sz w:val="20"/>
-                <w:szCs w:val="20"/>
+                <w:sz w:val="21"/>
+                <w:szCs w:val="21"/>
               </w:rPr>
               <w:t xml:space="preserve"> - Module Quiz</w:t>
             </w:r>
@@ -1783,58 +1783,58 @@
           </w:tcPr>
           <w:p>
             <w:pPr>
-              <w:spacing w:after="60" w:line="240" w:lineRule="auto"/>
+              <w:spacing w:after="120" w:line="240" w:lineRule="auto"/>
               <w:rPr>
                 <w:rFonts w:ascii="Consolas" w:hAnsi="Consolas" w:cs="Consolas"/>
-                <w:sz w:val="21"/>
-                <w:szCs w:val="21"/>
+                <w:sz w:val="22"/>
+                <w:szCs w:val="22"/>
               </w:rPr>
             </w:pPr>
             <w:r>
               <w:rPr>
                 <w:rFonts w:ascii="Consolas" w:hAnsi="Consolas" w:cs="Consolas"/>
-                <w:sz w:val="21"/>
-                <w:szCs w:val="21"/>
+                <w:sz w:val="22"/>
+                <w:szCs w:val="22"/>
               </w:rPr>
               <w:t>Module 12</w:t>
             </w:r>
           </w:p>
           <w:p>
             <w:pPr>
-              <w:spacing w:after="60" w:line="240" w:lineRule="auto"/>
-              <w:rPr>
-                <w:rFonts w:ascii="Arial" w:hAnsi="Arial" w:cs="Arial"/>
-                <w:b/>
-                <w:bCs/>
-                <w:sz w:val="21"/>
-                <w:szCs w:val="21"/>
-              </w:rPr>
-            </w:pPr>
-            <w:r>
-              <w:rPr>
-                <w:rFonts w:ascii="Arial" w:hAnsi="Arial" w:cs="Arial"/>
-                <w:b/>
-                <w:bCs/>
-                <w:sz w:val="21"/>
-                <w:szCs w:val="21"/>
+              <w:spacing w:after="120" w:line="240" w:lineRule="auto"/>
+              <w:rPr>
+                <w:rFonts w:ascii="Arial" w:hAnsi="Arial" w:cs="Arial"/>
+                <w:b/>
+                <w:bCs/>
+                <w:sz w:val="22"/>
+                <w:szCs w:val="22"/>
+              </w:rPr>
+            </w:pPr>
+            <w:r>
+              <w:rPr>
+                <w:rFonts w:ascii="Arial" w:hAnsi="Arial" w:cs="Arial"/>
+                <w:b/>
+                <w:bCs/>
+                <w:sz w:val="22"/>
+                <w:szCs w:val="22"/>
               </w:rPr>
               <w:t>Configuring Windows</w:t>
             </w:r>
           </w:p>
           <w:p>
             <w:pPr>
-              <w:spacing w:after="60" w:line="240" w:lineRule="auto"/>
-              <w:rPr>
-                <w:rFonts w:ascii="Arial" w:hAnsi="Arial" w:cs="Arial"/>
-                <w:sz w:val="21"/>
-                <w:szCs w:val="21"/>
-              </w:rPr>
-            </w:pPr>
-            <w:r>
-              <w:rPr>
-                <w:rFonts w:ascii="Arial" w:hAnsi="Arial" w:cs="Arial"/>
-                <w:sz w:val="21"/>
-                <w:szCs w:val="21"/>
+              <w:spacing w:after="120" w:line="240" w:lineRule="auto"/>
+              <w:rPr>
+                <w:rFonts w:ascii="Arial" w:hAnsi="Arial" w:cs="Arial"/>
+                <w:sz w:val="22"/>
+                <w:szCs w:val="22"/>
+              </w:rPr>
+            </w:pPr>
+            <w:r>
+              <w:rPr>
+                <w:rFonts w:ascii="Arial" w:hAnsi="Arial" w:cs="Arial"/>
+                <w:sz w:val="22"/>
+                <w:szCs w:val="22"/>
               </w:rPr>
               <w:t>Primary CLOs:</w:t>
             </w:r>
@@ -1852,19 +1852,19 @@
                 <w:right w:val="nil"/>
                 <w:between w:val="nil"/>
               </w:pBdr>
-              <w:spacing w:after="60" w:line="240" w:lineRule="auto"/>
+              <w:spacing w:after="120" w:line="240" w:lineRule="auto"/>
               <w:ind w:left="360"/>
               <w:rPr>
                 <w:rFonts w:ascii="Consolas" w:hAnsi="Consolas" w:cs="Consolas"/>
-                <w:sz w:val="21"/>
-                <w:szCs w:val="21"/>
+                <w:sz w:val="22"/>
+                <w:szCs w:val="22"/>
               </w:rPr>
             </w:pPr>
             <w:r>
               <w:rPr>
                 <w:rFonts w:ascii="Consolas" w:hAnsi="Consolas" w:cs="Consolas"/>
-                <w:sz w:val="21"/>
-                <w:szCs w:val="21"/>
+                <w:sz w:val="22"/>
+                <w:szCs w:val="22"/>
               </w:rPr>
               <w:t>I, II, VIII</w:t>
             </w:r>
@@ -1886,29 +1886,29 @@
                 <w:ilvl w:val="0"/>
                 <w:numId w:val="1"/>
               </w:numPr>
-              <w:spacing w:after="60" w:line="240" w:lineRule="auto"/>
-              <w:ind w:left="231" w:hanging="274"/>
-              <w:rPr>
-                <w:rFonts w:ascii="Arial" w:hAnsi="Arial" w:cs="Arial"/>
-                <w:sz w:val="21"/>
-                <w:szCs w:val="21"/>
-              </w:rPr>
-            </w:pPr>
-            <w:r>
-              <w:rPr>
-                <w:rFonts w:ascii="Arial" w:hAnsi="Arial" w:cs="Arial"/>
-                <w:b/>
-                <w:bCs/>
-                <w:sz w:val="21"/>
-                <w:szCs w:val="21"/>
+              <w:spacing w:after="120" w:line="240" w:lineRule="auto"/>
+              <w:ind w:left="231" w:hanging="274"/>
+              <w:rPr>
+                <w:rFonts w:ascii="Arial" w:hAnsi="Arial" w:cs="Arial"/>
+                <w:sz w:val="22"/>
+                <w:szCs w:val="22"/>
+              </w:rPr>
+            </w:pPr>
+            <w:r>
+              <w:rPr>
+                <w:rFonts w:ascii="Arial" w:hAnsi="Arial" w:cs="Arial"/>
+                <w:b/>
+                <w:bCs/>
+                <w:sz w:val="22"/>
+                <w:szCs w:val="22"/>
               </w:rPr>
               <w:t>12.1</w:t>
             </w:r>
             <w:r>
               <w:rPr>
                 <w:rFonts w:ascii="Arial" w:hAnsi="Arial" w:cs="Arial"/>
-                <w:sz w:val="21"/>
-                <w:szCs w:val="21"/>
+                <w:sz w:val="22"/>
+                <w:szCs w:val="22"/>
               </w:rPr>
               <w:t xml:space="preserve"> Configure Windows user and system settings to address common user requirements and preferences</w:t>
             </w:r>
@@ -1919,29 +1919,29 @@
                 <w:ilvl w:val="0"/>
                 <w:numId w:val="1"/>
               </w:numPr>
-              <w:spacing w:after="60" w:line="240" w:lineRule="auto"/>
-              <w:ind w:left="231" w:hanging="274"/>
-              <w:rPr>
-                <w:rFonts w:ascii="Arial" w:hAnsi="Arial" w:cs="Arial"/>
-                <w:sz w:val="21"/>
-                <w:szCs w:val="21"/>
-              </w:rPr>
-            </w:pPr>
-            <w:r>
-              <w:rPr>
-                <w:rFonts w:ascii="Arial" w:hAnsi="Arial" w:cs="Arial"/>
-                <w:b/>
-                <w:bCs/>
-                <w:sz w:val="21"/>
-                <w:szCs w:val="21"/>
+              <w:spacing w:after="120" w:line="240" w:lineRule="auto"/>
+              <w:ind w:left="231" w:hanging="274"/>
+              <w:rPr>
+                <w:rFonts w:ascii="Arial" w:hAnsi="Arial" w:cs="Arial"/>
+                <w:sz w:val="22"/>
+                <w:szCs w:val="22"/>
+              </w:rPr>
+            </w:pPr>
+            <w:r>
+              <w:rPr>
+                <w:rFonts w:ascii="Arial" w:hAnsi="Arial" w:cs="Arial"/>
+                <w:b/>
+                <w:bCs/>
+                <w:sz w:val="22"/>
+                <w:szCs w:val="22"/>
               </w:rPr>
               <w:t>12.2</w:t>
             </w:r>
             <w:r>
               <w:rPr>
                 <w:rFonts w:ascii="Arial" w:hAnsi="Arial" w:cs="Arial"/>
-                <w:sz w:val="21"/>
-                <w:szCs w:val="21"/>
+                <w:sz w:val="22"/>
+                <w:szCs w:val="22"/>
               </w:rPr>
               <w:t xml:space="preserve"> Install and manage applications based on system requirements and distribution methods</w:t>
             </w:r>
@@ -1952,29 +1952,29 @@
                 <w:ilvl w:val="0"/>
                 <w:numId w:val="1"/>
               </w:numPr>
-              <w:spacing w:after="60" w:line="240" w:lineRule="auto"/>
-              <w:ind w:left="231" w:hanging="274"/>
-              <w:rPr>
-                <w:rFonts w:ascii="Arial" w:hAnsi="Arial" w:cs="Arial"/>
-                <w:sz w:val="21"/>
-                <w:szCs w:val="21"/>
-              </w:rPr>
-            </w:pPr>
-            <w:r>
-              <w:rPr>
-                <w:rFonts w:ascii="Arial" w:hAnsi="Arial" w:cs="Arial"/>
-                <w:b/>
-                <w:bCs/>
-                <w:sz w:val="21"/>
-                <w:szCs w:val="21"/>
+              <w:spacing w:after="120" w:line="240" w:lineRule="auto"/>
+              <w:ind w:left="231" w:hanging="274"/>
+              <w:rPr>
+                <w:rFonts w:ascii="Arial" w:hAnsi="Arial" w:cs="Arial"/>
+                <w:sz w:val="22"/>
+                <w:szCs w:val="22"/>
+              </w:rPr>
+            </w:pPr>
+            <w:r>
+              <w:rPr>
+                <w:rFonts w:ascii="Arial" w:hAnsi="Arial" w:cs="Arial"/>
+                <w:b/>
+                <w:bCs/>
+                <w:sz w:val="22"/>
+                <w:szCs w:val="22"/>
               </w:rPr>
               <w:t>12.3</w:t>
             </w:r>
             <w:r>
               <w:rPr>
                 <w:rFonts w:ascii="Arial" w:hAnsi="Arial" w:cs="Arial"/>
-                <w:sz w:val="21"/>
-                <w:szCs w:val="21"/>
+                <w:sz w:val="22"/>
+                <w:szCs w:val="22"/>
               </w:rPr>
               <w:t xml:space="preserve"> Implement cloud-based productivity tools and understand their advantages and limitations</w:t>
             </w:r>
@@ -2194,27 +2194,27 @@
                 <w:right w:val="nil"/>
                 <w:between w:val="nil"/>
               </w:pBdr>
-              <w:spacing w:after="60" w:line="240" w:lineRule="auto"/>
-              <w:ind w:left="229" w:hanging="270"/>
-              <w:rPr>
-                <w:rFonts w:ascii="Arial" w:hAnsi="Arial" w:cs="Arial"/>
-                <w:sz w:val="20"/>
-                <w:szCs w:val="20"/>
-              </w:rPr>
-            </w:pPr>
-            <w:r>
-              <w:rPr>
-                <w:rFonts w:ascii="Arial" w:hAnsi="Arial" w:cs="Arial"/>
-                <w:sz w:val="20"/>
-                <w:szCs w:val="20"/>
+              <w:spacing w:after="120"/>
+              <w:ind w:left="231" w:hanging="274"/>
+              <w:rPr>
+                <w:rFonts w:ascii="Arial" w:hAnsi="Arial" w:cs="Arial"/>
+                <w:sz w:val="21"/>
+                <w:szCs w:val="21"/>
+              </w:rPr>
+            </w:pPr>
+            <w:r>
+              <w:rPr>
+                <w:rFonts w:ascii="Arial" w:hAnsi="Arial" w:cs="Arial"/>
+                <w:sz w:val="21"/>
+                <w:szCs w:val="21"/>
               </w:rPr>
               <w:t xml:space="preserve">12.4.6 - Lab: </w:t>
             </w:r>
             <w:r>
               <w:rPr>
                 <w:rFonts w:ascii="Arial" w:hAnsi="Arial" w:cs="Arial"/>
-                <w:sz w:val="20"/>
-                <w:szCs w:val="20"/>
+                <w:sz w:val="21"/>
+                <w:szCs w:val="21"/>
               </w:rPr>
               <w:br/>
             </w:r>
@@ -2223,8 +2223,8 @@
                 <w:rFonts w:ascii="Arial" w:hAnsi="Arial" w:cs="Arial"/>
                 <w:b/>
                 <w:bCs/>
-                <w:sz w:val="20"/>
-                <w:szCs w:val="20"/>
+                <w:sz w:val="21"/>
+                <w:szCs w:val="21"/>
               </w:rPr>
               <w:t>Create Azure Storage Account</w:t>
             </w:r>
@@ -2242,19 +2242,19 @@
                 <w:right w:val="nil"/>
                 <w:between w:val="nil"/>
               </w:pBdr>
-              <w:spacing w:after="60" w:line="240" w:lineRule="auto"/>
-              <w:ind w:left="229" w:hanging="270"/>
-              <w:rPr>
-                <w:rFonts w:ascii="Arial" w:hAnsi="Arial" w:cs="Arial"/>
-                <w:sz w:val="20"/>
-                <w:szCs w:val="20"/>
-              </w:rPr>
-            </w:pPr>
-            <w:r>
-              <w:rPr>
-                <w:rFonts w:ascii="Arial" w:hAnsi="Arial" w:cs="Arial"/>
-                <w:sz w:val="20"/>
-                <w:szCs w:val="20"/>
+              <w:spacing w:after="120"/>
+              <w:ind w:left="231" w:hanging="274"/>
+              <w:rPr>
+                <w:rFonts w:ascii="Arial" w:hAnsi="Arial" w:cs="Arial"/>
+                <w:sz w:val="21"/>
+                <w:szCs w:val="21"/>
+              </w:rPr>
+            </w:pPr>
+            <w:r>
+              <w:rPr>
+                <w:rFonts w:ascii="Arial" w:hAnsi="Arial" w:cs="Arial"/>
+                <w:sz w:val="21"/>
+                <w:szCs w:val="21"/>
               </w:rPr>
               <w:t>12.4.7 - Lesson Review</w:t>
             </w:r>
@@ -2272,29 +2272,29 @@
                 <w:right w:val="nil"/>
                 <w:between w:val="nil"/>
               </w:pBdr>
-              <w:spacing w:after="60" w:line="240" w:lineRule="auto"/>
-              <w:ind w:left="229" w:hanging="270"/>
-              <w:rPr>
-                <w:rFonts w:ascii="Arial" w:hAnsi="Arial" w:cs="Arial"/>
-                <w:sz w:val="20"/>
-                <w:szCs w:val="20"/>
-              </w:rPr>
-            </w:pPr>
-            <w:r>
-              <w:rPr>
-                <w:rFonts w:ascii="Arial" w:hAnsi="Arial" w:cs="Arial"/>
-                <w:b/>
-                <w:bCs/>
-                <w:sz w:val="20"/>
-                <w:szCs w:val="20"/>
+              <w:spacing w:after="120"/>
+              <w:ind w:left="231" w:hanging="274"/>
+              <w:rPr>
+                <w:rFonts w:ascii="Arial" w:hAnsi="Arial" w:cs="Arial"/>
+                <w:sz w:val="20"/>
+                <w:szCs w:val="20"/>
+              </w:rPr>
+            </w:pPr>
+            <w:r>
+              <w:rPr>
+                <w:rFonts w:ascii="Arial" w:hAnsi="Arial" w:cs="Arial"/>
+                <w:b/>
+                <w:bCs/>
+                <w:sz w:val="21"/>
+                <w:szCs w:val="21"/>
               </w:rPr>
               <w:t>12.6</w:t>
             </w:r>
             <w:r>
               <w:rPr>
                 <w:rFonts w:ascii="Arial" w:hAnsi="Arial" w:cs="Arial"/>
-                <w:sz w:val="20"/>
-                <w:szCs w:val="20"/>
+                <w:sz w:val="21"/>
+                <w:szCs w:val="21"/>
               </w:rPr>
               <w:t xml:space="preserve"> - Module Quiz</w:t>
             </w:r>
@@ -2317,18 +2317,18 @@
           </w:tcPr>
           <w:p>
             <w:pPr>
-              <w:spacing w:after="60" w:line="240" w:lineRule="auto"/>
+              <w:spacing w:after="240"/>
               <w:rPr>
                 <w:rFonts w:ascii="Consolas" w:hAnsi="Consolas" w:cs="Consolas"/>
-                <w:sz w:val="21"/>
-                <w:szCs w:val="21"/>
+                <w:sz w:val="22"/>
+                <w:szCs w:val="22"/>
               </w:rPr>
             </w:pPr>
             <w:r>
               <w:rPr>
                 <w:rFonts w:ascii="Consolas" w:hAnsi="Consolas" w:cs="Consolas"/>
-                <w:sz w:val="21"/>
-                <w:szCs w:val="21"/>
+                <w:sz w:val="22"/>
+                <w:szCs w:val="22"/>
               </w:rPr>
               <w:lastRenderedPageBreak/>
               <w:t>Module 13</w:t>
@@ -2336,40 +2336,40 @@
           </w:p>
           <w:p>
             <w:pPr>
-              <w:spacing w:after="60" w:line="240" w:lineRule="auto"/>
-              <w:rPr>
-                <w:rFonts w:ascii="Arial" w:hAnsi="Arial" w:cs="Arial"/>
-                <w:b/>
-                <w:bCs/>
-                <w:sz w:val="21"/>
-                <w:szCs w:val="21"/>
-              </w:rPr>
-            </w:pPr>
-            <w:r>
-              <w:rPr>
-                <w:rFonts w:ascii="Arial" w:hAnsi="Arial" w:cs="Arial"/>
-                <w:b/>
-                <w:bCs/>
-                <w:sz w:val="21"/>
-                <w:szCs w:val="21"/>
+              <w:spacing w:after="240"/>
+              <w:rPr>
+                <w:rFonts w:ascii="Arial" w:hAnsi="Arial" w:cs="Arial"/>
+                <w:b/>
+                <w:bCs/>
+                <w:sz w:val="22"/>
+                <w:szCs w:val="22"/>
+              </w:rPr>
+            </w:pPr>
+            <w:r>
+              <w:rPr>
+                <w:rFonts w:ascii="Arial" w:hAnsi="Arial" w:cs="Arial"/>
+                <w:b/>
+                <w:bCs/>
+                <w:sz w:val="22"/>
+                <w:szCs w:val="22"/>
               </w:rPr>
               <w:t>Managing Windows</w:t>
             </w:r>
           </w:p>
           <w:p>
             <w:pPr>
-              <w:spacing w:after="60" w:line="240" w:lineRule="auto"/>
-              <w:rPr>
-                <w:rFonts w:ascii="Arial" w:hAnsi="Arial" w:cs="Arial"/>
-                <w:sz w:val="21"/>
-                <w:szCs w:val="21"/>
-              </w:rPr>
-            </w:pPr>
-            <w:r>
-              <w:rPr>
-                <w:rFonts w:ascii="Arial" w:hAnsi="Arial" w:cs="Arial"/>
-                <w:sz w:val="21"/>
-                <w:szCs w:val="21"/>
+              <w:spacing w:after="240"/>
+              <w:rPr>
+                <w:rFonts w:ascii="Arial" w:hAnsi="Arial" w:cs="Arial"/>
+                <w:sz w:val="22"/>
+                <w:szCs w:val="22"/>
+              </w:rPr>
+            </w:pPr>
+            <w:r>
+              <w:rPr>
+                <w:rFonts w:ascii="Arial" w:hAnsi="Arial" w:cs="Arial"/>
+                <w:sz w:val="22"/>
+                <w:szCs w:val="22"/>
               </w:rPr>
               <w:t>Primary CLOs:</w:t>
             </w:r>
@@ -2387,19 +2387,19 @@
                 <w:right w:val="nil"/>
                 <w:between w:val="nil"/>
               </w:pBdr>
-              <w:spacing w:after="60" w:line="240" w:lineRule="auto"/>
+              <w:spacing w:after="240"/>
               <w:ind w:left="360"/>
               <w:rPr>
                 <w:rFonts w:ascii="Consolas" w:hAnsi="Consolas" w:cs="Consolas"/>
-                <w:sz w:val="21"/>
-                <w:szCs w:val="21"/>
+                <w:sz w:val="22"/>
+                <w:szCs w:val="22"/>
               </w:rPr>
             </w:pPr>
             <w:r>
               <w:rPr>
                 <w:rFonts w:ascii="Consolas" w:hAnsi="Consolas" w:cs="Consolas"/>
-                <w:sz w:val="21"/>
-                <w:szCs w:val="21"/>
+                <w:sz w:val="22"/>
+                <w:szCs w:val="22"/>
               </w:rPr>
               <w:t>I, II, VIII</w:t>
             </w:r>
@@ -2421,29 +2421,29 @@
                 <w:ilvl w:val="0"/>
                 <w:numId w:val="1"/>
               </w:numPr>
-              <w:spacing w:after="60" w:line="240" w:lineRule="auto"/>
-              <w:ind w:left="231" w:hanging="274"/>
-              <w:rPr>
-                <w:rFonts w:ascii="Arial" w:hAnsi="Arial" w:cs="Arial"/>
-                <w:sz w:val="21"/>
-                <w:szCs w:val="21"/>
-              </w:rPr>
-            </w:pPr>
-            <w:r>
-              <w:rPr>
-                <w:rFonts w:ascii="Arial" w:hAnsi="Arial" w:cs="Arial"/>
-                <w:b/>
-                <w:bCs/>
-                <w:sz w:val="21"/>
-                <w:szCs w:val="21"/>
+              <w:spacing w:after="120"/>
+              <w:ind w:left="231" w:hanging="274"/>
+              <w:rPr>
+                <w:rFonts w:ascii="Arial" w:hAnsi="Arial" w:cs="Arial"/>
+                <w:sz w:val="22"/>
+                <w:szCs w:val="22"/>
+              </w:rPr>
+            </w:pPr>
+            <w:r>
+              <w:rPr>
+                <w:rFonts w:ascii="Arial" w:hAnsi="Arial" w:cs="Arial"/>
+                <w:b/>
+                <w:bCs/>
+                <w:sz w:val="22"/>
+                <w:szCs w:val="22"/>
               </w:rPr>
               <w:t>13.1</w:t>
             </w:r>
             <w:r>
               <w:rPr>
                 <w:rFonts w:ascii="Arial" w:hAnsi="Arial" w:cs="Arial"/>
-                <w:sz w:val="21"/>
-                <w:szCs w:val="21"/>
+                <w:sz w:val="22"/>
+                <w:szCs w:val="22"/>
               </w:rPr>
               <w:t xml:space="preserve"> Use Windows management consoles to configure system settings, manage users, and maintain disk partitions</w:t>
             </w:r>
@@ -2454,29 +2454,29 @@
                 <w:ilvl w:val="0"/>
                 <w:numId w:val="1"/>
               </w:numPr>
-              <w:spacing w:after="60" w:line="240" w:lineRule="auto"/>
-              <w:ind w:left="231" w:hanging="274"/>
-              <w:rPr>
-                <w:rFonts w:ascii="Arial" w:hAnsi="Arial" w:cs="Arial"/>
-                <w:sz w:val="21"/>
-                <w:szCs w:val="21"/>
-              </w:rPr>
-            </w:pPr>
-            <w:r>
-              <w:rPr>
-                <w:rFonts w:ascii="Arial" w:hAnsi="Arial" w:cs="Arial"/>
-                <w:b/>
-                <w:bCs/>
-                <w:sz w:val="21"/>
-                <w:szCs w:val="21"/>
+              <w:spacing w:after="120"/>
+              <w:ind w:left="231" w:hanging="274"/>
+              <w:rPr>
+                <w:rFonts w:ascii="Arial" w:hAnsi="Arial" w:cs="Arial"/>
+                <w:sz w:val="22"/>
+                <w:szCs w:val="22"/>
+              </w:rPr>
+            </w:pPr>
+            <w:r>
+              <w:rPr>
+                <w:rFonts w:ascii="Arial" w:hAnsi="Arial" w:cs="Arial"/>
+                <w:b/>
+                <w:bCs/>
+                <w:sz w:val="22"/>
+                <w:szCs w:val="22"/>
               </w:rPr>
               <w:t>13.2</w:t>
             </w:r>
             <w:r>
               <w:rPr>
                 <w:rFonts w:ascii="Arial" w:hAnsi="Arial" w:cs="Arial"/>
-                <w:sz w:val="21"/>
-                <w:szCs w:val="21"/>
+                <w:sz w:val="22"/>
+                <w:szCs w:val="22"/>
               </w:rPr>
               <w:t xml:space="preserve"> Apply command-line tools to automate routine tasks and manage files, directories, and system settings</w:t>
             </w:r>
@@ -2487,29 +2487,29 @@
                 <w:ilvl w:val="0"/>
                 <w:numId w:val="1"/>
               </w:numPr>
-              <w:spacing w:after="60" w:line="240" w:lineRule="auto"/>
-              <w:ind w:left="231" w:hanging="274"/>
-              <w:rPr>
-                <w:rFonts w:ascii="Arial" w:hAnsi="Arial" w:cs="Arial"/>
-                <w:sz w:val="21"/>
-                <w:szCs w:val="21"/>
-              </w:rPr>
-            </w:pPr>
-            <w:r>
-              <w:rPr>
-                <w:rFonts w:ascii="Arial" w:hAnsi="Arial" w:cs="Arial"/>
-                <w:b/>
-                <w:bCs/>
-                <w:sz w:val="21"/>
-                <w:szCs w:val="21"/>
+              <w:spacing w:after="120"/>
+              <w:ind w:left="231" w:hanging="274"/>
+              <w:rPr>
+                <w:rFonts w:ascii="Arial" w:hAnsi="Arial" w:cs="Arial"/>
+                <w:sz w:val="22"/>
+                <w:szCs w:val="22"/>
+              </w:rPr>
+            </w:pPr>
+            <w:r>
+              <w:rPr>
+                <w:rFonts w:ascii="Arial" w:hAnsi="Arial" w:cs="Arial"/>
+                <w:b/>
+                <w:bCs/>
+                <w:sz w:val="22"/>
+                <w:szCs w:val="22"/>
               </w:rPr>
               <w:t>13.3</w:t>
             </w:r>
             <w:r>
               <w:rPr>
                 <w:rFonts w:ascii="Arial" w:hAnsi="Arial" w:cs="Arial"/>
-                <w:sz w:val="21"/>
-                <w:szCs w:val="21"/>
+                <w:sz w:val="22"/>
+                <w:szCs w:val="22"/>
               </w:rPr>
               <w:t xml:space="preserve"> Configure Windows networking features to establish connectivity, manage IP settings, and implement security measures</w:t>
             </w:r>
@@ -2538,7 +2538,7 @@
                 <w:right w:val="nil"/>
                 <w:between w:val="nil"/>
               </w:pBdr>
-              <w:spacing w:after="0" w:line="240" w:lineRule="auto"/>
+              <w:spacing w:after="0"/>
               <w:ind w:left="229" w:hanging="270"/>
               <w:rPr>
                 <w:rFonts w:ascii="Arial" w:hAnsi="Arial" w:cs="Arial"/>
@@ -2568,7 +2568,7 @@
                 <w:right w:val="nil"/>
                 <w:between w:val="nil"/>
               </w:pBdr>
-              <w:spacing w:after="0" w:line="240" w:lineRule="auto"/>
+              <w:spacing w:after="0"/>
               <w:ind w:left="229" w:hanging="270"/>
               <w:rPr>
                 <w:rFonts w:ascii="Arial" w:hAnsi="Arial" w:cs="Arial"/>
@@ -2598,7 +2598,7 @@
                 <w:right w:val="nil"/>
                 <w:between w:val="nil"/>
               </w:pBdr>
-              <w:spacing w:after="0" w:line="240" w:lineRule="auto"/>
+              <w:spacing w:after="0"/>
               <w:ind w:left="229" w:hanging="270"/>
               <w:rPr>
                 <w:rFonts w:ascii="Arial" w:hAnsi="Arial" w:cs="Arial"/>
@@ -2628,7 +2628,7 @@
                 <w:right w:val="nil"/>
                 <w:between w:val="nil"/>
               </w:pBdr>
-              <w:spacing w:after="0" w:line="240" w:lineRule="auto"/>
+              <w:spacing w:after="0"/>
               <w:ind w:left="229" w:hanging="270"/>
               <w:rPr>
                 <w:rFonts w:ascii="Arial" w:hAnsi="Arial" w:cs="Arial"/>
@@ -2658,7 +2658,7 @@
                 <w:right w:val="nil"/>
                 <w:between w:val="nil"/>
               </w:pBdr>
-              <w:spacing w:after="0" w:line="240" w:lineRule="auto"/>
+              <w:spacing w:after="0"/>
               <w:ind w:left="229" w:hanging="270"/>
               <w:rPr>
                 <w:rFonts w:ascii="Arial" w:hAnsi="Arial" w:cs="Arial"/>
@@ -2703,23 +2703,23 @@
               <w:ind w:left="229" w:hanging="270"/>
               <w:rPr>
                 <w:rFonts w:ascii="Arial" w:hAnsi="Arial" w:cs="Arial"/>
-                <w:sz w:val="20"/>
-                <w:szCs w:val="20"/>
-              </w:rPr>
-            </w:pPr>
-            <w:r>
-              <w:rPr>
-                <w:rFonts w:ascii="Arial" w:hAnsi="Arial" w:cs="Arial"/>
-                <w:sz w:val="20"/>
-                <w:szCs w:val="20"/>
+                <w:sz w:val="21"/>
+                <w:szCs w:val="21"/>
+              </w:rPr>
+            </w:pPr>
+            <w:r>
+              <w:rPr>
+                <w:rFonts w:ascii="Arial" w:hAnsi="Arial" w:cs="Arial"/>
+                <w:sz w:val="21"/>
+                <w:szCs w:val="21"/>
               </w:rPr>
               <w:t xml:space="preserve">13.3.7 - Lab: </w:t>
             </w:r>
             <w:r>
               <w:rPr>
                 <w:rFonts w:ascii="Arial" w:hAnsi="Arial" w:cs="Arial"/>
-                <w:sz w:val="20"/>
-                <w:szCs w:val="20"/>
+                <w:sz w:val="21"/>
+                <w:szCs w:val="21"/>
               </w:rPr>
               <w:br/>
             </w:r>
@@ -2728,8 +2728,8 @@
                 <w:rFonts w:ascii="Arial" w:hAnsi="Arial" w:cs="Arial"/>
                 <w:b/>
                 <w:bCs/>
-                <w:sz w:val="20"/>
-                <w:szCs w:val="20"/>
+                <w:sz w:val="21"/>
+                <w:szCs w:val="21"/>
               </w:rPr>
               <w:t>Configure a VPN Connection</w:t>
             </w:r>
@@ -2751,23 +2751,23 @@
               <w:ind w:left="229" w:hanging="270"/>
               <w:rPr>
                 <w:rFonts w:ascii="Arial" w:hAnsi="Arial" w:cs="Arial"/>
-                <w:sz w:val="20"/>
-                <w:szCs w:val="20"/>
-              </w:rPr>
-            </w:pPr>
-            <w:r>
-              <w:rPr>
-                <w:rFonts w:ascii="Arial" w:hAnsi="Arial" w:cs="Arial"/>
-                <w:sz w:val="20"/>
-                <w:szCs w:val="20"/>
+                <w:sz w:val="21"/>
+                <w:szCs w:val="21"/>
+              </w:rPr>
+            </w:pPr>
+            <w:r>
+              <w:rPr>
+                <w:rFonts w:ascii="Arial" w:hAnsi="Arial" w:cs="Arial"/>
+                <w:sz w:val="21"/>
+                <w:szCs w:val="21"/>
               </w:rPr>
               <w:t xml:space="preserve">13.3.9 - Lab: </w:t>
             </w:r>
             <w:r>
               <w:rPr>
                 <w:rFonts w:ascii="Arial" w:hAnsi="Arial" w:cs="Arial"/>
-                <w:sz w:val="20"/>
-                <w:szCs w:val="20"/>
+                <w:sz w:val="21"/>
+                <w:szCs w:val="21"/>
               </w:rPr>
               <w:br/>
             </w:r>
@@ -2776,8 +2776,8 @@
                 <w:rFonts w:ascii="Arial" w:hAnsi="Arial" w:cs="Arial"/>
                 <w:b/>
                 <w:bCs/>
-                <w:sz w:val="20"/>
-                <w:szCs w:val="20"/>
+                <w:sz w:val="21"/>
+                <w:szCs w:val="21"/>
               </w:rPr>
               <w:t>Local Firewall Settings</w:t>
             </w:r>
@@ -2799,23 +2799,23 @@
               <w:ind w:left="229" w:hanging="270"/>
               <w:rPr>
                 <w:rFonts w:ascii="Arial" w:hAnsi="Arial" w:cs="Arial"/>
-                <w:sz w:val="20"/>
-                <w:szCs w:val="20"/>
-              </w:rPr>
-            </w:pPr>
-            <w:r>
-              <w:rPr>
-                <w:rFonts w:ascii="Arial" w:hAnsi="Arial" w:cs="Arial"/>
-                <w:sz w:val="20"/>
-                <w:szCs w:val="20"/>
+                <w:sz w:val="21"/>
+                <w:szCs w:val="21"/>
+              </w:rPr>
+            </w:pPr>
+            <w:r>
+              <w:rPr>
+                <w:rFonts w:ascii="Arial" w:hAnsi="Arial" w:cs="Arial"/>
+                <w:sz w:val="21"/>
+                <w:szCs w:val="21"/>
               </w:rPr>
               <w:t xml:space="preserve">13.3.10 - Lab: </w:t>
             </w:r>
             <w:r>
               <w:rPr>
                 <w:rFonts w:ascii="Arial" w:hAnsi="Arial" w:cs="Arial"/>
-                <w:sz w:val="20"/>
-                <w:szCs w:val="20"/>
+                <w:sz w:val="21"/>
+                <w:szCs w:val="21"/>
               </w:rPr>
               <w:br/>
             </w:r>
@@ -2824,8 +2824,8 @@
                 <w:rFonts w:ascii="Arial" w:hAnsi="Arial" w:cs="Arial"/>
                 <w:b/>
                 <w:bCs/>
-                <w:sz w:val="20"/>
-                <w:szCs w:val="20"/>
+                <w:sz w:val="21"/>
+                <w:szCs w:val="21"/>
               </w:rPr>
               <w:t>Configure TCP/IP Settings on Win10</w:t>
             </w:r>
@@ -2847,23 +2847,23 @@
               <w:ind w:left="229" w:hanging="270"/>
               <w:rPr>
                 <w:rFonts w:ascii="Arial" w:hAnsi="Arial" w:cs="Arial"/>
-                <w:sz w:val="20"/>
-                <w:szCs w:val="20"/>
-              </w:rPr>
-            </w:pPr>
-            <w:r>
-              <w:rPr>
-                <w:rFonts w:ascii="Arial" w:hAnsi="Arial" w:cs="Arial"/>
-                <w:sz w:val="20"/>
-                <w:szCs w:val="20"/>
+                <w:sz w:val="21"/>
+                <w:szCs w:val="21"/>
+              </w:rPr>
+            </w:pPr>
+            <w:r>
+              <w:rPr>
+                <w:rFonts w:ascii="Arial" w:hAnsi="Arial" w:cs="Arial"/>
+                <w:sz w:val="21"/>
+                <w:szCs w:val="21"/>
               </w:rPr>
               <w:t xml:space="preserve">13.3.11 - Lab: </w:t>
             </w:r>
             <w:r>
               <w:rPr>
                 <w:rFonts w:ascii="Arial" w:hAnsi="Arial" w:cs="Arial"/>
-                <w:sz w:val="20"/>
-                <w:szCs w:val="20"/>
+                <w:sz w:val="21"/>
+                <w:szCs w:val="21"/>
               </w:rPr>
               <w:br/>
             </w:r>
@@ -2872,8 +2872,8 @@
                 <w:rFonts w:ascii="Arial" w:hAnsi="Arial" w:cs="Arial"/>
                 <w:b/>
                 <w:bCs/>
-                <w:sz w:val="20"/>
-                <w:szCs w:val="20"/>
+                <w:sz w:val="21"/>
+                <w:szCs w:val="21"/>
               </w:rPr>
               <w:t>Configure TCP/IP Settings on Win11</w:t>
             </w:r>
@@ -2895,15 +2895,15 @@
               <w:ind w:left="229" w:hanging="270"/>
               <w:rPr>
                 <w:rFonts w:ascii="Arial" w:hAnsi="Arial" w:cs="Arial"/>
-                <w:sz w:val="20"/>
-                <w:szCs w:val="20"/>
-              </w:rPr>
-            </w:pPr>
-            <w:r>
-              <w:rPr>
-                <w:rFonts w:ascii="Arial" w:hAnsi="Arial" w:cs="Arial"/>
-                <w:sz w:val="20"/>
-                <w:szCs w:val="20"/>
+                <w:sz w:val="21"/>
+                <w:szCs w:val="21"/>
+              </w:rPr>
+            </w:pPr>
+            <w:r>
+              <w:rPr>
+                <w:rFonts w:ascii="Arial" w:hAnsi="Arial" w:cs="Arial"/>
+                <w:sz w:val="21"/>
+                <w:szCs w:val="21"/>
               </w:rPr>
               <w:t>13.3.12 - Lesson Review</w:t>
             </w:r>
@@ -2925,25 +2925,25 @@
               <w:ind w:left="229" w:hanging="270"/>
               <w:rPr>
                 <w:rFonts w:ascii="Arial" w:hAnsi="Arial" w:cs="Arial"/>
-                <w:sz w:val="20"/>
-                <w:szCs w:val="20"/>
-              </w:rPr>
-            </w:pPr>
-            <w:r>
-              <w:rPr>
-                <w:rFonts w:ascii="Arial" w:hAnsi="Arial" w:cs="Arial"/>
-                <w:b/>
-                <w:bCs/>
-                <w:sz w:val="20"/>
-                <w:szCs w:val="20"/>
+                <w:sz w:val="21"/>
+                <w:szCs w:val="21"/>
+              </w:rPr>
+            </w:pPr>
+            <w:r>
+              <w:rPr>
+                <w:rFonts w:ascii="Arial" w:hAnsi="Arial" w:cs="Arial"/>
+                <w:b/>
+                <w:bCs/>
+                <w:sz w:val="21"/>
+                <w:szCs w:val="21"/>
               </w:rPr>
               <w:t>13.5</w:t>
             </w:r>
             <w:r>
               <w:rPr>
                 <w:rFonts w:ascii="Arial" w:hAnsi="Arial" w:cs="Arial"/>
-                <w:sz w:val="20"/>
-                <w:szCs w:val="20"/>
+                <w:sz w:val="21"/>
+                <w:szCs w:val="21"/>
               </w:rPr>
               <w:t xml:space="preserve"> - Module Quiz</w:t>
             </w:r>
@@ -3004,10 +3004,10 @@
                 <w:b/>
                 <w:bCs/>
                 <w:color w:val="012F76"/>
-                <w:sz w:val="20"/>
-                <w:szCs w:val="20"/>
-              </w:rPr>
-              <w:t>Service and Windows Foundations</w:t>
+                <w:sz w:val="21"/>
+                <w:szCs w:val="21"/>
+              </w:rPr>
+              <w:t>Click, Type, or Delegate?</w:t>
             </w:r>
           </w:p>
         </w:tc>
@@ -3028,58 +3028,58 @@
           </w:tcPr>
           <w:p>
             <w:pPr>
-              <w:spacing w:after="60" w:line="240" w:lineRule="auto"/>
+              <w:spacing w:after="240"/>
               <w:rPr>
                 <w:rFonts w:ascii="Consolas" w:hAnsi="Consolas" w:cs="Consolas"/>
-                <w:sz w:val="21"/>
-                <w:szCs w:val="21"/>
+                <w:sz w:val="22"/>
+                <w:szCs w:val="22"/>
               </w:rPr>
             </w:pPr>
             <w:r>
               <w:rPr>
                 <w:rFonts w:ascii="Consolas" w:hAnsi="Consolas" w:cs="Consolas"/>
-                <w:sz w:val="21"/>
-                <w:szCs w:val="21"/>
+                <w:sz w:val="22"/>
+                <w:szCs w:val="22"/>
               </w:rPr>
               <w:t>Module 14</w:t>
             </w:r>
           </w:p>
           <w:p>
             <w:pPr>
-              <w:spacing w:after="60" w:line="240" w:lineRule="auto"/>
-              <w:rPr>
-                <w:rFonts w:ascii="Arial" w:hAnsi="Arial" w:cs="Arial"/>
-                <w:b/>
-                <w:bCs/>
-                <w:sz w:val="21"/>
-                <w:szCs w:val="21"/>
-              </w:rPr>
-            </w:pPr>
-            <w:r>
-              <w:rPr>
-                <w:rFonts w:ascii="Arial" w:hAnsi="Arial" w:cs="Arial"/>
-                <w:b/>
-                <w:bCs/>
-                <w:sz w:val="21"/>
-                <w:szCs w:val="21"/>
+              <w:spacing w:after="240"/>
+              <w:rPr>
+                <w:rFonts w:ascii="Arial" w:hAnsi="Arial" w:cs="Arial"/>
+                <w:b/>
+                <w:bCs/>
+                <w:sz w:val="22"/>
+                <w:szCs w:val="22"/>
+              </w:rPr>
+            </w:pPr>
+            <w:r>
+              <w:rPr>
+                <w:rFonts w:ascii="Arial" w:hAnsi="Arial" w:cs="Arial"/>
+                <w:b/>
+                <w:bCs/>
+                <w:sz w:val="22"/>
+                <w:szCs w:val="22"/>
               </w:rPr>
               <w:t>Supporting Windows</w:t>
             </w:r>
           </w:p>
           <w:p>
             <w:pPr>
-              <w:spacing w:after="60" w:line="240" w:lineRule="auto"/>
-              <w:rPr>
-                <w:rFonts w:ascii="Arial" w:hAnsi="Arial" w:cs="Arial"/>
-                <w:sz w:val="21"/>
-                <w:szCs w:val="21"/>
-              </w:rPr>
-            </w:pPr>
-            <w:r>
-              <w:rPr>
-                <w:rFonts w:ascii="Arial" w:hAnsi="Arial" w:cs="Arial"/>
-                <w:sz w:val="21"/>
-                <w:szCs w:val="21"/>
+              <w:spacing w:after="240"/>
+              <w:rPr>
+                <w:rFonts w:ascii="Arial" w:hAnsi="Arial" w:cs="Arial"/>
+                <w:sz w:val="22"/>
+                <w:szCs w:val="22"/>
+              </w:rPr>
+            </w:pPr>
+            <w:r>
+              <w:rPr>
+                <w:rFonts w:ascii="Arial" w:hAnsi="Arial" w:cs="Arial"/>
+                <w:sz w:val="22"/>
+                <w:szCs w:val="22"/>
               </w:rPr>
               <w:t>Primary CLOs:</w:t>
             </w:r>
@@ -3097,19 +3097,19 @@
                 <w:right w:val="nil"/>
                 <w:between w:val="nil"/>
               </w:pBdr>
-              <w:spacing w:after="60" w:line="240" w:lineRule="auto"/>
+              <w:spacing w:after="240"/>
               <w:ind w:left="360"/>
               <w:rPr>
                 <w:rFonts w:ascii="Consolas" w:hAnsi="Consolas" w:cs="Consolas"/>
-                <w:sz w:val="21"/>
-                <w:szCs w:val="21"/>
+                <w:sz w:val="22"/>
+                <w:szCs w:val="22"/>
               </w:rPr>
             </w:pPr>
             <w:r>
               <w:rPr>
                 <w:rFonts w:ascii="Consolas" w:hAnsi="Consolas" w:cs="Consolas"/>
-                <w:sz w:val="21"/>
-                <w:szCs w:val="21"/>
+                <w:sz w:val="22"/>
+                <w:szCs w:val="22"/>
               </w:rPr>
               <w:t>I, II, VIII, XII, XIII</w:t>
             </w:r>
@@ -3131,29 +3131,29 @@
                 <w:ilvl w:val="0"/>
                 <w:numId w:val="1"/>
               </w:numPr>
-              <w:spacing w:after="60" w:line="240" w:lineRule="auto"/>
-              <w:ind w:left="231" w:hanging="274"/>
-              <w:rPr>
-                <w:rFonts w:ascii="Arial" w:hAnsi="Arial" w:cs="Arial"/>
-                <w:sz w:val="21"/>
-                <w:szCs w:val="21"/>
-              </w:rPr>
-            </w:pPr>
-            <w:r>
-              <w:rPr>
-                <w:rFonts w:ascii="Arial" w:hAnsi="Arial" w:cs="Arial"/>
-                <w:b/>
-                <w:bCs/>
-                <w:sz w:val="21"/>
-                <w:szCs w:val="21"/>
+              <w:spacing w:after="120"/>
+              <w:ind w:left="231" w:hanging="274"/>
+              <w:rPr>
+                <w:rFonts w:ascii="Arial" w:hAnsi="Arial" w:cs="Arial"/>
+                <w:sz w:val="22"/>
+                <w:szCs w:val="22"/>
+              </w:rPr>
+            </w:pPr>
+            <w:r>
+              <w:rPr>
+                <w:rFonts w:ascii="Arial" w:hAnsi="Arial" w:cs="Arial"/>
+                <w:b/>
+                <w:bCs/>
+                <w:sz w:val="22"/>
+                <w:szCs w:val="22"/>
               </w:rPr>
               <w:t>14.1</w:t>
             </w:r>
             <w:r>
               <w:rPr>
                 <w:rFonts w:ascii="Arial" w:hAnsi="Arial" w:cs="Arial"/>
-                <w:sz w:val="21"/>
-                <w:szCs w:val="21"/>
+                <w:sz w:val="22"/>
+                <w:szCs w:val="22"/>
               </w:rPr>
               <w:t xml:space="preserve"> Apply network troubleshooting tools and techniques to resolve connectivity issues in both local and remote Windows environments</w:t>
             </w:r>
@@ -3164,29 +3164,29 @@
                 <w:ilvl w:val="0"/>
                 <w:numId w:val="1"/>
               </w:numPr>
-              <w:spacing w:after="60" w:line="240" w:lineRule="auto"/>
-              <w:ind w:left="231" w:hanging="274"/>
-              <w:rPr>
-                <w:rFonts w:ascii="Arial" w:hAnsi="Arial" w:cs="Arial"/>
-                <w:sz w:val="21"/>
-                <w:szCs w:val="21"/>
-              </w:rPr>
-            </w:pPr>
-            <w:r>
-              <w:rPr>
-                <w:rFonts w:ascii="Arial" w:hAnsi="Arial" w:cs="Arial"/>
-                <w:b/>
-                <w:bCs/>
-                <w:sz w:val="21"/>
-                <w:szCs w:val="21"/>
+              <w:spacing w:after="120"/>
+              <w:ind w:left="231" w:hanging="274"/>
+              <w:rPr>
+                <w:rFonts w:ascii="Arial" w:hAnsi="Arial" w:cs="Arial"/>
+                <w:sz w:val="22"/>
+                <w:szCs w:val="22"/>
+              </w:rPr>
+            </w:pPr>
+            <w:r>
+              <w:rPr>
+                <w:rFonts w:ascii="Arial" w:hAnsi="Arial" w:cs="Arial"/>
+                <w:b/>
+                <w:bCs/>
+                <w:sz w:val="22"/>
+                <w:szCs w:val="22"/>
               </w:rPr>
               <w:t>14.2</w:t>
             </w:r>
             <w:r>
               <w:rPr>
                 <w:rFonts w:ascii="Arial" w:hAnsi="Arial" w:cs="Arial"/>
-                <w:sz w:val="21"/>
-                <w:szCs w:val="21"/>
+                <w:sz w:val="22"/>
+                <w:szCs w:val="22"/>
               </w:rPr>
               <w:t xml:space="preserve"> Use remote access technologies to provide technical support and system management without physical access</w:t>
             </w:r>
@@ -3197,29 +3197,29 @@
                 <w:ilvl w:val="0"/>
                 <w:numId w:val="1"/>
               </w:numPr>
-              <w:spacing w:after="60" w:line="240" w:lineRule="auto"/>
-              <w:ind w:left="231" w:hanging="274"/>
-              <w:rPr>
-                <w:rFonts w:ascii="Arial" w:hAnsi="Arial" w:cs="Arial"/>
-                <w:sz w:val="21"/>
-                <w:szCs w:val="21"/>
-              </w:rPr>
-            </w:pPr>
-            <w:r>
-              <w:rPr>
-                <w:rFonts w:ascii="Arial" w:hAnsi="Arial" w:cs="Arial"/>
-                <w:b/>
-                <w:bCs/>
-                <w:sz w:val="21"/>
-                <w:szCs w:val="21"/>
+              <w:spacing w:after="120"/>
+              <w:ind w:left="231" w:hanging="274"/>
+              <w:rPr>
+                <w:rFonts w:ascii="Arial" w:hAnsi="Arial" w:cs="Arial"/>
+                <w:sz w:val="22"/>
+                <w:szCs w:val="22"/>
+              </w:rPr>
+            </w:pPr>
+            <w:r>
+              <w:rPr>
+                <w:rFonts w:ascii="Arial" w:hAnsi="Arial" w:cs="Arial"/>
+                <w:b/>
+                <w:bCs/>
+                <w:sz w:val="22"/>
+                <w:szCs w:val="22"/>
               </w:rPr>
               <w:t>14.3</w:t>
             </w:r>
             <w:r>
               <w:rPr>
                 <w:rFonts w:ascii="Arial" w:hAnsi="Arial" w:cs="Arial"/>
-                <w:sz w:val="21"/>
-                <w:szCs w:val="21"/>
+                <w:sz w:val="22"/>
+                <w:szCs w:val="22"/>
               </w:rPr>
               <w:t xml:space="preserve"> Utilize performance monitoring tools to diagnose system issues and implement Windows OS troubleshooting methods</w:t>
             </w:r>
@@ -3248,7 +3248,7 @@
                 <w:right w:val="nil"/>
                 <w:between w:val="nil"/>
               </w:pBdr>
-              <w:spacing w:after="0" w:line="240" w:lineRule="auto"/>
+              <w:spacing w:after="0"/>
               <w:ind w:left="229" w:hanging="270"/>
               <w:rPr>
                 <w:rFonts w:ascii="Arial" w:hAnsi="Arial" w:cs="Arial"/>
@@ -3278,7 +3278,7 @@
                 <w:right w:val="nil"/>
                 <w:between w:val="nil"/>
               </w:pBdr>
-              <w:spacing w:after="0" w:line="240" w:lineRule="auto"/>
+              <w:spacing w:after="0"/>
               <w:ind w:left="229" w:hanging="270"/>
               <w:rPr>
                 <w:rFonts w:ascii="Arial" w:hAnsi="Arial" w:cs="Arial"/>
@@ -3308,7 +3308,7 @@
                 <w:right w:val="nil"/>
                 <w:between w:val="nil"/>
               </w:pBdr>
-              <w:spacing w:after="0" w:line="240" w:lineRule="auto"/>
+              <w:spacing w:after="0"/>
               <w:ind w:left="229" w:hanging="270"/>
               <w:rPr>
                 <w:rFonts w:ascii="Arial" w:hAnsi="Arial" w:cs="Arial"/>
@@ -3338,7 +3338,7 @@
                 <w:right w:val="nil"/>
                 <w:between w:val="nil"/>
               </w:pBdr>
-              <w:spacing w:after="0" w:line="240" w:lineRule="auto"/>
+              <w:spacing w:after="0"/>
               <w:ind w:left="229" w:hanging="270"/>
               <w:rPr>
                 <w:rFonts w:ascii="Arial" w:hAnsi="Arial" w:cs="Arial"/>
@@ -3368,7 +3368,7 @@
                 <w:right w:val="nil"/>
                 <w:between w:val="nil"/>
               </w:pBdr>
-              <w:spacing w:after="0" w:line="240" w:lineRule="auto"/>
+              <w:spacing w:after="0"/>
               <w:ind w:left="229" w:hanging="270"/>
               <w:rPr>
                 <w:rFonts w:ascii="Arial" w:hAnsi="Arial" w:cs="Arial"/>
@@ -3398,7 +3398,7 @@
                 <w:right w:val="nil"/>
                 <w:between w:val="nil"/>
               </w:pBdr>
-              <w:spacing w:after="0" w:line="240" w:lineRule="auto"/>
+              <w:spacing w:after="0"/>
               <w:ind w:left="229" w:hanging="270"/>
               <w:rPr>
                 <w:rFonts w:ascii="Arial" w:hAnsi="Arial" w:cs="Arial"/>
@@ -3443,23 +3443,23 @@
               <w:ind w:left="229" w:hanging="270"/>
               <w:rPr>
                 <w:rFonts w:ascii="Arial" w:hAnsi="Arial" w:cs="Arial"/>
-                <w:sz w:val="20"/>
-                <w:szCs w:val="20"/>
-              </w:rPr>
-            </w:pPr>
-            <w:r>
-              <w:rPr>
-                <w:rFonts w:ascii="Arial" w:hAnsi="Arial" w:cs="Arial"/>
-                <w:sz w:val="20"/>
-                <w:szCs w:val="20"/>
+                <w:sz w:val="21"/>
+                <w:szCs w:val="21"/>
+              </w:rPr>
+            </w:pPr>
+            <w:r>
+              <w:rPr>
+                <w:rFonts w:ascii="Arial" w:hAnsi="Arial" w:cs="Arial"/>
+                <w:sz w:val="21"/>
+                <w:szCs w:val="21"/>
               </w:rPr>
               <w:t xml:space="preserve">14.4.3 - Lab: </w:t>
             </w:r>
             <w:r>
               <w:rPr>
                 <w:rFonts w:ascii="Arial" w:hAnsi="Arial" w:cs="Arial"/>
-                <w:sz w:val="20"/>
-                <w:szCs w:val="20"/>
+                <w:sz w:val="21"/>
+                <w:szCs w:val="21"/>
               </w:rPr>
               <w:br/>
             </w:r>
@@ -3468,8 +3468,8 @@
                 <w:rFonts w:ascii="Arial" w:hAnsi="Arial" w:cs="Arial"/>
                 <w:b/>
                 <w:bCs/>
-                <w:sz w:val="20"/>
-                <w:szCs w:val="20"/>
+                <w:sz w:val="21"/>
+                <w:szCs w:val="21"/>
               </w:rPr>
               <w:t>Boot into the Win Recovery</w:t>
             </w:r>
@@ -3491,23 +3491,23 @@
               <w:ind w:left="229" w:hanging="270"/>
               <w:rPr>
                 <w:rFonts w:ascii="Arial" w:hAnsi="Arial" w:cs="Arial"/>
-                <w:sz w:val="20"/>
-                <w:szCs w:val="20"/>
-              </w:rPr>
-            </w:pPr>
-            <w:r>
-              <w:rPr>
-                <w:rFonts w:ascii="Arial" w:hAnsi="Arial" w:cs="Arial"/>
-                <w:sz w:val="20"/>
-                <w:szCs w:val="20"/>
+                <w:sz w:val="21"/>
+                <w:szCs w:val="21"/>
+              </w:rPr>
+            </w:pPr>
+            <w:r>
+              <w:rPr>
+                <w:rFonts w:ascii="Arial" w:hAnsi="Arial" w:cs="Arial"/>
+                <w:sz w:val="21"/>
+                <w:szCs w:val="21"/>
               </w:rPr>
               <w:t xml:space="preserve">14.4.5 - Lab: </w:t>
             </w:r>
             <w:r>
               <w:rPr>
                 <w:rFonts w:ascii="Arial" w:hAnsi="Arial" w:cs="Arial"/>
-                <w:sz w:val="20"/>
-                <w:szCs w:val="20"/>
+                <w:sz w:val="21"/>
+                <w:szCs w:val="21"/>
               </w:rPr>
               <w:br/>
             </w:r>
@@ -3516,8 +3516,8 @@
                 <w:rFonts w:ascii="Arial" w:hAnsi="Arial" w:cs="Arial"/>
                 <w:b/>
                 <w:bCs/>
-                <w:sz w:val="20"/>
-                <w:szCs w:val="20"/>
+                <w:sz w:val="21"/>
+                <w:szCs w:val="21"/>
               </w:rPr>
               <w:t>Create Restore Point</w:t>
             </w:r>
@@ -3539,23 +3539,23 @@
               <w:ind w:left="229" w:hanging="270"/>
               <w:rPr>
                 <w:rFonts w:ascii="Arial" w:hAnsi="Arial" w:cs="Arial"/>
-                <w:sz w:val="20"/>
-                <w:szCs w:val="20"/>
-              </w:rPr>
-            </w:pPr>
-            <w:r>
-              <w:rPr>
-                <w:rFonts w:ascii="Arial" w:hAnsi="Arial" w:cs="Arial"/>
-                <w:sz w:val="20"/>
-                <w:szCs w:val="20"/>
+                <w:sz w:val="21"/>
+                <w:szCs w:val="21"/>
+              </w:rPr>
+            </w:pPr>
+            <w:r>
+              <w:rPr>
+                <w:rFonts w:ascii="Arial" w:hAnsi="Arial" w:cs="Arial"/>
+                <w:sz w:val="21"/>
+                <w:szCs w:val="21"/>
               </w:rPr>
               <w:t xml:space="preserve">14.4.9 - Lab: </w:t>
             </w:r>
             <w:r>
               <w:rPr>
                 <w:rFonts w:ascii="Arial" w:hAnsi="Arial" w:cs="Arial"/>
-                <w:sz w:val="20"/>
-                <w:szCs w:val="20"/>
+                <w:sz w:val="21"/>
+                <w:szCs w:val="21"/>
               </w:rPr>
               <w:br/>
             </w:r>
@@ -3564,8 +3564,8 @@
                 <w:rFonts w:ascii="Arial" w:hAnsi="Arial" w:cs="Arial"/>
                 <w:b/>
                 <w:bCs/>
-                <w:sz w:val="20"/>
-                <w:szCs w:val="20"/>
+                <w:sz w:val="21"/>
+                <w:szCs w:val="21"/>
               </w:rPr>
               <w:t>Config Boot Order</w:t>
             </w:r>
@@ -3587,15 +3587,15 @@
               <w:ind w:left="229" w:hanging="270"/>
               <w:rPr>
                 <w:rFonts w:ascii="Arial" w:hAnsi="Arial" w:cs="Arial"/>
-                <w:sz w:val="20"/>
-                <w:szCs w:val="20"/>
-              </w:rPr>
-            </w:pPr>
-            <w:r>
-              <w:rPr>
-                <w:rFonts w:ascii="Arial" w:hAnsi="Arial" w:cs="Arial"/>
-                <w:sz w:val="20"/>
-                <w:szCs w:val="20"/>
+                <w:sz w:val="21"/>
+                <w:szCs w:val="21"/>
+              </w:rPr>
+            </w:pPr>
+            <w:r>
+              <w:rPr>
+                <w:rFonts w:ascii="Arial" w:hAnsi="Arial" w:cs="Arial"/>
+                <w:sz w:val="21"/>
+                <w:szCs w:val="21"/>
               </w:rPr>
               <w:t>14.4.14 - Lesson Review</w:t>
             </w:r>
@@ -3626,16 +3626,16 @@
                 <w:rFonts w:ascii="Arial" w:hAnsi="Arial" w:cs="Arial"/>
                 <w:b/>
                 <w:bCs/>
-                <w:sz w:val="20"/>
-                <w:szCs w:val="20"/>
+                <w:sz w:val="21"/>
+                <w:szCs w:val="21"/>
               </w:rPr>
               <w:t>14.6</w:t>
             </w:r>
             <w:r>
               <w:rPr>
                 <w:rFonts w:ascii="Arial" w:hAnsi="Arial" w:cs="Arial"/>
-                <w:sz w:val="20"/>
-                <w:szCs w:val="20"/>
+                <w:sz w:val="21"/>
+                <w:szCs w:val="21"/>
               </w:rPr>
               <w:t xml:space="preserve"> - Module Quiz</w:t>
             </w:r>
@@ -3658,58 +3658,58 @@
           </w:tcPr>
           <w:p>
             <w:pPr>
-              <w:spacing w:after="60" w:line="240" w:lineRule="auto"/>
+              <w:spacing w:after="240"/>
               <w:rPr>
                 <w:rFonts w:ascii="Consolas" w:hAnsi="Consolas" w:cs="Consolas"/>
-                <w:sz w:val="21"/>
-                <w:szCs w:val="21"/>
+                <w:sz w:val="22"/>
+                <w:szCs w:val="22"/>
               </w:rPr>
             </w:pPr>
             <w:r>
               <w:rPr>
                 <w:rFonts w:ascii="Consolas" w:hAnsi="Consolas" w:cs="Consolas"/>
-                <w:sz w:val="21"/>
-                <w:szCs w:val="21"/>
+                <w:sz w:val="22"/>
+                <w:szCs w:val="22"/>
               </w:rPr>
               <w:t>Module 15</w:t>
             </w:r>
           </w:p>
           <w:p>
             <w:pPr>
-              <w:spacing w:after="60" w:line="240" w:lineRule="auto"/>
-              <w:rPr>
-                <w:rFonts w:ascii="Arial" w:hAnsi="Arial" w:cs="Arial"/>
-                <w:b/>
-                <w:bCs/>
-                <w:sz w:val="21"/>
-                <w:szCs w:val="21"/>
-              </w:rPr>
-            </w:pPr>
-            <w:r>
-              <w:rPr>
-                <w:rFonts w:ascii="Arial" w:hAnsi="Arial" w:cs="Arial"/>
-                <w:b/>
-                <w:bCs/>
-                <w:sz w:val="21"/>
-                <w:szCs w:val="21"/>
+              <w:spacing w:after="240"/>
+              <w:rPr>
+                <w:rFonts w:ascii="Arial" w:hAnsi="Arial" w:cs="Arial"/>
+                <w:b/>
+                <w:bCs/>
+                <w:sz w:val="22"/>
+                <w:szCs w:val="22"/>
+              </w:rPr>
+            </w:pPr>
+            <w:r>
+              <w:rPr>
+                <w:rFonts w:ascii="Arial" w:hAnsi="Arial" w:cs="Arial"/>
+                <w:b/>
+                <w:bCs/>
+                <w:sz w:val="22"/>
+                <w:szCs w:val="22"/>
               </w:rPr>
               <w:t>Securing Windows</w:t>
             </w:r>
           </w:p>
           <w:p>
             <w:pPr>
-              <w:spacing w:after="60" w:line="240" w:lineRule="auto"/>
-              <w:rPr>
-                <w:rFonts w:ascii="Arial" w:hAnsi="Arial" w:cs="Arial"/>
-                <w:sz w:val="21"/>
-                <w:szCs w:val="21"/>
-              </w:rPr>
-            </w:pPr>
-            <w:r>
-              <w:rPr>
-                <w:rFonts w:ascii="Arial" w:hAnsi="Arial" w:cs="Arial"/>
-                <w:sz w:val="21"/>
-                <w:szCs w:val="21"/>
+              <w:spacing w:after="240"/>
+              <w:rPr>
+                <w:rFonts w:ascii="Arial" w:hAnsi="Arial" w:cs="Arial"/>
+                <w:sz w:val="22"/>
+                <w:szCs w:val="22"/>
+              </w:rPr>
+            </w:pPr>
+            <w:r>
+              <w:rPr>
+                <w:rFonts w:ascii="Arial" w:hAnsi="Arial" w:cs="Arial"/>
+                <w:sz w:val="22"/>
+                <w:szCs w:val="22"/>
               </w:rPr>
               <w:t>Primary CLOs:</w:t>
             </w:r>
@@ -3727,19 +3727,19 @@
                 <w:right w:val="nil"/>
                 <w:between w:val="nil"/>
               </w:pBdr>
-              <w:spacing w:after="60" w:line="240" w:lineRule="auto"/>
+              <w:spacing w:after="240"/>
               <w:ind w:left="360"/>
               <w:rPr>
                 <w:rFonts w:ascii="Consolas" w:hAnsi="Consolas" w:cs="Consolas"/>
-                <w:sz w:val="21"/>
-                <w:szCs w:val="21"/>
+                <w:sz w:val="22"/>
+                <w:szCs w:val="22"/>
               </w:rPr>
             </w:pPr>
             <w:r>
               <w:rPr>
                 <w:rFonts w:ascii="Consolas" w:hAnsi="Consolas" w:cs="Consolas"/>
-                <w:sz w:val="21"/>
-                <w:szCs w:val="21"/>
+                <w:sz w:val="22"/>
+                <w:szCs w:val="22"/>
               </w:rPr>
               <w:t>I, II, VI, VII, VIII</w:t>
             </w:r>
@@ -3761,29 +3761,29 @@
                 <w:ilvl w:val="0"/>
                 <w:numId w:val="1"/>
               </w:numPr>
-              <w:spacing w:after="60" w:line="240" w:lineRule="auto"/>
-              <w:ind w:left="231" w:hanging="274"/>
-              <w:rPr>
-                <w:rFonts w:ascii="Arial" w:hAnsi="Arial" w:cs="Arial"/>
-                <w:sz w:val="21"/>
-                <w:szCs w:val="21"/>
-              </w:rPr>
-            </w:pPr>
-            <w:r>
-              <w:rPr>
-                <w:rFonts w:ascii="Arial" w:hAnsi="Arial" w:cs="Arial"/>
-                <w:b/>
-                <w:bCs/>
-                <w:sz w:val="21"/>
-                <w:szCs w:val="21"/>
+              <w:spacing w:after="120"/>
+              <w:ind w:left="231" w:hanging="274"/>
+              <w:rPr>
+                <w:rFonts w:ascii="Arial" w:hAnsi="Arial" w:cs="Arial"/>
+                <w:sz w:val="22"/>
+                <w:szCs w:val="22"/>
+              </w:rPr>
+            </w:pPr>
+            <w:r>
+              <w:rPr>
+                <w:rFonts w:ascii="Arial" w:hAnsi="Arial" w:cs="Arial"/>
+                <w:b/>
+                <w:bCs/>
+                <w:sz w:val="22"/>
+                <w:szCs w:val="22"/>
               </w:rPr>
               <w:t>15.1</w:t>
             </w:r>
             <w:r>
               <w:rPr>
                 <w:rFonts w:ascii="Arial" w:hAnsi="Arial" w:cs="Arial"/>
-                <w:sz w:val="21"/>
-                <w:szCs w:val="21"/>
+                <w:sz w:val="22"/>
+                <w:szCs w:val="22"/>
               </w:rPr>
               <w:t xml:space="preserve"> Apply logical security concepts including user management, authentication methods, and encryption principles to protect Windows systems</w:t>
             </w:r>
@@ -3794,29 +3794,29 @@
                 <w:ilvl w:val="0"/>
                 <w:numId w:val="1"/>
               </w:numPr>
-              <w:spacing w:after="60" w:line="240" w:lineRule="auto"/>
-              <w:ind w:left="231" w:hanging="274"/>
-              <w:rPr>
-                <w:rFonts w:ascii="Arial" w:hAnsi="Arial" w:cs="Arial"/>
-                <w:sz w:val="21"/>
-                <w:szCs w:val="21"/>
-              </w:rPr>
-            </w:pPr>
-            <w:r>
-              <w:rPr>
-                <w:rFonts w:ascii="Arial" w:hAnsi="Arial" w:cs="Arial"/>
-                <w:b/>
-                <w:bCs/>
-                <w:sz w:val="21"/>
-                <w:szCs w:val="21"/>
+              <w:spacing w:after="120"/>
+              <w:ind w:left="231" w:hanging="274"/>
+              <w:rPr>
+                <w:rFonts w:ascii="Arial" w:hAnsi="Arial" w:cs="Arial"/>
+                <w:sz w:val="22"/>
+                <w:szCs w:val="22"/>
+              </w:rPr>
+            </w:pPr>
+            <w:r>
+              <w:rPr>
+                <w:rFonts w:ascii="Arial" w:hAnsi="Arial" w:cs="Arial"/>
+                <w:b/>
+                <w:bCs/>
+                <w:sz w:val="22"/>
+                <w:szCs w:val="22"/>
               </w:rPr>
               <w:t>15.2</w:t>
             </w:r>
             <w:r>
               <w:rPr>
                 <w:rFonts w:ascii="Arial" w:hAnsi="Arial" w:cs="Arial"/>
-                <w:sz w:val="21"/>
-                <w:szCs w:val="21"/>
+                <w:sz w:val="22"/>
+                <w:szCs w:val="22"/>
               </w:rPr>
               <w:t xml:space="preserve"> Configure Windows security settings using appropriate tools and features to implement security controls in various environments</w:t>
             </w:r>
@@ -3827,29 +3827,29 @@
                 <w:ilvl w:val="0"/>
                 <w:numId w:val="1"/>
               </w:numPr>
-              <w:spacing w:after="60" w:line="240" w:lineRule="auto"/>
-              <w:ind w:left="231" w:hanging="274"/>
-              <w:rPr>
-                <w:rFonts w:ascii="Arial" w:hAnsi="Arial" w:cs="Arial"/>
-                <w:sz w:val="21"/>
-                <w:szCs w:val="21"/>
-              </w:rPr>
-            </w:pPr>
-            <w:r>
-              <w:rPr>
-                <w:rFonts w:ascii="Arial" w:hAnsi="Arial" w:cs="Arial"/>
-                <w:b/>
-                <w:bCs/>
-                <w:sz w:val="21"/>
-                <w:szCs w:val="21"/>
+              <w:spacing w:after="120"/>
+              <w:ind w:left="231" w:hanging="274"/>
+              <w:rPr>
+                <w:rFonts w:ascii="Arial" w:hAnsi="Arial" w:cs="Arial"/>
+                <w:sz w:val="22"/>
+                <w:szCs w:val="22"/>
+              </w:rPr>
+            </w:pPr>
+            <w:r>
+              <w:rPr>
+                <w:rFonts w:ascii="Arial" w:hAnsi="Arial" w:cs="Arial"/>
+                <w:b/>
+                <w:bCs/>
+                <w:sz w:val="22"/>
+                <w:szCs w:val="22"/>
               </w:rPr>
               <w:t>15.3</w:t>
             </w:r>
             <w:r>
               <w:rPr>
                 <w:rFonts w:ascii="Arial" w:hAnsi="Arial" w:cs="Arial"/>
-                <w:sz w:val="21"/>
-                <w:szCs w:val="21"/>
+                <w:sz w:val="22"/>
+                <w:szCs w:val="22"/>
               </w:rPr>
               <w:t xml:space="preserve"> Manage Windows shares and permissions to ensure secure resource access while maintaining user productivity</w:t>
             </w:r>
@@ -3878,7 +3878,7 @@
                 <w:right w:val="nil"/>
                 <w:between w:val="nil"/>
               </w:pBdr>
-              <w:spacing w:after="0" w:line="240" w:lineRule="auto"/>
+              <w:spacing w:after="0"/>
               <w:ind w:left="229" w:hanging="270"/>
               <w:rPr>
                 <w:rFonts w:ascii="Arial" w:hAnsi="Arial" w:cs="Arial"/>
@@ -3908,7 +3908,7 @@
                 <w:right w:val="nil"/>
                 <w:between w:val="nil"/>
               </w:pBdr>
-              <w:spacing w:after="0" w:line="240" w:lineRule="auto"/>
+              <w:spacing w:after="0"/>
               <w:ind w:left="229" w:hanging="270"/>
               <w:rPr>
                 <w:rFonts w:ascii="Arial" w:hAnsi="Arial" w:cs="Arial"/>
@@ -3938,7 +3938,7 @@
                 <w:right w:val="nil"/>
                 <w:between w:val="nil"/>
               </w:pBdr>
-              <w:spacing w:after="0" w:line="240" w:lineRule="auto"/>
+              <w:spacing w:after="0"/>
               <w:ind w:left="229" w:hanging="270"/>
               <w:rPr>
                 <w:rFonts w:ascii="Arial" w:hAnsi="Arial" w:cs="Arial"/>
@@ -3968,7 +3968,7 @@
                 <w:right w:val="nil"/>
                 <w:between w:val="nil"/>
               </w:pBdr>
-              <w:spacing w:after="0" w:line="240" w:lineRule="auto"/>
+              <w:spacing w:after="0"/>
               <w:ind w:left="229" w:hanging="270"/>
               <w:rPr>
                 <w:rFonts w:ascii="Arial" w:hAnsi="Arial" w:cs="Arial"/>
@@ -3998,7 +3998,7 @@
                 <w:right w:val="nil"/>
                 <w:between w:val="nil"/>
               </w:pBdr>
-              <w:spacing w:after="0" w:line="240" w:lineRule="auto"/>
+              <w:spacing w:after="0"/>
               <w:ind w:left="229" w:hanging="270"/>
               <w:rPr>
                 <w:rFonts w:ascii="Arial" w:hAnsi="Arial" w:cs="Arial"/>
@@ -4043,23 +4043,23 @@
               <w:ind w:left="229" w:hanging="270"/>
               <w:rPr>
                 <w:rFonts w:ascii="Arial" w:hAnsi="Arial" w:cs="Arial"/>
-                <w:sz w:val="20"/>
-                <w:szCs w:val="20"/>
-              </w:rPr>
-            </w:pPr>
-            <w:r>
-              <w:rPr>
-                <w:rFonts w:ascii="Arial" w:hAnsi="Arial" w:cs="Arial"/>
-                <w:sz w:val="20"/>
-                <w:szCs w:val="20"/>
+                <w:sz w:val="21"/>
+                <w:szCs w:val="21"/>
+              </w:rPr>
+            </w:pPr>
+            <w:r>
+              <w:rPr>
+                <w:rFonts w:ascii="Arial" w:hAnsi="Arial" w:cs="Arial"/>
+                <w:sz w:val="21"/>
+                <w:szCs w:val="21"/>
               </w:rPr>
               <w:t xml:space="preserve">15.3.6 - Lab: </w:t>
             </w:r>
             <w:r>
               <w:rPr>
                 <w:rFonts w:ascii="Arial" w:hAnsi="Arial" w:cs="Arial"/>
-                <w:sz w:val="20"/>
-                <w:szCs w:val="20"/>
+                <w:sz w:val="21"/>
+                <w:szCs w:val="21"/>
               </w:rPr>
               <w:br/>
             </w:r>
@@ -4068,8 +4068,8 @@
                 <w:rFonts w:ascii="Arial" w:hAnsi="Arial" w:cs="Arial"/>
                 <w:b/>
                 <w:bCs/>
-                <w:sz w:val="20"/>
-                <w:szCs w:val="20"/>
+                <w:sz w:val="21"/>
+                <w:szCs w:val="21"/>
               </w:rPr>
               <w:t>Configure NTFS Permissions</w:t>
             </w:r>
@@ -4091,23 +4091,23 @@
               <w:ind w:left="229" w:hanging="270"/>
               <w:rPr>
                 <w:rFonts w:ascii="Arial" w:hAnsi="Arial" w:cs="Arial"/>
-                <w:sz w:val="20"/>
-                <w:szCs w:val="20"/>
-              </w:rPr>
-            </w:pPr>
-            <w:r>
-              <w:rPr>
-                <w:rFonts w:ascii="Arial" w:hAnsi="Arial" w:cs="Arial"/>
-                <w:sz w:val="20"/>
-                <w:szCs w:val="20"/>
+                <w:sz w:val="21"/>
+                <w:szCs w:val="21"/>
+              </w:rPr>
+            </w:pPr>
+            <w:r>
+              <w:rPr>
+                <w:rFonts w:ascii="Arial" w:hAnsi="Arial" w:cs="Arial"/>
+                <w:sz w:val="21"/>
+                <w:szCs w:val="21"/>
               </w:rPr>
               <w:t xml:space="preserve">15.3.11 - Lab: </w:t>
             </w:r>
             <w:r>
               <w:rPr>
                 <w:rFonts w:ascii="Arial" w:hAnsi="Arial" w:cs="Arial"/>
-                <w:sz w:val="20"/>
-                <w:szCs w:val="20"/>
+                <w:sz w:val="21"/>
+                <w:szCs w:val="21"/>
               </w:rPr>
               <w:br/>
             </w:r>
@@ -4116,8 +4116,8 @@
                 <w:rFonts w:ascii="Arial" w:hAnsi="Arial" w:cs="Arial"/>
                 <w:b/>
                 <w:bCs/>
-                <w:sz w:val="20"/>
-                <w:szCs w:val="20"/>
+                <w:sz w:val="21"/>
+                <w:szCs w:val="21"/>
               </w:rPr>
               <w:t>Support AD Domain Networking</w:t>
             </w:r>
@@ -4139,15 +4139,15 @@
               <w:ind w:left="229" w:hanging="270"/>
               <w:rPr>
                 <w:rFonts w:ascii="Arial" w:hAnsi="Arial" w:cs="Arial"/>
-                <w:sz w:val="20"/>
-                <w:szCs w:val="20"/>
-              </w:rPr>
-            </w:pPr>
-            <w:r>
-              <w:rPr>
-                <w:rFonts w:ascii="Arial" w:hAnsi="Arial" w:cs="Arial"/>
-                <w:sz w:val="20"/>
-                <w:szCs w:val="20"/>
+                <w:sz w:val="21"/>
+                <w:szCs w:val="21"/>
+              </w:rPr>
+            </w:pPr>
+            <w:r>
+              <w:rPr>
+                <w:rFonts w:ascii="Arial" w:hAnsi="Arial" w:cs="Arial"/>
+                <w:sz w:val="21"/>
+                <w:szCs w:val="21"/>
               </w:rPr>
               <w:t>15.3.12 - Lesson Review</w:t>
             </w:r>
@@ -4169,25 +4169,25 @@
               <w:ind w:left="229" w:hanging="270"/>
               <w:rPr>
                 <w:rFonts w:ascii="Arial" w:hAnsi="Arial" w:cs="Arial"/>
-                <w:sz w:val="20"/>
-                <w:szCs w:val="20"/>
-              </w:rPr>
-            </w:pPr>
-            <w:r>
-              <w:rPr>
-                <w:rFonts w:ascii="Arial" w:hAnsi="Arial" w:cs="Arial"/>
-                <w:b/>
-                <w:bCs/>
-                <w:sz w:val="20"/>
-                <w:szCs w:val="20"/>
+                <w:sz w:val="21"/>
+                <w:szCs w:val="21"/>
+              </w:rPr>
+            </w:pPr>
+            <w:r>
+              <w:rPr>
+                <w:rFonts w:ascii="Arial" w:hAnsi="Arial" w:cs="Arial"/>
+                <w:b/>
+                <w:bCs/>
+                <w:sz w:val="21"/>
+                <w:szCs w:val="21"/>
               </w:rPr>
               <w:t>15.5</w:t>
             </w:r>
             <w:r>
               <w:rPr>
                 <w:rFonts w:ascii="Arial" w:hAnsi="Arial" w:cs="Arial"/>
-                <w:sz w:val="20"/>
-                <w:szCs w:val="20"/>
+                <w:sz w:val="21"/>
+                <w:szCs w:val="21"/>
               </w:rPr>
               <w:t xml:space="preserve"> - Module Quiz</w:t>
             </w:r>
@@ -4248,10 +4248,10 @@
                 <w:b/>
                 <w:bCs/>
                 <w:color w:val="012F76"/>
-                <w:sz w:val="20"/>
-                <w:szCs w:val="20"/>
-              </w:rPr>
-              <w:t>Supporting and Securing Windows</w:t>
+                <w:sz w:val="21"/>
+                <w:szCs w:val="21"/>
+              </w:rPr>
+              <w:t>What’s Your First Move?</w:t>
             </w:r>
           </w:p>
         </w:tc>
@@ -4275,15 +4275,15 @@
               <w:spacing w:after="60" w:line="240" w:lineRule="auto"/>
               <w:rPr>
                 <w:rFonts w:ascii="Consolas" w:hAnsi="Consolas" w:cs="Consolas"/>
-                <w:sz w:val="20"/>
-                <w:szCs w:val="20"/>
+                <w:sz w:val="21"/>
+                <w:szCs w:val="21"/>
               </w:rPr>
             </w:pPr>
             <w:r>
               <w:rPr>
                 <w:rFonts w:ascii="Consolas" w:hAnsi="Consolas" w:cs="Consolas"/>
-                <w:sz w:val="20"/>
-                <w:szCs w:val="20"/>
+                <w:sz w:val="21"/>
+                <w:szCs w:val="21"/>
               </w:rPr>
               <w:lastRenderedPageBreak/>
               <w:t>Module 16</w:t>
@@ -4296,17 +4296,17 @@
                 <w:rFonts w:ascii="Arial" w:hAnsi="Arial" w:cs="Arial"/>
                 <w:b/>
                 <w:bCs/>
-                <w:sz w:val="20"/>
-                <w:szCs w:val="20"/>
-              </w:rPr>
-            </w:pPr>
-            <w:r>
-              <w:rPr>
-                <w:rFonts w:ascii="Arial" w:hAnsi="Arial" w:cs="Arial"/>
-                <w:b/>
-                <w:bCs/>
-                <w:sz w:val="20"/>
-                <w:szCs w:val="20"/>
+                <w:sz w:val="21"/>
+                <w:szCs w:val="21"/>
+              </w:rPr>
+            </w:pPr>
+            <w:r>
+              <w:rPr>
+                <w:rFonts w:ascii="Arial" w:hAnsi="Arial" w:cs="Arial"/>
+                <w:b/>
+                <w:bCs/>
+                <w:sz w:val="21"/>
+                <w:szCs w:val="21"/>
               </w:rPr>
               <w:t>Installing Operating Systems</w:t>
             </w:r>
@@ -4316,15 +4316,15 @@
               <w:spacing w:after="60" w:line="240" w:lineRule="auto"/>
               <w:rPr>
                 <w:rFonts w:ascii="Arial" w:hAnsi="Arial" w:cs="Arial"/>
-                <w:sz w:val="20"/>
-                <w:szCs w:val="20"/>
-              </w:rPr>
-            </w:pPr>
-            <w:r>
-              <w:rPr>
-                <w:rFonts w:ascii="Arial" w:hAnsi="Arial" w:cs="Arial"/>
-                <w:sz w:val="20"/>
-                <w:szCs w:val="20"/>
+                <w:sz w:val="21"/>
+                <w:szCs w:val="21"/>
+              </w:rPr>
+            </w:pPr>
+            <w:r>
+              <w:rPr>
+                <w:rFonts w:ascii="Arial" w:hAnsi="Arial" w:cs="Arial"/>
+                <w:sz w:val="21"/>
+                <w:szCs w:val="21"/>
               </w:rPr>
               <w:t>Primary CLOs:</w:t>
             </w:r>
@@ -4346,15 +4346,15 @@
               <w:ind w:left="360"/>
               <w:rPr>
                 <w:rFonts w:ascii="Consolas" w:hAnsi="Consolas" w:cs="Consolas"/>
-                <w:sz w:val="20"/>
-                <w:szCs w:val="20"/>
+                <w:sz w:val="21"/>
+                <w:szCs w:val="21"/>
               </w:rPr>
             </w:pPr>
             <w:r>
               <w:rPr>
                 <w:rFonts w:ascii="Consolas" w:hAnsi="Consolas" w:cs="Consolas"/>
-                <w:sz w:val="20"/>
-                <w:szCs w:val="20"/>
+                <w:sz w:val="21"/>
+                <w:szCs w:val="21"/>
               </w:rPr>
               <w:t>I, II</w:t>
             </w:r>
@@ -4376,29 +4376,29 @@
                 <w:ilvl w:val="0"/>
                 <w:numId w:val="1"/>
               </w:numPr>
-              <w:spacing w:after="60" w:line="240" w:lineRule="auto"/>
-              <w:ind w:left="231" w:hanging="274"/>
-              <w:rPr>
-                <w:rFonts w:ascii="Arial" w:hAnsi="Arial" w:cs="Arial"/>
-                <w:sz w:val="20"/>
-                <w:szCs w:val="20"/>
-              </w:rPr>
-            </w:pPr>
-            <w:r>
-              <w:rPr>
-                <w:rFonts w:ascii="Arial" w:hAnsi="Arial" w:cs="Arial"/>
-                <w:b/>
-                <w:bCs/>
-                <w:sz w:val="20"/>
-                <w:szCs w:val="20"/>
+              <w:spacing w:after="120"/>
+              <w:ind w:left="231" w:hanging="274"/>
+              <w:rPr>
+                <w:rFonts w:ascii="Arial" w:hAnsi="Arial" w:cs="Arial"/>
+                <w:sz w:val="21"/>
+                <w:szCs w:val="21"/>
+              </w:rPr>
+            </w:pPr>
+            <w:r>
+              <w:rPr>
+                <w:rFonts w:ascii="Arial" w:hAnsi="Arial" w:cs="Arial"/>
+                <w:b/>
+                <w:bCs/>
+                <w:sz w:val="21"/>
+                <w:szCs w:val="21"/>
               </w:rPr>
               <w:t>16.1</w:t>
             </w:r>
             <w:r>
               <w:rPr>
                 <w:rFonts w:ascii="Arial" w:hAnsi="Arial" w:cs="Arial"/>
-                <w:sz w:val="20"/>
-                <w:szCs w:val="20"/>
+                <w:sz w:val="21"/>
+                <w:szCs w:val="21"/>
               </w:rPr>
               <w:t xml:space="preserve"> Compare different Windows editions and identify appropriate use cases for each based on feature sets and organizational requirements</w:t>
             </w:r>
@@ -4409,29 +4409,29 @@
                 <w:ilvl w:val="0"/>
                 <w:numId w:val="1"/>
               </w:numPr>
-              <w:spacing w:after="60" w:line="240" w:lineRule="auto"/>
-              <w:ind w:left="231" w:hanging="274"/>
-              <w:rPr>
-                <w:rFonts w:ascii="Arial" w:hAnsi="Arial" w:cs="Arial"/>
-                <w:sz w:val="20"/>
-                <w:szCs w:val="20"/>
-              </w:rPr>
-            </w:pPr>
-            <w:r>
-              <w:rPr>
-                <w:rFonts w:ascii="Arial" w:hAnsi="Arial" w:cs="Arial"/>
-                <w:b/>
-                <w:bCs/>
-                <w:sz w:val="20"/>
-                <w:szCs w:val="20"/>
+              <w:spacing w:after="120"/>
+              <w:ind w:left="231" w:hanging="274"/>
+              <w:rPr>
+                <w:rFonts w:ascii="Arial" w:hAnsi="Arial" w:cs="Arial"/>
+                <w:sz w:val="21"/>
+                <w:szCs w:val="21"/>
+              </w:rPr>
+            </w:pPr>
+            <w:r>
+              <w:rPr>
+                <w:rFonts w:ascii="Arial" w:hAnsi="Arial" w:cs="Arial"/>
+                <w:b/>
+                <w:bCs/>
+                <w:sz w:val="21"/>
+                <w:szCs w:val="21"/>
               </w:rPr>
               <w:t>16.2</w:t>
             </w:r>
             <w:r>
               <w:rPr>
                 <w:rFonts w:ascii="Arial" w:hAnsi="Arial" w:cs="Arial"/>
-                <w:sz w:val="20"/>
-                <w:szCs w:val="20"/>
+                <w:sz w:val="21"/>
+                <w:szCs w:val="21"/>
               </w:rPr>
               <w:t xml:space="preserve"> Implement various installation methods including clean installations, in-place upgrades, and unattended installations</w:t>
             </w:r>
@@ -4442,29 +4442,29 @@
                 <w:ilvl w:val="0"/>
                 <w:numId w:val="1"/>
               </w:numPr>
-              <w:spacing w:after="60" w:line="240" w:lineRule="auto"/>
-              <w:ind w:left="231" w:hanging="274"/>
-              <w:rPr>
-                <w:rFonts w:ascii="Arial" w:hAnsi="Arial" w:cs="Arial"/>
-                <w:sz w:val="20"/>
-                <w:szCs w:val="20"/>
-              </w:rPr>
-            </w:pPr>
-            <w:r>
-              <w:rPr>
-                <w:rFonts w:ascii="Arial" w:hAnsi="Arial" w:cs="Arial"/>
-                <w:b/>
-                <w:bCs/>
-                <w:sz w:val="20"/>
-                <w:szCs w:val="20"/>
+              <w:spacing w:after="120"/>
+              <w:ind w:left="231" w:hanging="274"/>
+              <w:rPr>
+                <w:rFonts w:ascii="Arial" w:hAnsi="Arial" w:cs="Arial"/>
+                <w:sz w:val="21"/>
+                <w:szCs w:val="21"/>
+              </w:rPr>
+            </w:pPr>
+            <w:r>
+              <w:rPr>
+                <w:rFonts w:ascii="Arial" w:hAnsi="Arial" w:cs="Arial"/>
+                <w:b/>
+                <w:bCs/>
+                <w:sz w:val="21"/>
+                <w:szCs w:val="21"/>
               </w:rPr>
               <w:t>16.3</w:t>
             </w:r>
             <w:r>
               <w:rPr>
                 <w:rFonts w:ascii="Arial" w:hAnsi="Arial" w:cs="Arial"/>
-                <w:sz w:val="20"/>
-                <w:szCs w:val="20"/>
+                <w:sz w:val="21"/>
+                <w:szCs w:val="21"/>
               </w:rPr>
               <w:t xml:space="preserve"> Troubleshoot and resolve common installation and upgrade issues to ensure successful OS deployment</w:t>
             </w:r>
@@ -4624,27 +4624,27 @@
                 <w:right w:val="nil"/>
                 <w:between w:val="nil"/>
               </w:pBdr>
-              <w:spacing w:after="60" w:line="240" w:lineRule="auto"/>
-              <w:ind w:left="229" w:hanging="270"/>
-              <w:rPr>
-                <w:rFonts w:ascii="Arial" w:hAnsi="Arial" w:cs="Arial"/>
-                <w:sz w:val="20"/>
-                <w:szCs w:val="20"/>
-              </w:rPr>
-            </w:pPr>
-            <w:r>
-              <w:rPr>
-                <w:rFonts w:ascii="Arial" w:hAnsi="Arial" w:cs="Arial"/>
-                <w:sz w:val="20"/>
-                <w:szCs w:val="20"/>
+              <w:spacing w:after="120" w:line="240" w:lineRule="auto"/>
+              <w:ind w:left="231" w:hanging="274"/>
+              <w:rPr>
+                <w:rFonts w:ascii="Arial" w:hAnsi="Arial" w:cs="Arial"/>
+                <w:sz w:val="21"/>
+                <w:szCs w:val="21"/>
+              </w:rPr>
+            </w:pPr>
+            <w:r>
+              <w:rPr>
+                <w:rFonts w:ascii="Arial" w:hAnsi="Arial" w:cs="Arial"/>
+                <w:sz w:val="21"/>
+                <w:szCs w:val="21"/>
               </w:rPr>
               <w:t xml:space="preserve">16.1.6 - Lab: </w:t>
             </w:r>
             <w:r>
               <w:rPr>
                 <w:rFonts w:ascii="Arial" w:hAnsi="Arial" w:cs="Arial"/>
-                <w:sz w:val="20"/>
-                <w:szCs w:val="20"/>
+                <w:sz w:val="21"/>
+                <w:szCs w:val="21"/>
               </w:rPr>
               <w:br/>
             </w:r>
@@ -4653,8 +4653,8 @@
                 <w:rFonts w:ascii="Arial" w:hAnsi="Arial" w:cs="Arial"/>
                 <w:b/>
                 <w:bCs/>
-                <w:sz w:val="20"/>
-                <w:szCs w:val="20"/>
+                <w:sz w:val="21"/>
+                <w:szCs w:val="21"/>
               </w:rPr>
               <w:t>Windows 11 Features/Desktop</w:t>
             </w:r>
@@ -4672,19 +4672,19 @@
                 <w:right w:val="nil"/>
                 <w:between w:val="nil"/>
               </w:pBdr>
-              <w:spacing w:after="60" w:line="240" w:lineRule="auto"/>
-              <w:ind w:left="229" w:hanging="270"/>
-              <w:rPr>
-                <w:rFonts w:ascii="Arial" w:hAnsi="Arial" w:cs="Arial"/>
-                <w:sz w:val="20"/>
-                <w:szCs w:val="20"/>
-              </w:rPr>
-            </w:pPr>
-            <w:r>
-              <w:rPr>
-                <w:rFonts w:ascii="Arial" w:hAnsi="Arial" w:cs="Arial"/>
-                <w:sz w:val="20"/>
-                <w:szCs w:val="20"/>
+              <w:spacing w:after="120" w:line="240" w:lineRule="auto"/>
+              <w:ind w:left="231" w:hanging="274"/>
+              <w:rPr>
+                <w:rFonts w:ascii="Arial" w:hAnsi="Arial" w:cs="Arial"/>
+                <w:sz w:val="21"/>
+                <w:szCs w:val="21"/>
+              </w:rPr>
+            </w:pPr>
+            <w:r>
+              <w:rPr>
+                <w:rFonts w:ascii="Arial" w:hAnsi="Arial" w:cs="Arial"/>
+                <w:sz w:val="21"/>
+                <w:szCs w:val="21"/>
               </w:rPr>
               <w:t>16.2.6 - Lesson Review</w:t>
             </w:r>
@@ -4702,29 +4702,29 @@
                 <w:right w:val="nil"/>
                 <w:between w:val="nil"/>
               </w:pBdr>
-              <w:spacing w:after="60" w:line="240" w:lineRule="auto"/>
-              <w:ind w:left="229" w:hanging="270"/>
-              <w:rPr>
-                <w:rFonts w:ascii="Arial" w:hAnsi="Arial" w:cs="Arial"/>
-                <w:sz w:val="20"/>
-                <w:szCs w:val="20"/>
-              </w:rPr>
-            </w:pPr>
-            <w:r>
-              <w:rPr>
-                <w:rFonts w:ascii="Arial" w:hAnsi="Arial" w:cs="Arial"/>
-                <w:b/>
-                <w:bCs/>
-                <w:sz w:val="20"/>
-                <w:szCs w:val="20"/>
+              <w:spacing w:after="120" w:line="240" w:lineRule="auto"/>
+              <w:ind w:left="231" w:hanging="274"/>
+              <w:rPr>
+                <w:rFonts w:ascii="Arial" w:hAnsi="Arial" w:cs="Arial"/>
+                <w:sz w:val="20"/>
+                <w:szCs w:val="20"/>
+              </w:rPr>
+            </w:pPr>
+            <w:r>
+              <w:rPr>
+                <w:rFonts w:ascii="Arial" w:hAnsi="Arial" w:cs="Arial"/>
+                <w:b/>
+                <w:bCs/>
+                <w:sz w:val="21"/>
+                <w:szCs w:val="21"/>
               </w:rPr>
               <w:t>16.4</w:t>
             </w:r>
             <w:r>
               <w:rPr>
                 <w:rFonts w:ascii="Arial" w:hAnsi="Arial" w:cs="Arial"/>
-                <w:sz w:val="20"/>
-                <w:szCs w:val="20"/>
+                <w:sz w:val="21"/>
+                <w:szCs w:val="21"/>
               </w:rPr>
               <w:t xml:space="preserve"> - Module Quiz</w:t>
             </w:r>
@@ -4750,15 +4750,15 @@
               <w:spacing w:after="60" w:line="240" w:lineRule="auto"/>
               <w:rPr>
                 <w:rFonts w:ascii="Consolas" w:hAnsi="Consolas" w:cs="Consolas"/>
-                <w:sz w:val="20"/>
-                <w:szCs w:val="20"/>
+                <w:sz w:val="21"/>
+                <w:szCs w:val="21"/>
               </w:rPr>
             </w:pPr>
             <w:r>
               <w:rPr>
                 <w:rFonts w:ascii="Consolas" w:hAnsi="Consolas" w:cs="Consolas"/>
-                <w:sz w:val="20"/>
-                <w:szCs w:val="20"/>
+                <w:sz w:val="21"/>
+                <w:szCs w:val="21"/>
               </w:rPr>
               <w:t>Module 17</w:t>
             </w:r>
@@ -4770,17 +4770,17 @@
                 <w:rFonts w:ascii="Arial" w:hAnsi="Arial" w:cs="Arial"/>
                 <w:b/>
                 <w:bCs/>
-                <w:sz w:val="20"/>
-                <w:szCs w:val="20"/>
-              </w:rPr>
-            </w:pPr>
-            <w:r>
-              <w:rPr>
-                <w:rFonts w:ascii="Arial" w:hAnsi="Arial" w:cs="Arial"/>
-                <w:b/>
-                <w:bCs/>
-                <w:sz w:val="20"/>
-                <w:szCs w:val="20"/>
+                <w:sz w:val="21"/>
+                <w:szCs w:val="21"/>
+              </w:rPr>
+            </w:pPr>
+            <w:r>
+              <w:rPr>
+                <w:rFonts w:ascii="Arial" w:hAnsi="Arial" w:cs="Arial"/>
+                <w:b/>
+                <w:bCs/>
+                <w:sz w:val="21"/>
+                <w:szCs w:val="21"/>
               </w:rPr>
               <w:t>Supporting Other OS</w:t>
             </w:r>
@@ -4790,15 +4790,15 @@
               <w:spacing w:after="60" w:line="240" w:lineRule="auto"/>
               <w:rPr>
                 <w:rFonts w:ascii="Arial" w:hAnsi="Arial" w:cs="Arial"/>
-                <w:sz w:val="20"/>
-                <w:szCs w:val="20"/>
-              </w:rPr>
-            </w:pPr>
-            <w:r>
-              <w:rPr>
-                <w:rFonts w:ascii="Arial" w:hAnsi="Arial" w:cs="Arial"/>
-                <w:sz w:val="20"/>
-                <w:szCs w:val="20"/>
+                <w:sz w:val="21"/>
+                <w:szCs w:val="21"/>
+              </w:rPr>
+            </w:pPr>
+            <w:r>
+              <w:rPr>
+                <w:rFonts w:ascii="Arial" w:hAnsi="Arial" w:cs="Arial"/>
+                <w:sz w:val="21"/>
+                <w:szCs w:val="21"/>
               </w:rPr>
               <w:t>Primary CLOs:</w:t>
             </w:r>
@@ -4820,15 +4820,15 @@
               <w:ind w:left="360"/>
               <w:rPr>
                 <w:rFonts w:ascii="Consolas" w:hAnsi="Consolas" w:cs="Consolas"/>
-                <w:sz w:val="20"/>
-                <w:szCs w:val="20"/>
+                <w:sz w:val="21"/>
+                <w:szCs w:val="21"/>
               </w:rPr>
             </w:pPr>
             <w:r>
               <w:rPr>
                 <w:rFonts w:ascii="Consolas" w:hAnsi="Consolas" w:cs="Consolas"/>
-                <w:sz w:val="20"/>
-                <w:szCs w:val="20"/>
+                <w:sz w:val="21"/>
+                <w:szCs w:val="21"/>
               </w:rPr>
               <w:t>I, II, XII, XIII</w:t>
             </w:r>
@@ -4850,29 +4850,29 @@
                 <w:ilvl w:val="0"/>
                 <w:numId w:val="1"/>
               </w:numPr>
-              <w:spacing w:after="60" w:line="240" w:lineRule="auto"/>
-              <w:ind w:left="231" w:hanging="274"/>
-              <w:rPr>
-                <w:rFonts w:ascii="Arial" w:hAnsi="Arial" w:cs="Arial"/>
-                <w:sz w:val="20"/>
-                <w:szCs w:val="20"/>
-              </w:rPr>
-            </w:pPr>
-            <w:r>
-              <w:rPr>
-                <w:rFonts w:ascii="Arial" w:hAnsi="Arial" w:cs="Arial"/>
-                <w:b/>
-                <w:bCs/>
-                <w:sz w:val="20"/>
-                <w:szCs w:val="20"/>
+              <w:spacing w:after="120"/>
+              <w:ind w:left="231" w:hanging="274"/>
+              <w:rPr>
+                <w:rFonts w:ascii="Arial" w:hAnsi="Arial" w:cs="Arial"/>
+                <w:sz w:val="21"/>
+                <w:szCs w:val="21"/>
+              </w:rPr>
+            </w:pPr>
+            <w:r>
+              <w:rPr>
+                <w:rFonts w:ascii="Arial" w:hAnsi="Arial" w:cs="Arial"/>
+                <w:b/>
+                <w:bCs/>
+                <w:sz w:val="21"/>
+                <w:szCs w:val="21"/>
               </w:rPr>
               <w:t>17.1</w:t>
             </w:r>
             <w:r>
               <w:rPr>
                 <w:rFonts w:ascii="Arial" w:hAnsi="Arial" w:cs="Arial"/>
-                <w:sz w:val="20"/>
-                <w:szCs w:val="20"/>
+                <w:sz w:val="21"/>
+                <w:szCs w:val="21"/>
               </w:rPr>
               <w:t xml:space="preserve"> Identify common features and tools of Linux client/desktop operating systems</w:t>
             </w:r>
@@ -4883,29 +4883,29 @@
                 <w:ilvl w:val="0"/>
                 <w:numId w:val="1"/>
               </w:numPr>
-              <w:spacing w:after="60" w:line="240" w:lineRule="auto"/>
-              <w:ind w:left="231" w:hanging="274"/>
-              <w:rPr>
-                <w:rFonts w:ascii="Arial" w:hAnsi="Arial" w:cs="Arial"/>
-                <w:sz w:val="20"/>
-                <w:szCs w:val="20"/>
-              </w:rPr>
-            </w:pPr>
-            <w:r>
-              <w:rPr>
-                <w:rFonts w:ascii="Arial" w:hAnsi="Arial" w:cs="Arial"/>
-                <w:b/>
-                <w:bCs/>
-                <w:sz w:val="20"/>
-                <w:szCs w:val="20"/>
+              <w:spacing w:after="120"/>
+              <w:ind w:left="231" w:hanging="274"/>
+              <w:rPr>
+                <w:rFonts w:ascii="Arial" w:hAnsi="Arial" w:cs="Arial"/>
+                <w:sz w:val="21"/>
+                <w:szCs w:val="21"/>
+              </w:rPr>
+            </w:pPr>
+            <w:r>
+              <w:rPr>
+                <w:rFonts w:ascii="Arial" w:hAnsi="Arial" w:cs="Arial"/>
+                <w:b/>
+                <w:bCs/>
+                <w:sz w:val="21"/>
+                <w:szCs w:val="21"/>
               </w:rPr>
               <w:t>17.2</w:t>
             </w:r>
             <w:r>
               <w:rPr>
                 <w:rFonts w:ascii="Arial" w:hAnsi="Arial" w:cs="Arial"/>
-                <w:sz w:val="20"/>
-                <w:szCs w:val="20"/>
+                <w:sz w:val="21"/>
+                <w:szCs w:val="21"/>
               </w:rPr>
               <w:t xml:space="preserve"> Apply basic Linux commands for file, user, and package management</w:t>
             </w:r>
@@ -4916,29 +4916,29 @@
                 <w:ilvl w:val="0"/>
                 <w:numId w:val="1"/>
               </w:numPr>
-              <w:spacing w:after="60" w:line="240" w:lineRule="auto"/>
-              <w:ind w:left="231" w:hanging="274"/>
-              <w:rPr>
-                <w:rFonts w:ascii="Arial" w:hAnsi="Arial" w:cs="Arial"/>
-                <w:sz w:val="20"/>
-                <w:szCs w:val="20"/>
-              </w:rPr>
-            </w:pPr>
-            <w:r>
-              <w:rPr>
-                <w:rFonts w:ascii="Arial" w:hAnsi="Arial" w:cs="Arial"/>
-                <w:b/>
-                <w:bCs/>
-                <w:sz w:val="20"/>
-                <w:szCs w:val="20"/>
+              <w:spacing w:after="120"/>
+              <w:ind w:left="231" w:hanging="274"/>
+              <w:rPr>
+                <w:rFonts w:ascii="Arial" w:hAnsi="Arial" w:cs="Arial"/>
+                <w:sz w:val="21"/>
+                <w:szCs w:val="21"/>
+              </w:rPr>
+            </w:pPr>
+            <w:r>
+              <w:rPr>
+                <w:rFonts w:ascii="Arial" w:hAnsi="Arial" w:cs="Arial"/>
+                <w:b/>
+                <w:bCs/>
+                <w:sz w:val="21"/>
+                <w:szCs w:val="21"/>
               </w:rPr>
               <w:t>17.3</w:t>
             </w:r>
             <w:r>
               <w:rPr>
                 <w:rFonts w:ascii="Arial" w:hAnsi="Arial" w:cs="Arial"/>
-                <w:sz w:val="20"/>
-                <w:szCs w:val="20"/>
+                <w:sz w:val="21"/>
+                <w:szCs w:val="21"/>
               </w:rPr>
               <w:t xml:space="preserve"> Explain common features and tools of the macOS operating system</w:t>
             </w:r>
@@ -5132,23 +5132,23 @@
               <w:ind w:left="229" w:hanging="270"/>
               <w:rPr>
                 <w:rFonts w:ascii="Arial" w:hAnsi="Arial" w:cs="Arial"/>
-                <w:sz w:val="20"/>
-                <w:szCs w:val="20"/>
-              </w:rPr>
-            </w:pPr>
-            <w:r>
-              <w:rPr>
-                <w:rFonts w:ascii="Arial" w:hAnsi="Arial" w:cs="Arial"/>
-                <w:sz w:val="20"/>
-                <w:szCs w:val="20"/>
+                <w:sz w:val="21"/>
+                <w:szCs w:val="21"/>
+              </w:rPr>
+            </w:pPr>
+            <w:r>
+              <w:rPr>
+                <w:rFonts w:ascii="Arial" w:hAnsi="Arial" w:cs="Arial"/>
+                <w:sz w:val="21"/>
+                <w:szCs w:val="21"/>
               </w:rPr>
               <w:t xml:space="preserve">17.2.6 - Lab: </w:t>
             </w:r>
             <w:r>
               <w:rPr>
                 <w:rFonts w:ascii="Arial" w:hAnsi="Arial" w:cs="Arial"/>
-                <w:sz w:val="20"/>
-                <w:szCs w:val="20"/>
+                <w:sz w:val="21"/>
+                <w:szCs w:val="21"/>
               </w:rPr>
               <w:br/>
             </w:r>
@@ -5157,8 +5157,8 @@
                 <w:rFonts w:ascii="Arial" w:hAnsi="Arial" w:cs="Arial"/>
                 <w:b/>
                 <w:bCs/>
-                <w:sz w:val="20"/>
-                <w:szCs w:val="20"/>
+                <w:sz w:val="21"/>
+                <w:szCs w:val="21"/>
               </w:rPr>
               <w:t>Config Linux</w:t>
             </w:r>
@@ -5180,15 +5180,15 @@
               <w:ind w:left="229" w:hanging="270"/>
               <w:rPr>
                 <w:rFonts w:ascii="Arial" w:hAnsi="Arial" w:cs="Arial"/>
-                <w:sz w:val="20"/>
-                <w:szCs w:val="20"/>
-              </w:rPr>
-            </w:pPr>
-            <w:r>
-              <w:rPr>
-                <w:rFonts w:ascii="Arial" w:hAnsi="Arial" w:cs="Arial"/>
-                <w:sz w:val="20"/>
-                <w:szCs w:val="20"/>
+                <w:sz w:val="21"/>
+                <w:szCs w:val="21"/>
+              </w:rPr>
+            </w:pPr>
+            <w:r>
+              <w:rPr>
+                <w:rFonts w:ascii="Arial" w:hAnsi="Arial" w:cs="Arial"/>
+                <w:sz w:val="21"/>
+                <w:szCs w:val="21"/>
               </w:rPr>
               <w:t>17.3.11 - Lesson Review</w:t>
             </w:r>
@@ -5210,25 +5210,25 @@
               <w:ind w:left="229" w:hanging="270"/>
               <w:rPr>
                 <w:rFonts w:ascii="Arial" w:hAnsi="Arial" w:cs="Arial"/>
-                <w:sz w:val="20"/>
-                <w:szCs w:val="20"/>
-              </w:rPr>
-            </w:pPr>
-            <w:r>
-              <w:rPr>
-                <w:rFonts w:ascii="Arial" w:hAnsi="Arial" w:cs="Arial"/>
-                <w:b/>
-                <w:bCs/>
-                <w:sz w:val="20"/>
-                <w:szCs w:val="20"/>
+                <w:sz w:val="21"/>
+                <w:szCs w:val="21"/>
+              </w:rPr>
+            </w:pPr>
+            <w:r>
+              <w:rPr>
+                <w:rFonts w:ascii="Arial" w:hAnsi="Arial" w:cs="Arial"/>
+                <w:b/>
+                <w:bCs/>
+                <w:sz w:val="21"/>
+                <w:szCs w:val="21"/>
               </w:rPr>
               <w:t>17.5</w:t>
             </w:r>
             <w:r>
               <w:rPr>
                 <w:rFonts w:ascii="Arial" w:hAnsi="Arial" w:cs="Arial"/>
-                <w:sz w:val="20"/>
-                <w:szCs w:val="20"/>
+                <w:sz w:val="21"/>
+                <w:szCs w:val="21"/>
               </w:rPr>
               <w:t xml:space="preserve"> - Module Quiz</w:t>
             </w:r>
@@ -5250,23 +5250,23 @@
               <w:ind w:left="229" w:hanging="270"/>
               <w:rPr>
                 <w:rFonts w:ascii="Arial" w:hAnsi="Arial" w:cs="Arial"/>
-                <w:sz w:val="20"/>
-                <w:szCs w:val="20"/>
-              </w:rPr>
-            </w:pPr>
-            <w:r>
-              <w:rPr>
-                <w:rFonts w:ascii="Arial" w:hAnsi="Arial" w:cs="Arial"/>
-                <w:sz w:val="20"/>
-                <w:szCs w:val="20"/>
+                <w:sz w:val="21"/>
+                <w:szCs w:val="21"/>
+              </w:rPr>
+            </w:pPr>
+            <w:r>
+              <w:rPr>
+                <w:rFonts w:ascii="Arial" w:hAnsi="Arial" w:cs="Arial"/>
+                <w:sz w:val="21"/>
+                <w:szCs w:val="21"/>
               </w:rPr>
               <w:t xml:space="preserve">17.6 - Checkpoint Review </w:t>
             </w:r>
             <w:r>
               <w:rPr>
                 <w:rFonts w:ascii="Consolas" w:hAnsi="Consolas" w:cs="Consolas"/>
-                <w:sz w:val="20"/>
-                <w:szCs w:val="20"/>
+                <w:sz w:val="21"/>
+                <w:szCs w:val="21"/>
               </w:rPr>
               <w:t>(modules 11 - 17)</w:t>
             </w:r>
@@ -5327,10 +5327,10 @@
                 <w:b/>
                 <w:bCs/>
                 <w:color w:val="012F76"/>
-                <w:sz w:val="20"/>
-                <w:szCs w:val="20"/>
-              </w:rPr>
-              <w:t>Supporting Other Operating Systems</w:t>
+                <w:sz w:val="21"/>
+                <w:szCs w:val="21"/>
+              </w:rPr>
+              <w:t>Pick Your Ticket</w:t>
             </w:r>
           </w:p>
         </w:tc>
@@ -5354,15 +5354,15 @@
               <w:spacing w:after="60" w:line="240" w:lineRule="auto"/>
               <w:rPr>
                 <w:rFonts w:ascii="Consolas" w:hAnsi="Consolas" w:cs="Consolas"/>
-                <w:sz w:val="20"/>
-                <w:szCs w:val="20"/>
+                <w:sz w:val="21"/>
+                <w:szCs w:val="21"/>
               </w:rPr>
             </w:pPr>
             <w:r>
               <w:rPr>
                 <w:rFonts w:ascii="Consolas" w:hAnsi="Consolas" w:cs="Consolas"/>
-                <w:sz w:val="20"/>
-                <w:szCs w:val="20"/>
+                <w:sz w:val="21"/>
+                <w:szCs w:val="21"/>
               </w:rPr>
               <w:t>Module 18</w:t>
             </w:r>
@@ -5374,17 +5374,17 @@
                 <w:rFonts w:ascii="Arial" w:hAnsi="Arial" w:cs="Arial"/>
                 <w:b/>
                 <w:bCs/>
-                <w:sz w:val="20"/>
-                <w:szCs w:val="20"/>
-              </w:rPr>
-            </w:pPr>
-            <w:r>
-              <w:rPr>
-                <w:rFonts w:ascii="Arial" w:hAnsi="Arial" w:cs="Arial"/>
-                <w:b/>
-                <w:bCs/>
-                <w:sz w:val="20"/>
-                <w:szCs w:val="20"/>
+                <w:sz w:val="21"/>
+                <w:szCs w:val="21"/>
+              </w:rPr>
+            </w:pPr>
+            <w:r>
+              <w:rPr>
+                <w:rFonts w:ascii="Arial" w:hAnsi="Arial" w:cs="Arial"/>
+                <w:b/>
+                <w:bCs/>
+                <w:sz w:val="21"/>
+                <w:szCs w:val="21"/>
               </w:rPr>
               <w:t>Configuring SOHO Network</w:t>
             </w:r>
@@ -5394,15 +5394,15 @@
               <w:spacing w:after="60" w:line="240" w:lineRule="auto"/>
               <w:rPr>
                 <w:rFonts w:ascii="Arial" w:hAnsi="Arial" w:cs="Arial"/>
-                <w:sz w:val="20"/>
-                <w:szCs w:val="20"/>
-              </w:rPr>
-            </w:pPr>
-            <w:r>
-              <w:rPr>
-                <w:rFonts w:ascii="Arial" w:hAnsi="Arial" w:cs="Arial"/>
-                <w:sz w:val="20"/>
-                <w:szCs w:val="20"/>
+                <w:sz w:val="21"/>
+                <w:szCs w:val="21"/>
+              </w:rPr>
+            </w:pPr>
+            <w:r>
+              <w:rPr>
+                <w:rFonts w:ascii="Arial" w:hAnsi="Arial" w:cs="Arial"/>
+                <w:sz w:val="21"/>
+                <w:szCs w:val="21"/>
               </w:rPr>
               <w:t>Primary CLOs:</w:t>
             </w:r>
@@ -5424,15 +5424,15 @@
               <w:ind w:left="360"/>
               <w:rPr>
                 <w:rFonts w:ascii="Consolas" w:hAnsi="Consolas" w:cs="Consolas"/>
-                <w:sz w:val="20"/>
-                <w:szCs w:val="20"/>
+                <w:sz w:val="21"/>
+                <w:szCs w:val="21"/>
               </w:rPr>
             </w:pPr>
             <w:r>
               <w:rPr>
                 <w:rFonts w:ascii="Consolas" w:hAnsi="Consolas" w:cs="Consolas"/>
-                <w:sz w:val="20"/>
-                <w:szCs w:val="20"/>
+                <w:sz w:val="21"/>
+                <w:szCs w:val="21"/>
               </w:rPr>
               <w:t>VI, VII, VIII</w:t>
             </w:r>
@@ -5454,29 +5454,29 @@
                 <w:ilvl w:val="0"/>
                 <w:numId w:val="1"/>
               </w:numPr>
-              <w:spacing w:after="60" w:line="240" w:lineRule="auto"/>
-              <w:ind w:left="231" w:hanging="274"/>
-              <w:rPr>
-                <w:rFonts w:ascii="Arial" w:hAnsi="Arial" w:cs="Arial"/>
-                <w:sz w:val="20"/>
-                <w:szCs w:val="20"/>
-              </w:rPr>
-            </w:pPr>
-            <w:r>
-              <w:rPr>
-                <w:rFonts w:ascii="Arial" w:hAnsi="Arial" w:cs="Arial"/>
-                <w:b/>
-                <w:bCs/>
-                <w:sz w:val="20"/>
-                <w:szCs w:val="20"/>
+              <w:spacing w:after="120"/>
+              <w:ind w:left="231" w:hanging="274"/>
+              <w:rPr>
+                <w:rFonts w:ascii="Arial" w:hAnsi="Arial" w:cs="Arial"/>
+                <w:sz w:val="21"/>
+                <w:szCs w:val="21"/>
+              </w:rPr>
+            </w:pPr>
+            <w:r>
+              <w:rPr>
+                <w:rFonts w:ascii="Arial" w:hAnsi="Arial" w:cs="Arial"/>
+                <w:b/>
+                <w:bCs/>
+                <w:sz w:val="21"/>
+                <w:szCs w:val="21"/>
               </w:rPr>
               <w:t>18.1</w:t>
             </w:r>
             <w:r>
               <w:rPr>
                 <w:rFonts w:ascii="Arial" w:hAnsi="Arial" w:cs="Arial"/>
-                <w:sz w:val="20"/>
-                <w:szCs w:val="20"/>
+                <w:sz w:val="21"/>
+                <w:szCs w:val="21"/>
               </w:rPr>
               <w:t xml:space="preserve"> Compare and contrast common social engineering attacks, threats, and vulnerabilities</w:t>
             </w:r>
@@ -5487,29 +5487,29 @@
                 <w:ilvl w:val="0"/>
                 <w:numId w:val="1"/>
               </w:numPr>
-              <w:spacing w:after="60" w:line="240" w:lineRule="auto"/>
-              <w:ind w:left="231" w:hanging="274"/>
-              <w:rPr>
-                <w:rFonts w:ascii="Arial" w:hAnsi="Arial" w:cs="Arial"/>
-                <w:sz w:val="20"/>
-                <w:szCs w:val="20"/>
-              </w:rPr>
-            </w:pPr>
-            <w:r>
-              <w:rPr>
-                <w:rFonts w:ascii="Arial" w:hAnsi="Arial" w:cs="Arial"/>
-                <w:b/>
-                <w:bCs/>
-                <w:sz w:val="20"/>
-                <w:szCs w:val="20"/>
+              <w:spacing w:after="120"/>
+              <w:ind w:left="231" w:hanging="274"/>
+              <w:rPr>
+                <w:rFonts w:ascii="Arial" w:hAnsi="Arial" w:cs="Arial"/>
+                <w:sz w:val="21"/>
+                <w:szCs w:val="21"/>
+              </w:rPr>
+            </w:pPr>
+            <w:r>
+              <w:rPr>
+                <w:rFonts w:ascii="Arial" w:hAnsi="Arial" w:cs="Arial"/>
+                <w:b/>
+                <w:bCs/>
+                <w:sz w:val="21"/>
+                <w:szCs w:val="21"/>
               </w:rPr>
               <w:t>18.2</w:t>
             </w:r>
             <w:r>
               <w:rPr>
                 <w:rFonts w:ascii="Arial" w:hAnsi="Arial" w:cs="Arial"/>
-                <w:sz w:val="20"/>
-                <w:szCs w:val="20"/>
+                <w:sz w:val="21"/>
+                <w:szCs w:val="21"/>
               </w:rPr>
               <w:t xml:space="preserve"> Analyze different wireless security protocols and authentication methods</w:t>
             </w:r>
@@ -5520,29 +5520,29 @@
                 <w:ilvl w:val="0"/>
                 <w:numId w:val="1"/>
               </w:numPr>
-              <w:spacing w:after="60" w:line="240" w:lineRule="auto"/>
-              <w:ind w:left="231" w:hanging="274"/>
-              <w:rPr>
-                <w:rFonts w:ascii="Arial" w:hAnsi="Arial" w:cs="Arial"/>
-                <w:sz w:val="20"/>
-                <w:szCs w:val="20"/>
-              </w:rPr>
-            </w:pPr>
-            <w:r>
-              <w:rPr>
-                <w:rFonts w:ascii="Arial" w:hAnsi="Arial" w:cs="Arial"/>
-                <w:b/>
-                <w:bCs/>
-                <w:sz w:val="20"/>
-                <w:szCs w:val="20"/>
+              <w:spacing w:after="120"/>
+              <w:ind w:left="231" w:hanging="274"/>
+              <w:rPr>
+                <w:rFonts w:ascii="Arial" w:hAnsi="Arial" w:cs="Arial"/>
+                <w:sz w:val="21"/>
+                <w:szCs w:val="21"/>
+              </w:rPr>
+            </w:pPr>
+            <w:r>
+              <w:rPr>
+                <w:rFonts w:ascii="Arial" w:hAnsi="Arial" w:cs="Arial"/>
+                <w:b/>
+                <w:bCs/>
+                <w:sz w:val="21"/>
+                <w:szCs w:val="21"/>
               </w:rPr>
               <w:t>18.3</w:t>
             </w:r>
             <w:r>
               <w:rPr>
                 <w:rFonts w:ascii="Arial" w:hAnsi="Arial" w:cs="Arial"/>
-                <w:sz w:val="20"/>
-                <w:szCs w:val="20"/>
+                <w:sz w:val="21"/>
+                <w:szCs w:val="21"/>
               </w:rPr>
               <w:t xml:space="preserve"> Apply security settings on SOHO wireless and wired networks</w:t>
             </w:r>
@@ -5762,27 +5762,27 @@
                 <w:right w:val="nil"/>
                 <w:between w:val="nil"/>
               </w:pBdr>
-              <w:spacing w:after="60" w:line="240" w:lineRule="auto"/>
-              <w:ind w:left="229" w:hanging="270"/>
-              <w:rPr>
-                <w:rFonts w:ascii="Arial" w:hAnsi="Arial" w:cs="Arial"/>
-                <w:sz w:val="20"/>
-                <w:szCs w:val="20"/>
-              </w:rPr>
-            </w:pPr>
-            <w:r>
-              <w:rPr>
-                <w:rFonts w:ascii="Arial" w:hAnsi="Arial" w:cs="Arial"/>
-                <w:sz w:val="20"/>
-                <w:szCs w:val="20"/>
+              <w:spacing w:after="120" w:line="240" w:lineRule="auto"/>
+              <w:ind w:left="231" w:hanging="274"/>
+              <w:rPr>
+                <w:rFonts w:ascii="Arial" w:hAnsi="Arial" w:cs="Arial"/>
+                <w:sz w:val="21"/>
+                <w:szCs w:val="21"/>
+              </w:rPr>
+            </w:pPr>
+            <w:r>
+              <w:rPr>
+                <w:rFonts w:ascii="Arial" w:hAnsi="Arial" w:cs="Arial"/>
+                <w:sz w:val="21"/>
+                <w:szCs w:val="21"/>
               </w:rPr>
               <w:t xml:space="preserve">18.4.2 - Lab: </w:t>
             </w:r>
             <w:r>
               <w:rPr>
                 <w:rFonts w:ascii="Arial" w:hAnsi="Arial" w:cs="Arial"/>
-                <w:sz w:val="20"/>
-                <w:szCs w:val="20"/>
+                <w:sz w:val="21"/>
+                <w:szCs w:val="21"/>
               </w:rPr>
               <w:br/>
             </w:r>
@@ -5791,8 +5791,8 @@
                 <w:rFonts w:ascii="Arial" w:hAnsi="Arial" w:cs="Arial"/>
                 <w:b/>
                 <w:bCs/>
-                <w:sz w:val="20"/>
-                <w:szCs w:val="20"/>
+                <w:sz w:val="21"/>
+                <w:szCs w:val="21"/>
               </w:rPr>
               <w:t>Implement Physical Security</w:t>
             </w:r>
@@ -5810,19 +5810,19 @@
                 <w:right w:val="nil"/>
                 <w:between w:val="nil"/>
               </w:pBdr>
-              <w:spacing w:after="60" w:line="240" w:lineRule="auto"/>
-              <w:ind w:left="229" w:hanging="270"/>
-              <w:rPr>
-                <w:rFonts w:ascii="Arial" w:hAnsi="Arial" w:cs="Arial"/>
-                <w:sz w:val="20"/>
-                <w:szCs w:val="20"/>
-              </w:rPr>
-            </w:pPr>
-            <w:r>
-              <w:rPr>
-                <w:rFonts w:ascii="Arial" w:hAnsi="Arial" w:cs="Arial"/>
-                <w:sz w:val="20"/>
-                <w:szCs w:val="20"/>
+              <w:spacing w:after="120" w:line="240" w:lineRule="auto"/>
+              <w:ind w:left="231" w:hanging="274"/>
+              <w:rPr>
+                <w:rFonts w:ascii="Arial" w:hAnsi="Arial" w:cs="Arial"/>
+                <w:sz w:val="21"/>
+                <w:szCs w:val="21"/>
+              </w:rPr>
+            </w:pPr>
+            <w:r>
+              <w:rPr>
+                <w:rFonts w:ascii="Arial" w:hAnsi="Arial" w:cs="Arial"/>
+                <w:sz w:val="21"/>
+                <w:szCs w:val="21"/>
               </w:rPr>
               <w:t>18.4.5 - Lesson Review</w:t>
             </w:r>
@@ -5840,29 +5840,29 @@
                 <w:right w:val="nil"/>
                 <w:between w:val="nil"/>
               </w:pBdr>
-              <w:spacing w:after="60" w:line="240" w:lineRule="auto"/>
-              <w:ind w:left="229" w:hanging="270"/>
-              <w:rPr>
-                <w:rFonts w:ascii="Arial" w:hAnsi="Arial" w:cs="Arial"/>
-                <w:sz w:val="20"/>
-                <w:szCs w:val="20"/>
-              </w:rPr>
-            </w:pPr>
-            <w:r>
-              <w:rPr>
-                <w:rFonts w:ascii="Arial" w:hAnsi="Arial" w:cs="Arial"/>
-                <w:b/>
-                <w:bCs/>
-                <w:sz w:val="20"/>
-                <w:szCs w:val="20"/>
+              <w:spacing w:after="120" w:line="240" w:lineRule="auto"/>
+              <w:ind w:left="231" w:hanging="274"/>
+              <w:rPr>
+                <w:rFonts w:ascii="Arial" w:hAnsi="Arial" w:cs="Arial"/>
+                <w:sz w:val="20"/>
+                <w:szCs w:val="20"/>
+              </w:rPr>
+            </w:pPr>
+            <w:r>
+              <w:rPr>
+                <w:rFonts w:ascii="Arial" w:hAnsi="Arial" w:cs="Arial"/>
+                <w:b/>
+                <w:bCs/>
+                <w:sz w:val="21"/>
+                <w:szCs w:val="21"/>
               </w:rPr>
               <w:t>18.6</w:t>
             </w:r>
             <w:r>
               <w:rPr>
                 <w:rFonts w:ascii="Arial" w:hAnsi="Arial" w:cs="Arial"/>
-                <w:sz w:val="20"/>
-                <w:szCs w:val="20"/>
+                <w:sz w:val="21"/>
+                <w:szCs w:val="21"/>
               </w:rPr>
               <w:t xml:space="preserve"> - Module Quiz</w:t>
             </w:r>
@@ -5888,15 +5888,15 @@
               <w:spacing w:after="60" w:line="240" w:lineRule="auto"/>
               <w:rPr>
                 <w:rFonts w:ascii="Consolas" w:hAnsi="Consolas" w:cs="Consolas"/>
-                <w:sz w:val="20"/>
-                <w:szCs w:val="20"/>
+                <w:sz w:val="21"/>
+                <w:szCs w:val="21"/>
               </w:rPr>
             </w:pPr>
             <w:r>
               <w:rPr>
                 <w:rFonts w:ascii="Consolas" w:hAnsi="Consolas" w:cs="Consolas"/>
-                <w:sz w:val="20"/>
-                <w:szCs w:val="20"/>
+                <w:sz w:val="21"/>
+                <w:szCs w:val="21"/>
               </w:rPr>
               <w:t>Module 19</w:t>
             </w:r>
@@ -5908,17 +5908,17 @@
                 <w:rFonts w:ascii="Arial" w:hAnsi="Arial" w:cs="Arial"/>
                 <w:b/>
                 <w:bCs/>
-                <w:sz w:val="20"/>
-                <w:szCs w:val="20"/>
-              </w:rPr>
-            </w:pPr>
-            <w:r>
-              <w:rPr>
-                <w:rFonts w:ascii="Arial" w:hAnsi="Arial" w:cs="Arial"/>
-                <w:b/>
-                <w:bCs/>
-                <w:sz w:val="20"/>
-                <w:szCs w:val="20"/>
+                <w:sz w:val="21"/>
+                <w:szCs w:val="21"/>
+              </w:rPr>
+            </w:pPr>
+            <w:r>
+              <w:rPr>
+                <w:rFonts w:ascii="Arial" w:hAnsi="Arial" w:cs="Arial"/>
+                <w:b/>
+                <w:bCs/>
+                <w:sz w:val="21"/>
+                <w:szCs w:val="21"/>
               </w:rPr>
               <w:t>Managing Security Settings</w:t>
             </w:r>
@@ -5928,15 +5928,15 @@
               <w:spacing w:after="60" w:line="240" w:lineRule="auto"/>
               <w:rPr>
                 <w:rFonts w:ascii="Arial" w:hAnsi="Arial" w:cs="Arial"/>
-                <w:sz w:val="20"/>
-                <w:szCs w:val="20"/>
-              </w:rPr>
-            </w:pPr>
-            <w:r>
-              <w:rPr>
-                <w:rFonts w:ascii="Arial" w:hAnsi="Arial" w:cs="Arial"/>
-                <w:sz w:val="20"/>
-                <w:szCs w:val="20"/>
+                <w:sz w:val="21"/>
+                <w:szCs w:val="21"/>
+              </w:rPr>
+            </w:pPr>
+            <w:r>
+              <w:rPr>
+                <w:rFonts w:ascii="Arial" w:hAnsi="Arial" w:cs="Arial"/>
+                <w:sz w:val="21"/>
+                <w:szCs w:val="21"/>
               </w:rPr>
               <w:t>Primary CLOs:</w:t>
             </w:r>
@@ -5958,15 +5958,15 @@
               <w:ind w:left="360"/>
               <w:rPr>
                 <w:rFonts w:ascii="Consolas" w:hAnsi="Consolas" w:cs="Consolas"/>
-                <w:sz w:val="20"/>
-                <w:szCs w:val="20"/>
+                <w:sz w:val="21"/>
+                <w:szCs w:val="21"/>
               </w:rPr>
             </w:pPr>
             <w:r>
               <w:rPr>
                 <w:rFonts w:ascii="Consolas" w:hAnsi="Consolas" w:cs="Consolas"/>
-                <w:sz w:val="20"/>
-                <w:szCs w:val="20"/>
+                <w:sz w:val="21"/>
+                <w:szCs w:val="21"/>
               </w:rPr>
               <w:t>II, VI, VIII, XII, XIII</w:t>
             </w:r>
@@ -5988,29 +5988,29 @@
                 <w:ilvl w:val="0"/>
                 <w:numId w:val="1"/>
               </w:numPr>
-              <w:spacing w:after="60" w:line="240" w:lineRule="auto"/>
-              <w:ind w:left="231" w:hanging="274"/>
-              <w:rPr>
-                <w:rFonts w:ascii="Arial" w:hAnsi="Arial" w:cs="Arial"/>
-                <w:sz w:val="20"/>
-                <w:szCs w:val="20"/>
-              </w:rPr>
-            </w:pPr>
-            <w:r>
-              <w:rPr>
-                <w:rFonts w:ascii="Arial" w:hAnsi="Arial" w:cs="Arial"/>
-                <w:b/>
-                <w:bCs/>
-                <w:sz w:val="20"/>
-                <w:szCs w:val="20"/>
+              <w:spacing w:after="120"/>
+              <w:ind w:left="231" w:hanging="274"/>
+              <w:rPr>
+                <w:rFonts w:ascii="Arial" w:hAnsi="Arial" w:cs="Arial"/>
+                <w:sz w:val="21"/>
+                <w:szCs w:val="21"/>
+              </w:rPr>
+            </w:pPr>
+            <w:r>
+              <w:rPr>
+                <w:rFonts w:ascii="Arial" w:hAnsi="Arial" w:cs="Arial"/>
+                <w:b/>
+                <w:bCs/>
+                <w:sz w:val="21"/>
+                <w:szCs w:val="21"/>
               </w:rPr>
               <w:t>19.1</w:t>
             </w:r>
             <w:r>
               <w:rPr>
                 <w:rFonts w:ascii="Arial" w:hAnsi="Arial" w:cs="Arial"/>
-                <w:sz w:val="20"/>
-                <w:szCs w:val="20"/>
+                <w:sz w:val="21"/>
+                <w:szCs w:val="21"/>
               </w:rPr>
               <w:t xml:space="preserve"> Apply workstation security options and hardening techniques to protect systems</w:t>
             </w:r>
@@ -6021,29 +6021,29 @@
                 <w:ilvl w:val="0"/>
                 <w:numId w:val="1"/>
               </w:numPr>
-              <w:spacing w:after="60" w:line="240" w:lineRule="auto"/>
-              <w:ind w:left="231" w:hanging="274"/>
-              <w:rPr>
-                <w:rFonts w:ascii="Arial" w:hAnsi="Arial" w:cs="Arial"/>
-                <w:sz w:val="20"/>
-                <w:szCs w:val="20"/>
-              </w:rPr>
-            </w:pPr>
-            <w:r>
-              <w:rPr>
-                <w:rFonts w:ascii="Arial" w:hAnsi="Arial" w:cs="Arial"/>
-                <w:b/>
-                <w:bCs/>
-                <w:sz w:val="20"/>
-                <w:szCs w:val="20"/>
+              <w:spacing w:after="120"/>
+              <w:ind w:left="231" w:hanging="274"/>
+              <w:rPr>
+                <w:rFonts w:ascii="Arial" w:hAnsi="Arial" w:cs="Arial"/>
+                <w:sz w:val="21"/>
+                <w:szCs w:val="21"/>
+              </w:rPr>
+            </w:pPr>
+            <w:r>
+              <w:rPr>
+                <w:rFonts w:ascii="Arial" w:hAnsi="Arial" w:cs="Arial"/>
+                <w:b/>
+                <w:bCs/>
+                <w:sz w:val="21"/>
+                <w:szCs w:val="21"/>
               </w:rPr>
               <w:t>19.2</w:t>
             </w:r>
             <w:r>
               <w:rPr>
                 <w:rFonts w:ascii="Arial" w:hAnsi="Arial" w:cs="Arial"/>
-                <w:sz w:val="20"/>
-                <w:szCs w:val="20"/>
+                <w:sz w:val="21"/>
+                <w:szCs w:val="21"/>
               </w:rPr>
               <w:t xml:space="preserve"> Configure and implement Microsoft Windows security features</w:t>
             </w:r>
@@ -6054,29 +6054,29 @@
                 <w:ilvl w:val="0"/>
                 <w:numId w:val="1"/>
               </w:numPr>
-              <w:spacing w:after="60" w:line="240" w:lineRule="auto"/>
-              <w:ind w:left="231" w:hanging="274"/>
-              <w:rPr>
-                <w:rFonts w:ascii="Arial" w:hAnsi="Arial" w:cs="Arial"/>
-                <w:sz w:val="20"/>
-                <w:szCs w:val="20"/>
-              </w:rPr>
-            </w:pPr>
-            <w:r>
-              <w:rPr>
-                <w:rFonts w:ascii="Arial" w:hAnsi="Arial" w:cs="Arial"/>
-                <w:b/>
-                <w:bCs/>
-                <w:sz w:val="20"/>
-                <w:szCs w:val="20"/>
+              <w:spacing w:after="120"/>
+              <w:ind w:left="231" w:hanging="274"/>
+              <w:rPr>
+                <w:rFonts w:ascii="Arial" w:hAnsi="Arial" w:cs="Arial"/>
+                <w:sz w:val="21"/>
+                <w:szCs w:val="21"/>
+              </w:rPr>
+            </w:pPr>
+            <w:r>
+              <w:rPr>
+                <w:rFonts w:ascii="Arial" w:hAnsi="Arial" w:cs="Arial"/>
+                <w:b/>
+                <w:bCs/>
+                <w:sz w:val="21"/>
+                <w:szCs w:val="21"/>
               </w:rPr>
               <w:t>19.3</w:t>
             </w:r>
             <w:r>
               <w:rPr>
                 <w:rFonts w:ascii="Arial" w:hAnsi="Arial" w:cs="Arial"/>
-                <w:sz w:val="20"/>
-                <w:szCs w:val="20"/>
+                <w:sz w:val="21"/>
+                <w:szCs w:val="21"/>
               </w:rPr>
               <w:t xml:space="preserve"> Analyze common security issues and implement appropriate solutions</w:t>
             </w:r>
@@ -6296,19 +6296,19 @@
                 <w:right w:val="nil"/>
                 <w:between w:val="nil"/>
               </w:pBdr>
-              <w:spacing w:after="60" w:line="240" w:lineRule="auto"/>
-              <w:ind w:left="229" w:hanging="270"/>
-              <w:rPr>
-                <w:rFonts w:ascii="Arial" w:hAnsi="Arial" w:cs="Arial"/>
-                <w:sz w:val="20"/>
-                <w:szCs w:val="20"/>
-              </w:rPr>
-            </w:pPr>
-            <w:r>
-              <w:rPr>
-                <w:rFonts w:ascii="Arial" w:hAnsi="Arial" w:cs="Arial"/>
-                <w:sz w:val="20"/>
-                <w:szCs w:val="20"/>
+              <w:spacing w:after="120" w:line="240" w:lineRule="auto"/>
+              <w:ind w:left="231" w:hanging="274"/>
+              <w:rPr>
+                <w:rFonts w:ascii="Arial" w:hAnsi="Arial" w:cs="Arial"/>
+                <w:sz w:val="21"/>
+                <w:szCs w:val="21"/>
+              </w:rPr>
+            </w:pPr>
+            <w:r>
+              <w:rPr>
+                <w:rFonts w:ascii="Arial" w:hAnsi="Arial" w:cs="Arial"/>
+                <w:sz w:val="21"/>
+                <w:szCs w:val="21"/>
               </w:rPr>
               <w:t>19.4.13 - Lesson Review</w:t>
             </w:r>
@@ -6326,29 +6326,29 @@
                 <w:right w:val="nil"/>
                 <w:between w:val="nil"/>
               </w:pBdr>
-              <w:spacing w:after="60" w:line="240" w:lineRule="auto"/>
-              <w:ind w:left="229" w:hanging="270"/>
-              <w:rPr>
-                <w:rFonts w:ascii="Arial" w:hAnsi="Arial" w:cs="Arial"/>
-                <w:sz w:val="20"/>
-                <w:szCs w:val="20"/>
-              </w:rPr>
-            </w:pPr>
-            <w:r>
-              <w:rPr>
-                <w:rFonts w:ascii="Arial" w:hAnsi="Arial" w:cs="Arial"/>
-                <w:b/>
-                <w:bCs/>
-                <w:sz w:val="20"/>
-                <w:szCs w:val="20"/>
+              <w:spacing w:after="120" w:line="240" w:lineRule="auto"/>
+              <w:ind w:left="231" w:hanging="274"/>
+              <w:rPr>
+                <w:rFonts w:ascii="Arial" w:hAnsi="Arial" w:cs="Arial"/>
+                <w:sz w:val="21"/>
+                <w:szCs w:val="21"/>
+              </w:rPr>
+            </w:pPr>
+            <w:r>
+              <w:rPr>
+                <w:rFonts w:ascii="Arial" w:hAnsi="Arial" w:cs="Arial"/>
+                <w:b/>
+                <w:bCs/>
+                <w:sz w:val="21"/>
+                <w:szCs w:val="21"/>
               </w:rPr>
               <w:t>19.6</w:t>
             </w:r>
             <w:r>
               <w:rPr>
                 <w:rFonts w:ascii="Arial" w:hAnsi="Arial" w:cs="Arial"/>
-                <w:sz w:val="20"/>
-                <w:szCs w:val="20"/>
+                <w:sz w:val="21"/>
+                <w:szCs w:val="21"/>
               </w:rPr>
               <w:t xml:space="preserve"> - Module Quiz</w:t>
             </w:r>
@@ -6366,8 +6366,8 @@
                 <w:right w:val="nil"/>
                 <w:between w:val="nil"/>
               </w:pBdr>
-              <w:spacing w:after="60" w:line="240" w:lineRule="auto"/>
-              <w:ind w:left="229" w:hanging="270"/>
+              <w:spacing w:after="120" w:line="240" w:lineRule="auto"/>
+              <w:ind w:left="231" w:hanging="274"/>
               <w:rPr>
                 <w:rFonts w:ascii="Arial" w:hAnsi="Arial" w:cs="Arial"/>
                 <w:sz w:val="20"/>
@@ -6409,10 +6409,10 @@
                 <w:b/>
                 <w:bCs/>
                 <w:color w:val="012F76"/>
-                <w:sz w:val="20"/>
-                <w:szCs w:val="20"/>
-              </w:rPr>
-              <w:t>Cross-Platform Systems and Security</w:t>
+                <w:sz w:val="21"/>
+                <w:szCs w:val="21"/>
+              </w:rPr>
+              <w:t>Security Work After “Mythos”</w:t>
             </w:r>
           </w:p>
         </w:tc>
@@ -6436,15 +6436,15 @@
               <w:spacing w:after="60" w:line="240" w:lineRule="auto"/>
               <w:rPr>
                 <w:rFonts w:ascii="Consolas" w:hAnsi="Consolas" w:cs="Consolas"/>
-                <w:sz w:val="20"/>
-                <w:szCs w:val="20"/>
+                <w:sz w:val="21"/>
+                <w:szCs w:val="21"/>
               </w:rPr>
             </w:pPr>
             <w:r>
               <w:rPr>
                 <w:rFonts w:ascii="Consolas" w:hAnsi="Consolas" w:cs="Consolas"/>
-                <w:sz w:val="20"/>
-                <w:szCs w:val="20"/>
+                <w:sz w:val="21"/>
+                <w:szCs w:val="21"/>
               </w:rPr>
               <w:t>Module 20</w:t>
             </w:r>
@@ -6456,17 +6456,17 @@
                 <w:rFonts w:ascii="Arial" w:hAnsi="Arial" w:cs="Arial"/>
                 <w:b/>
                 <w:bCs/>
-                <w:sz w:val="20"/>
-                <w:szCs w:val="20"/>
-              </w:rPr>
-            </w:pPr>
-            <w:r>
-              <w:rPr>
-                <w:rFonts w:ascii="Arial" w:hAnsi="Arial" w:cs="Arial"/>
-                <w:b/>
-                <w:bCs/>
-                <w:sz w:val="20"/>
-                <w:szCs w:val="20"/>
+                <w:sz w:val="21"/>
+                <w:szCs w:val="21"/>
+              </w:rPr>
+            </w:pPr>
+            <w:r>
+              <w:rPr>
+                <w:rFonts w:ascii="Arial" w:hAnsi="Arial" w:cs="Arial"/>
+                <w:b/>
+                <w:bCs/>
+                <w:sz w:val="21"/>
+                <w:szCs w:val="21"/>
               </w:rPr>
               <w:t>Supporting Mobile Software</w:t>
             </w:r>
@@ -6476,15 +6476,15 @@
               <w:spacing w:after="60" w:line="240" w:lineRule="auto"/>
               <w:rPr>
                 <w:rFonts w:ascii="Arial" w:hAnsi="Arial" w:cs="Arial"/>
-                <w:sz w:val="20"/>
-                <w:szCs w:val="20"/>
-              </w:rPr>
-            </w:pPr>
-            <w:r>
-              <w:rPr>
-                <w:rFonts w:ascii="Arial" w:hAnsi="Arial" w:cs="Arial"/>
-                <w:sz w:val="20"/>
-                <w:szCs w:val="20"/>
+                <w:sz w:val="21"/>
+                <w:szCs w:val="21"/>
+              </w:rPr>
+            </w:pPr>
+            <w:r>
+              <w:rPr>
+                <w:rFonts w:ascii="Arial" w:hAnsi="Arial" w:cs="Arial"/>
+                <w:sz w:val="21"/>
+                <w:szCs w:val="21"/>
               </w:rPr>
               <w:t>Primary CLOs:</w:t>
             </w:r>
@@ -6506,15 +6506,15 @@
               <w:ind w:left="360"/>
               <w:rPr>
                 <w:rFonts w:ascii="Consolas" w:hAnsi="Consolas" w:cs="Consolas"/>
-                <w:sz w:val="20"/>
-                <w:szCs w:val="20"/>
+                <w:sz w:val="21"/>
+                <w:szCs w:val="21"/>
               </w:rPr>
             </w:pPr>
             <w:r>
               <w:rPr>
                 <w:rFonts w:ascii="Consolas" w:hAnsi="Consolas" w:cs="Consolas"/>
-                <w:sz w:val="20"/>
-                <w:szCs w:val="20"/>
+                <w:sz w:val="21"/>
+                <w:szCs w:val="21"/>
               </w:rPr>
               <w:t>VI, VIII, IX, XII, XIII</w:t>
             </w:r>
@@ -6536,29 +6536,29 @@
                 <w:ilvl w:val="0"/>
                 <w:numId w:val="1"/>
               </w:numPr>
-              <w:spacing w:after="60" w:line="240" w:lineRule="auto"/>
-              <w:ind w:left="231" w:hanging="274"/>
-              <w:rPr>
-                <w:rFonts w:ascii="Arial" w:hAnsi="Arial" w:cs="Arial"/>
-                <w:sz w:val="20"/>
-                <w:szCs w:val="20"/>
-              </w:rPr>
-            </w:pPr>
-            <w:r>
-              <w:rPr>
-                <w:rFonts w:ascii="Arial" w:hAnsi="Arial" w:cs="Arial"/>
-                <w:b/>
-                <w:bCs/>
-                <w:sz w:val="20"/>
-                <w:szCs w:val="20"/>
+              <w:spacing w:after="120"/>
+              <w:ind w:left="231" w:hanging="274"/>
+              <w:rPr>
+                <w:rFonts w:ascii="Arial" w:hAnsi="Arial" w:cs="Arial"/>
+                <w:sz w:val="21"/>
+                <w:szCs w:val="21"/>
+              </w:rPr>
+            </w:pPr>
+            <w:r>
+              <w:rPr>
+                <w:rFonts w:ascii="Arial" w:hAnsi="Arial" w:cs="Arial"/>
+                <w:b/>
+                <w:bCs/>
+                <w:sz w:val="21"/>
+                <w:szCs w:val="21"/>
               </w:rPr>
               <w:t>20.1</w:t>
             </w:r>
             <w:r>
               <w:rPr>
                 <w:rFonts w:ascii="Arial" w:hAnsi="Arial" w:cs="Arial"/>
-                <w:sz w:val="20"/>
-                <w:szCs w:val="20"/>
+                <w:sz w:val="21"/>
+                <w:szCs w:val="21"/>
               </w:rPr>
               <w:t xml:space="preserve"> Apply common methods for securing mobile devices</w:t>
             </w:r>
@@ -6569,29 +6569,29 @@
                 <w:ilvl w:val="0"/>
                 <w:numId w:val="1"/>
               </w:numPr>
-              <w:spacing w:after="60" w:line="240" w:lineRule="auto"/>
-              <w:ind w:left="231" w:hanging="274"/>
-              <w:rPr>
-                <w:rFonts w:ascii="Arial" w:hAnsi="Arial" w:cs="Arial"/>
-                <w:sz w:val="20"/>
-                <w:szCs w:val="20"/>
-              </w:rPr>
-            </w:pPr>
-            <w:r>
-              <w:rPr>
-                <w:rFonts w:ascii="Arial" w:hAnsi="Arial" w:cs="Arial"/>
-                <w:b/>
-                <w:bCs/>
-                <w:sz w:val="20"/>
-                <w:szCs w:val="20"/>
+              <w:spacing w:after="120"/>
+              <w:ind w:left="231" w:hanging="274"/>
+              <w:rPr>
+                <w:rFonts w:ascii="Arial" w:hAnsi="Arial" w:cs="Arial"/>
+                <w:sz w:val="21"/>
+                <w:szCs w:val="21"/>
+              </w:rPr>
+            </w:pPr>
+            <w:r>
+              <w:rPr>
+                <w:rFonts w:ascii="Arial" w:hAnsi="Arial" w:cs="Arial"/>
+                <w:b/>
+                <w:bCs/>
+                <w:sz w:val="21"/>
+                <w:szCs w:val="21"/>
               </w:rPr>
               <w:t>20.2</w:t>
             </w:r>
             <w:r>
               <w:rPr>
                 <w:rFonts w:ascii="Arial" w:hAnsi="Arial" w:cs="Arial"/>
-                <w:sz w:val="20"/>
-                <w:szCs w:val="20"/>
+                <w:sz w:val="21"/>
+                <w:szCs w:val="21"/>
               </w:rPr>
               <w:t xml:space="preserve"> Troubleshoot common mobile OS and application issues</w:t>
             </w:r>
@@ -6602,29 +6602,29 @@
                 <w:ilvl w:val="0"/>
                 <w:numId w:val="1"/>
               </w:numPr>
-              <w:spacing w:after="60" w:line="240" w:lineRule="auto"/>
-              <w:ind w:left="231" w:hanging="274"/>
-              <w:rPr>
-                <w:rFonts w:ascii="Arial" w:hAnsi="Arial" w:cs="Arial"/>
-                <w:sz w:val="20"/>
-                <w:szCs w:val="20"/>
-              </w:rPr>
-            </w:pPr>
-            <w:r>
-              <w:rPr>
-                <w:rFonts w:ascii="Arial" w:hAnsi="Arial" w:cs="Arial"/>
-                <w:b/>
-                <w:bCs/>
-                <w:sz w:val="20"/>
-                <w:szCs w:val="20"/>
+              <w:spacing w:after="120"/>
+              <w:ind w:left="231" w:hanging="274"/>
+              <w:rPr>
+                <w:rFonts w:ascii="Arial" w:hAnsi="Arial" w:cs="Arial"/>
+                <w:sz w:val="21"/>
+                <w:szCs w:val="21"/>
+              </w:rPr>
+            </w:pPr>
+            <w:r>
+              <w:rPr>
+                <w:rFonts w:ascii="Arial" w:hAnsi="Arial" w:cs="Arial"/>
+                <w:b/>
+                <w:bCs/>
+                <w:sz w:val="21"/>
+                <w:szCs w:val="21"/>
               </w:rPr>
               <w:t>20.3</w:t>
             </w:r>
             <w:r>
               <w:rPr>
                 <w:rFonts w:ascii="Arial" w:hAnsi="Arial" w:cs="Arial"/>
-                <w:sz w:val="20"/>
-                <w:szCs w:val="20"/>
+                <w:sz w:val="21"/>
+                <w:szCs w:val="21"/>
               </w:rPr>
               <w:t xml:space="preserve"> Identify and resolve mobile security problems</w:t>
             </w:r>
@@ -6814,19 +6814,19 @@
                 <w:right w:val="nil"/>
                 <w:between w:val="nil"/>
               </w:pBdr>
-              <w:spacing w:after="60" w:line="240" w:lineRule="auto"/>
-              <w:ind w:left="229" w:hanging="270"/>
-              <w:rPr>
-                <w:rFonts w:ascii="Arial" w:hAnsi="Arial" w:cs="Arial"/>
-                <w:sz w:val="20"/>
-                <w:szCs w:val="20"/>
-              </w:rPr>
-            </w:pPr>
-            <w:r>
-              <w:rPr>
-                <w:rFonts w:ascii="Arial" w:hAnsi="Arial" w:cs="Arial"/>
-                <w:sz w:val="20"/>
-                <w:szCs w:val="20"/>
+              <w:spacing w:after="120" w:line="240" w:lineRule="auto"/>
+              <w:ind w:left="231" w:hanging="274"/>
+              <w:rPr>
+                <w:rFonts w:ascii="Arial" w:hAnsi="Arial" w:cs="Arial"/>
+                <w:sz w:val="21"/>
+                <w:szCs w:val="21"/>
+              </w:rPr>
+            </w:pPr>
+            <w:r>
+              <w:rPr>
+                <w:rFonts w:ascii="Arial" w:hAnsi="Arial" w:cs="Arial"/>
+                <w:sz w:val="21"/>
+                <w:szCs w:val="21"/>
               </w:rPr>
               <w:t>20.3.4 - Lesson Review</w:t>
             </w:r>
@@ -6844,29 +6844,29 @@
                 <w:right w:val="nil"/>
                 <w:between w:val="nil"/>
               </w:pBdr>
-              <w:spacing w:after="60" w:line="240" w:lineRule="auto"/>
-              <w:ind w:left="229" w:hanging="270"/>
-              <w:rPr>
-                <w:rFonts w:ascii="Arial" w:hAnsi="Arial" w:cs="Arial"/>
-                <w:sz w:val="20"/>
-                <w:szCs w:val="20"/>
-              </w:rPr>
-            </w:pPr>
-            <w:r>
-              <w:rPr>
-                <w:rFonts w:ascii="Arial" w:hAnsi="Arial" w:cs="Arial"/>
-                <w:b/>
-                <w:bCs/>
-                <w:sz w:val="20"/>
-                <w:szCs w:val="20"/>
+              <w:spacing w:after="120" w:line="240" w:lineRule="auto"/>
+              <w:ind w:left="231" w:hanging="274"/>
+              <w:rPr>
+                <w:rFonts w:ascii="Arial" w:hAnsi="Arial" w:cs="Arial"/>
+                <w:sz w:val="21"/>
+                <w:szCs w:val="21"/>
+              </w:rPr>
+            </w:pPr>
+            <w:r>
+              <w:rPr>
+                <w:rFonts w:ascii="Arial" w:hAnsi="Arial" w:cs="Arial"/>
+                <w:b/>
+                <w:bCs/>
+                <w:sz w:val="21"/>
+                <w:szCs w:val="21"/>
               </w:rPr>
               <w:t>20.5</w:t>
             </w:r>
             <w:r>
               <w:rPr>
                 <w:rFonts w:ascii="Arial" w:hAnsi="Arial" w:cs="Arial"/>
-                <w:sz w:val="20"/>
-                <w:szCs w:val="20"/>
+                <w:sz w:val="21"/>
+                <w:szCs w:val="21"/>
               </w:rPr>
               <w:t xml:space="preserve"> - Module Quiz</w:t>
             </w:r>
@@ -6884,27 +6884,27 @@
                 <w:right w:val="nil"/>
                 <w:between w:val="nil"/>
               </w:pBdr>
-              <w:spacing w:after="60" w:line="240" w:lineRule="auto"/>
-              <w:ind w:left="229" w:hanging="270"/>
-              <w:rPr>
-                <w:rFonts w:ascii="Arial" w:hAnsi="Arial" w:cs="Arial"/>
-                <w:sz w:val="20"/>
-                <w:szCs w:val="20"/>
-              </w:rPr>
-            </w:pPr>
-            <w:r>
-              <w:rPr>
-                <w:rFonts w:ascii="Arial" w:hAnsi="Arial" w:cs="Arial"/>
-                <w:sz w:val="20"/>
-                <w:szCs w:val="20"/>
+              <w:spacing w:after="120" w:line="240" w:lineRule="auto"/>
+              <w:ind w:left="231" w:hanging="274"/>
+              <w:rPr>
+                <w:rFonts w:ascii="Arial" w:hAnsi="Arial" w:cs="Arial"/>
+                <w:sz w:val="20"/>
+                <w:szCs w:val="20"/>
+              </w:rPr>
+            </w:pPr>
+            <w:r>
+              <w:rPr>
+                <w:rFonts w:ascii="Arial" w:hAnsi="Arial" w:cs="Arial"/>
+                <w:sz w:val="21"/>
+                <w:szCs w:val="21"/>
               </w:rPr>
               <w:t xml:space="preserve">20.6 - Checkpoint Review </w:t>
             </w:r>
             <w:r>
               <w:rPr>
                 <w:rFonts w:ascii="Consolas" w:hAnsi="Consolas" w:cs="Consolas"/>
-                <w:sz w:val="20"/>
-                <w:szCs w:val="20"/>
+                <w:sz w:val="21"/>
+                <w:szCs w:val="21"/>
               </w:rPr>
               <w:t>(modules 18 - 20)</w:t>
             </w:r>
@@ -6927,18 +6927,18 @@
           </w:tcPr>
           <w:p>
             <w:pPr>
-              <w:spacing w:after="60" w:line="240" w:lineRule="auto"/>
+              <w:spacing w:after="120" w:line="240" w:lineRule="auto"/>
               <w:rPr>
                 <w:rFonts w:ascii="Consolas" w:hAnsi="Consolas" w:cs="Consolas"/>
-                <w:sz w:val="21"/>
-                <w:szCs w:val="21"/>
+                <w:sz w:val="22"/>
+                <w:szCs w:val="22"/>
               </w:rPr>
             </w:pPr>
             <w:r>
               <w:rPr>
                 <w:rFonts w:ascii="Consolas" w:hAnsi="Consolas" w:cs="Consolas"/>
-                <w:sz w:val="21"/>
-                <w:szCs w:val="21"/>
+                <w:sz w:val="22"/>
+                <w:szCs w:val="22"/>
               </w:rPr>
               <w:lastRenderedPageBreak/>
               <w:t>Module 21</w:t>
@@ -6946,40 +6946,40 @@
           </w:p>
           <w:p>
             <w:pPr>
-              <w:spacing w:after="60" w:line="240" w:lineRule="auto"/>
-              <w:rPr>
-                <w:rFonts w:ascii="Arial" w:hAnsi="Arial" w:cs="Arial"/>
-                <w:b/>
-                <w:bCs/>
-                <w:sz w:val="21"/>
-                <w:szCs w:val="21"/>
-              </w:rPr>
-            </w:pPr>
-            <w:r>
-              <w:rPr>
-                <w:rFonts w:ascii="Arial" w:hAnsi="Arial" w:cs="Arial"/>
-                <w:b/>
-                <w:bCs/>
-                <w:sz w:val="21"/>
-                <w:szCs w:val="21"/>
+              <w:spacing w:after="120" w:line="240" w:lineRule="auto"/>
+              <w:rPr>
+                <w:rFonts w:ascii="Arial" w:hAnsi="Arial" w:cs="Arial"/>
+                <w:b/>
+                <w:bCs/>
+                <w:sz w:val="22"/>
+                <w:szCs w:val="22"/>
+              </w:rPr>
+            </w:pPr>
+            <w:r>
+              <w:rPr>
+                <w:rFonts w:ascii="Arial" w:hAnsi="Arial" w:cs="Arial"/>
+                <w:b/>
+                <w:bCs/>
+                <w:sz w:val="22"/>
+                <w:szCs w:val="22"/>
               </w:rPr>
               <w:t>Using Data Security</w:t>
             </w:r>
           </w:p>
           <w:p>
             <w:pPr>
-              <w:spacing w:after="60" w:line="240" w:lineRule="auto"/>
-              <w:rPr>
-                <w:rFonts w:ascii="Arial" w:hAnsi="Arial" w:cs="Arial"/>
-                <w:sz w:val="21"/>
-                <w:szCs w:val="21"/>
-              </w:rPr>
-            </w:pPr>
-            <w:r>
-              <w:rPr>
-                <w:rFonts w:ascii="Arial" w:hAnsi="Arial" w:cs="Arial"/>
-                <w:sz w:val="21"/>
-                <w:szCs w:val="21"/>
+              <w:spacing w:after="120" w:line="240" w:lineRule="auto"/>
+              <w:rPr>
+                <w:rFonts w:ascii="Arial" w:hAnsi="Arial" w:cs="Arial"/>
+                <w:sz w:val="22"/>
+                <w:szCs w:val="22"/>
+              </w:rPr>
+            </w:pPr>
+            <w:r>
+              <w:rPr>
+                <w:rFonts w:ascii="Arial" w:hAnsi="Arial" w:cs="Arial"/>
+                <w:sz w:val="22"/>
+                <w:szCs w:val="22"/>
               </w:rPr>
               <w:t>Primary CLOs:</w:t>
             </w:r>
@@ -6997,19 +6997,19 @@
                 <w:right w:val="nil"/>
                 <w:between w:val="nil"/>
               </w:pBdr>
-              <w:spacing w:after="60" w:line="240" w:lineRule="auto"/>
+              <w:spacing w:after="120" w:line="240" w:lineRule="auto"/>
               <w:ind w:left="360"/>
               <w:rPr>
                 <w:rFonts w:ascii="Consolas" w:hAnsi="Consolas" w:cs="Consolas"/>
-                <w:sz w:val="21"/>
-                <w:szCs w:val="21"/>
+                <w:sz w:val="22"/>
+                <w:szCs w:val="22"/>
               </w:rPr>
             </w:pPr>
             <w:r>
               <w:rPr>
                 <w:rFonts w:ascii="Consolas" w:hAnsi="Consolas" w:cs="Consolas"/>
-                <w:sz w:val="21"/>
-                <w:szCs w:val="21"/>
+                <w:sz w:val="22"/>
+                <w:szCs w:val="22"/>
               </w:rPr>
               <w:t>II, VI, VIII</w:t>
             </w:r>
@@ -7031,29 +7031,29 @@
                 <w:ilvl w:val="0"/>
                 <w:numId w:val="1"/>
               </w:numPr>
-              <w:spacing w:after="60" w:line="240" w:lineRule="auto"/>
-              <w:ind w:left="231" w:hanging="274"/>
-              <w:rPr>
-                <w:rFonts w:ascii="Arial" w:hAnsi="Arial" w:cs="Arial"/>
-                <w:sz w:val="21"/>
-                <w:szCs w:val="21"/>
-              </w:rPr>
-            </w:pPr>
-            <w:r>
-              <w:rPr>
-                <w:rFonts w:ascii="Arial" w:hAnsi="Arial" w:cs="Arial"/>
-                <w:b/>
-                <w:bCs/>
-                <w:sz w:val="21"/>
-                <w:szCs w:val="21"/>
+              <w:spacing w:after="240"/>
+              <w:ind w:left="231" w:hanging="274"/>
+              <w:rPr>
+                <w:rFonts w:ascii="Arial" w:hAnsi="Arial" w:cs="Arial"/>
+                <w:sz w:val="22"/>
+                <w:szCs w:val="22"/>
+              </w:rPr>
+            </w:pPr>
+            <w:r>
+              <w:rPr>
+                <w:rFonts w:ascii="Arial" w:hAnsi="Arial" w:cs="Arial"/>
+                <w:b/>
+                <w:bCs/>
+                <w:sz w:val="22"/>
+                <w:szCs w:val="22"/>
               </w:rPr>
               <w:t>21.1</w:t>
             </w:r>
             <w:r>
               <w:rPr>
                 <w:rFonts w:ascii="Arial" w:hAnsi="Arial" w:cs="Arial"/>
-                <w:sz w:val="21"/>
-                <w:szCs w:val="21"/>
+                <w:sz w:val="22"/>
+                <w:szCs w:val="22"/>
               </w:rPr>
               <w:t xml:space="preserve"> Implement workstation backup and recovery methods to protect critical organizational data</w:t>
             </w:r>
@@ -7064,29 +7064,29 @@
                 <w:ilvl w:val="0"/>
                 <w:numId w:val="1"/>
               </w:numPr>
-              <w:spacing w:after="60" w:line="240" w:lineRule="auto"/>
-              <w:ind w:left="231" w:hanging="274"/>
-              <w:rPr>
-                <w:rFonts w:ascii="Arial" w:hAnsi="Arial" w:cs="Arial"/>
-                <w:sz w:val="21"/>
-                <w:szCs w:val="21"/>
-              </w:rPr>
-            </w:pPr>
-            <w:r>
-              <w:rPr>
-                <w:rFonts w:ascii="Arial" w:hAnsi="Arial" w:cs="Arial"/>
-                <w:b/>
-                <w:bCs/>
-                <w:sz w:val="21"/>
-                <w:szCs w:val="21"/>
+              <w:spacing w:after="240"/>
+              <w:ind w:left="231" w:hanging="274"/>
+              <w:rPr>
+                <w:rFonts w:ascii="Arial" w:hAnsi="Arial" w:cs="Arial"/>
+                <w:sz w:val="22"/>
+                <w:szCs w:val="22"/>
+              </w:rPr>
+            </w:pPr>
+            <w:r>
+              <w:rPr>
+                <w:rFonts w:ascii="Arial" w:hAnsi="Arial" w:cs="Arial"/>
+                <w:b/>
+                <w:bCs/>
+                <w:sz w:val="22"/>
+                <w:szCs w:val="22"/>
               </w:rPr>
               <w:t>21.2</w:t>
             </w:r>
             <w:r>
               <w:rPr>
                 <w:rFonts w:ascii="Arial" w:hAnsi="Arial" w:cs="Arial"/>
-                <w:sz w:val="21"/>
-                <w:szCs w:val="21"/>
+                <w:sz w:val="22"/>
+                <w:szCs w:val="22"/>
               </w:rPr>
               <w:t xml:space="preserve"> Apply appropriate data handling practices including classification, preservation, and destruction methods</w:t>
             </w:r>
@@ -7097,29 +7097,29 @@
                 <w:ilvl w:val="0"/>
                 <w:numId w:val="1"/>
               </w:numPr>
-              <w:spacing w:after="60" w:line="240" w:lineRule="auto"/>
-              <w:ind w:left="231" w:hanging="274"/>
-              <w:rPr>
-                <w:rFonts w:ascii="Arial" w:hAnsi="Arial" w:cs="Arial"/>
-                <w:sz w:val="21"/>
-                <w:szCs w:val="21"/>
-              </w:rPr>
-            </w:pPr>
-            <w:r>
-              <w:rPr>
-                <w:rFonts w:ascii="Arial" w:hAnsi="Arial" w:cs="Arial"/>
-                <w:b/>
-                <w:bCs/>
-                <w:sz w:val="21"/>
-                <w:szCs w:val="21"/>
+              <w:spacing w:after="240"/>
+              <w:ind w:left="231" w:hanging="274"/>
+              <w:rPr>
+                <w:rFonts w:ascii="Arial" w:hAnsi="Arial" w:cs="Arial"/>
+                <w:sz w:val="22"/>
+                <w:szCs w:val="22"/>
+              </w:rPr>
+            </w:pPr>
+            <w:r>
+              <w:rPr>
+                <w:rFonts w:ascii="Arial" w:hAnsi="Arial" w:cs="Arial"/>
+                <w:b/>
+                <w:bCs/>
+                <w:sz w:val="22"/>
+                <w:szCs w:val="22"/>
               </w:rPr>
               <w:t>21.3</w:t>
             </w:r>
             <w:r>
               <w:rPr>
                 <w:rFonts w:ascii="Arial" w:hAnsi="Arial" w:cs="Arial"/>
-                <w:sz w:val="21"/>
-                <w:szCs w:val="21"/>
+                <w:sz w:val="22"/>
+                <w:szCs w:val="22"/>
               </w:rPr>
               <w:t xml:space="preserve"> Evaluate artificial intelligence applications and limitations in IT security workflows</w:t>
             </w:r>
@@ -7148,8 +7148,8 @@
                 <w:right w:val="nil"/>
                 <w:between w:val="nil"/>
               </w:pBdr>
-              <w:spacing w:after="0" w:line="240" w:lineRule="auto"/>
-              <w:ind w:left="229" w:hanging="270"/>
+              <w:spacing w:after="120" w:line="240" w:lineRule="auto"/>
+              <w:ind w:left="231" w:hanging="274"/>
               <w:rPr>
                 <w:rFonts w:ascii="Arial" w:hAnsi="Arial" w:cs="Arial"/>
                 <w:sz w:val="20"/>
@@ -7178,8 +7178,8 @@
                 <w:right w:val="nil"/>
                 <w:between w:val="nil"/>
               </w:pBdr>
-              <w:spacing w:after="0" w:line="240" w:lineRule="auto"/>
-              <w:ind w:left="229" w:hanging="270"/>
+              <w:spacing w:after="120" w:line="240" w:lineRule="auto"/>
+              <w:ind w:left="231" w:hanging="274"/>
               <w:rPr>
                 <w:rFonts w:ascii="Arial" w:hAnsi="Arial" w:cs="Arial"/>
                 <w:sz w:val="20"/>
@@ -7208,8 +7208,8 @@
                 <w:right w:val="nil"/>
                 <w:between w:val="nil"/>
               </w:pBdr>
-              <w:spacing w:after="0" w:line="240" w:lineRule="auto"/>
-              <w:ind w:left="229" w:hanging="270"/>
+              <w:spacing w:after="120" w:line="240" w:lineRule="auto"/>
+              <w:ind w:left="231" w:hanging="274"/>
               <w:rPr>
                 <w:rFonts w:ascii="Arial" w:hAnsi="Arial" w:cs="Arial"/>
                 <w:sz w:val="20"/>
@@ -7238,8 +7238,8 @@
                 <w:right w:val="nil"/>
                 <w:between w:val="nil"/>
               </w:pBdr>
-              <w:spacing w:after="0" w:line="240" w:lineRule="auto"/>
-              <w:ind w:left="229" w:hanging="270"/>
+              <w:spacing w:after="120" w:line="240" w:lineRule="auto"/>
+              <w:ind w:left="231" w:hanging="274"/>
               <w:rPr>
                 <w:rFonts w:ascii="Arial" w:hAnsi="Arial" w:cs="Arial"/>
                 <w:sz w:val="20"/>
@@ -7268,8 +7268,8 @@
                 <w:right w:val="nil"/>
                 <w:between w:val="nil"/>
               </w:pBdr>
-              <w:spacing w:after="0" w:line="240" w:lineRule="auto"/>
-              <w:ind w:left="229" w:hanging="270"/>
+              <w:spacing w:after="120" w:line="240" w:lineRule="auto"/>
+              <w:ind w:left="231" w:hanging="274"/>
               <w:rPr>
                 <w:rFonts w:ascii="Arial" w:hAnsi="Arial" w:cs="Arial"/>
                 <w:sz w:val="20"/>
@@ -7309,27 +7309,27 @@
                 <w:right w:val="nil"/>
                 <w:between w:val="nil"/>
               </w:pBdr>
-              <w:spacing w:after="60" w:line="240" w:lineRule="auto"/>
-              <w:ind w:left="229" w:hanging="270"/>
-              <w:rPr>
-                <w:rFonts w:ascii="Arial" w:hAnsi="Arial" w:cs="Arial"/>
-                <w:sz w:val="20"/>
-                <w:szCs w:val="20"/>
-              </w:rPr>
-            </w:pPr>
-            <w:r>
-              <w:rPr>
-                <w:rFonts w:ascii="Arial" w:hAnsi="Arial" w:cs="Arial"/>
-                <w:sz w:val="20"/>
-                <w:szCs w:val="20"/>
+              <w:spacing w:after="120" w:line="240" w:lineRule="auto"/>
+              <w:ind w:left="231" w:hanging="274"/>
+              <w:rPr>
+                <w:rFonts w:ascii="Arial" w:hAnsi="Arial" w:cs="Arial"/>
+                <w:sz w:val="21"/>
+                <w:szCs w:val="21"/>
+              </w:rPr>
+            </w:pPr>
+            <w:r>
+              <w:rPr>
+                <w:rFonts w:ascii="Arial" w:hAnsi="Arial" w:cs="Arial"/>
+                <w:sz w:val="21"/>
+                <w:szCs w:val="21"/>
               </w:rPr>
               <w:t xml:space="preserve">21.1.3 - Lab: </w:t>
             </w:r>
             <w:r>
               <w:rPr>
                 <w:rFonts w:ascii="Arial" w:hAnsi="Arial" w:cs="Arial"/>
-                <w:sz w:val="20"/>
-                <w:szCs w:val="20"/>
+                <w:sz w:val="21"/>
+                <w:szCs w:val="21"/>
               </w:rPr>
               <w:br/>
             </w:r>
@@ -7338,8 +7338,8 @@
                 <w:rFonts w:ascii="Arial" w:hAnsi="Arial" w:cs="Arial"/>
                 <w:b/>
                 <w:bCs/>
-                <w:sz w:val="20"/>
-                <w:szCs w:val="20"/>
+                <w:sz w:val="21"/>
+                <w:szCs w:val="21"/>
               </w:rPr>
               <w:t>Back Up the Computer</w:t>
             </w:r>
@@ -7357,27 +7357,27 @@
                 <w:right w:val="nil"/>
                 <w:between w:val="nil"/>
               </w:pBdr>
-              <w:spacing w:after="60" w:line="240" w:lineRule="auto"/>
-              <w:ind w:left="229" w:hanging="270"/>
-              <w:rPr>
-                <w:rFonts w:ascii="Arial" w:hAnsi="Arial" w:cs="Arial"/>
-                <w:sz w:val="20"/>
-                <w:szCs w:val="20"/>
-              </w:rPr>
-            </w:pPr>
-            <w:r>
-              <w:rPr>
-                <w:rFonts w:ascii="Arial" w:hAnsi="Arial" w:cs="Arial"/>
-                <w:sz w:val="20"/>
-                <w:szCs w:val="20"/>
+              <w:spacing w:after="120" w:line="240" w:lineRule="auto"/>
+              <w:ind w:left="231" w:hanging="274"/>
+              <w:rPr>
+                <w:rFonts w:ascii="Arial" w:hAnsi="Arial" w:cs="Arial"/>
+                <w:sz w:val="21"/>
+                <w:szCs w:val="21"/>
+              </w:rPr>
+            </w:pPr>
+            <w:r>
+              <w:rPr>
+                <w:rFonts w:ascii="Arial" w:hAnsi="Arial" w:cs="Arial"/>
+                <w:sz w:val="21"/>
+                <w:szCs w:val="21"/>
               </w:rPr>
               <w:t xml:space="preserve">21.1.6 - Lab: </w:t>
             </w:r>
             <w:r>
               <w:rPr>
                 <w:rFonts w:ascii="Arial" w:hAnsi="Arial" w:cs="Arial"/>
-                <w:sz w:val="20"/>
-                <w:szCs w:val="20"/>
+                <w:sz w:val="21"/>
+                <w:szCs w:val="21"/>
               </w:rPr>
               <w:br/>
             </w:r>
@@ -7386,8 +7386,8 @@
                 <w:rFonts w:ascii="Arial" w:hAnsi="Arial" w:cs="Arial"/>
                 <w:b/>
                 <w:bCs/>
-                <w:sz w:val="20"/>
-                <w:szCs w:val="20"/>
+                <w:sz w:val="21"/>
+                <w:szCs w:val="21"/>
               </w:rPr>
               <w:t>Restore Data from File History</w:t>
             </w:r>
@@ -7405,19 +7405,19 @@
                 <w:right w:val="nil"/>
                 <w:between w:val="nil"/>
               </w:pBdr>
-              <w:spacing w:after="60" w:line="240" w:lineRule="auto"/>
-              <w:ind w:left="229" w:hanging="270"/>
-              <w:rPr>
-                <w:rFonts w:ascii="Arial" w:hAnsi="Arial" w:cs="Arial"/>
-                <w:sz w:val="20"/>
-                <w:szCs w:val="20"/>
-              </w:rPr>
-            </w:pPr>
-            <w:r>
-              <w:rPr>
-                <w:rFonts w:ascii="Arial" w:hAnsi="Arial" w:cs="Arial"/>
-                <w:sz w:val="20"/>
-                <w:szCs w:val="20"/>
+              <w:spacing w:after="120" w:line="240" w:lineRule="auto"/>
+              <w:ind w:left="231" w:hanging="274"/>
+              <w:rPr>
+                <w:rFonts w:ascii="Arial" w:hAnsi="Arial" w:cs="Arial"/>
+                <w:sz w:val="21"/>
+                <w:szCs w:val="21"/>
+              </w:rPr>
+            </w:pPr>
+            <w:r>
+              <w:rPr>
+                <w:rFonts w:ascii="Arial" w:hAnsi="Arial" w:cs="Arial"/>
+                <w:sz w:val="21"/>
+                <w:szCs w:val="21"/>
               </w:rPr>
               <w:t>21.3.5 - Lesson Review</w:t>
             </w:r>
@@ -7435,31 +7435,124 @@
                 <w:right w:val="nil"/>
                 <w:between w:val="nil"/>
               </w:pBdr>
-              <w:spacing w:after="60" w:line="240" w:lineRule="auto"/>
-              <w:ind w:left="229" w:hanging="270"/>
-              <w:rPr>
-                <w:rFonts w:ascii="Arial" w:hAnsi="Arial" w:cs="Arial"/>
-                <w:sz w:val="20"/>
-                <w:szCs w:val="20"/>
-              </w:rPr>
-            </w:pPr>
-            <w:r>
-              <w:rPr>
-                <w:rFonts w:ascii="Arial" w:hAnsi="Arial" w:cs="Arial"/>
-                <w:b/>
-                <w:bCs/>
-                <w:sz w:val="20"/>
-                <w:szCs w:val="20"/>
+              <w:spacing w:after="120" w:line="240" w:lineRule="auto"/>
+              <w:ind w:left="231" w:hanging="274"/>
+              <w:rPr>
+                <w:rFonts w:ascii="Arial" w:hAnsi="Arial" w:cs="Arial"/>
+                <w:sz w:val="21"/>
+                <w:szCs w:val="21"/>
+              </w:rPr>
+            </w:pPr>
+            <w:r>
+              <w:rPr>
+                <w:rFonts w:ascii="Arial" w:hAnsi="Arial" w:cs="Arial"/>
+                <w:b/>
+                <w:bCs/>
+                <w:sz w:val="21"/>
+                <w:szCs w:val="21"/>
               </w:rPr>
               <w:t>21.5</w:t>
             </w:r>
             <w:r>
               <w:rPr>
                 <w:rFonts w:ascii="Arial" w:hAnsi="Arial" w:cs="Arial"/>
-                <w:sz w:val="20"/>
-                <w:szCs w:val="20"/>
+                <w:sz w:val="21"/>
+                <w:szCs w:val="21"/>
               </w:rPr>
               <w:t xml:space="preserve"> - Module Quiz</w:t>
+            </w:r>
+          </w:p>
+          <w:p>
+            <w:pPr>
+              <w:numPr>
+                <w:ilvl w:val="0"/>
+                <w:numId w:val="1"/>
+              </w:numPr>
+              <w:pBdr>
+                <w:top w:val="nil"/>
+                <w:left w:val="nil"/>
+                <w:bottom w:val="nil"/>
+                <w:right w:val="nil"/>
+                <w:between w:val="nil"/>
+              </w:pBdr>
+              <w:spacing w:after="120" w:line="240" w:lineRule="auto"/>
+              <w:ind w:left="231" w:hanging="274"/>
+              <w:rPr>
+                <w:rFonts w:ascii="Arial" w:hAnsi="Arial" w:cs="Arial"/>
+                <w:sz w:val="20"/>
+                <w:szCs w:val="20"/>
+              </w:rPr>
+            </w:pPr>
+            <w:r>
+              <w:rPr>
+                <w:rFonts w:ascii="Arial" w:hAnsi="Arial" w:cs="Arial"/>
+                <w:b/>
+                <w:bCs/>
+                <w:color w:val="012F76"/>
+                <w:sz w:val="20"/>
+                <w:szCs w:val="20"/>
+              </w:rPr>
+              <w:t xml:space="preserve">21.6 </w:t>
+            </w:r>
+            <w:r>
+              <w:rPr>
+                <w:rFonts w:ascii="Arial" w:hAnsi="Arial" w:cs="Arial"/>
+                <w:color w:val="012F76"/>
+                <w:sz w:val="20"/>
+                <w:szCs w:val="20"/>
+              </w:rPr>
+              <w:t xml:space="preserve">Question &amp; Discuss </w:t>
+            </w:r>
+            <w:r>
+              <w:rPr>
+                <w:rFonts w:ascii="Apple Color Emoji" w:hAnsi="Apple Color Emoji" w:cs="Apple Color Emoji"/>
+                <w:color w:val="012F76"/>
+                <w:sz w:val="20"/>
+                <w:szCs w:val="20"/>
+              </w:rPr>
+              <w:t xml:space="preserve">🤔 </w:t>
+            </w:r>
+            <w:r>
+              <w:rPr>
+                <w:rFonts w:ascii="Arial" w:hAnsi="Arial" w:cs="Arial"/>
+                <w:b/>
+                <w:bCs/>
+                <w:color w:val="012F76"/>
+                <w:sz w:val="21"/>
+                <w:szCs w:val="21"/>
+              </w:rPr>
+              <w:t xml:space="preserve">The </w:t>
+            </w:r>
+            <w:r>
+              <w:rPr>
+                <w:rFonts w:ascii="Arial" w:hAnsi="Arial" w:cs="Arial"/>
+                <w:b/>
+                <w:bCs/>
+                <w:color w:val="012F76"/>
+                <w:sz w:val="21"/>
+                <w:szCs w:val="21"/>
+              </w:rPr>
+              <w:t>Last Operating System?</w:t>
+            </w:r>
+            <w:r>
+              <w:rPr>
+                <w:rFonts w:ascii="Arial" w:hAnsi="Arial" w:cs="Arial"/>
+                <w:b/>
+                <w:bCs/>
+                <w:color w:val="012F76"/>
+                <w:sz w:val="21"/>
+                <w:szCs w:val="21"/>
+              </w:rPr>
+              <w:br/>
+            </w:r>
+            <w:r>
+              <w:rPr>
+                <w:rFonts w:ascii="Arial" w:hAnsi="Arial" w:cs="Arial"/>
+                <w:color w:val="012F76"/>
+                <w:sz w:val="21"/>
+                <w:szCs w:val="21"/>
+              </w:rPr>
+              <w:t>(Overall Course Concepts)</w:t>
             </w:r>
           </w:p>
         </w:tc>
@@ -7480,58 +7573,58 @@
           </w:tcPr>
           <w:p>
             <w:pPr>
-              <w:spacing w:after="60" w:line="240" w:lineRule="auto"/>
+              <w:spacing w:after="120" w:line="240" w:lineRule="auto"/>
               <w:rPr>
                 <w:rFonts w:ascii="Consolas" w:hAnsi="Consolas" w:cs="Consolas"/>
-                <w:sz w:val="21"/>
-                <w:szCs w:val="21"/>
+                <w:sz w:val="22"/>
+                <w:szCs w:val="22"/>
               </w:rPr>
             </w:pPr>
             <w:r>
               <w:rPr>
                 <w:rFonts w:ascii="Consolas" w:hAnsi="Consolas" w:cs="Consolas"/>
-                <w:sz w:val="21"/>
-                <w:szCs w:val="21"/>
+                <w:sz w:val="22"/>
+                <w:szCs w:val="22"/>
               </w:rPr>
               <w:t>Module 22</w:t>
             </w:r>
           </w:p>
           <w:p>
             <w:pPr>
-              <w:spacing w:after="60" w:line="240" w:lineRule="auto"/>
-              <w:rPr>
-                <w:rFonts w:ascii="Arial" w:hAnsi="Arial" w:cs="Arial"/>
-                <w:b/>
-                <w:bCs/>
-                <w:sz w:val="21"/>
-                <w:szCs w:val="21"/>
-              </w:rPr>
-            </w:pPr>
-            <w:r>
-              <w:rPr>
-                <w:rFonts w:ascii="Arial" w:hAnsi="Arial" w:cs="Arial"/>
-                <w:b/>
-                <w:bCs/>
-                <w:sz w:val="21"/>
-                <w:szCs w:val="21"/>
+              <w:spacing w:after="120" w:line="240" w:lineRule="auto"/>
+              <w:rPr>
+                <w:rFonts w:ascii="Arial" w:hAnsi="Arial" w:cs="Arial"/>
+                <w:b/>
+                <w:bCs/>
+                <w:sz w:val="22"/>
+                <w:szCs w:val="22"/>
+              </w:rPr>
+            </w:pPr>
+            <w:r>
+              <w:rPr>
+                <w:rFonts w:ascii="Arial" w:hAnsi="Arial" w:cs="Arial"/>
+                <w:b/>
+                <w:bCs/>
+                <w:sz w:val="22"/>
+                <w:szCs w:val="22"/>
               </w:rPr>
               <w:t>Implementing Operational Procedures</w:t>
             </w:r>
           </w:p>
           <w:p>
             <w:pPr>
-              <w:spacing w:after="60" w:line="240" w:lineRule="auto"/>
-              <w:rPr>
-                <w:rFonts w:ascii="Arial" w:hAnsi="Arial" w:cs="Arial"/>
-                <w:sz w:val="21"/>
-                <w:szCs w:val="21"/>
-              </w:rPr>
-            </w:pPr>
-            <w:r>
-              <w:rPr>
-                <w:rFonts w:ascii="Arial" w:hAnsi="Arial" w:cs="Arial"/>
-                <w:sz w:val="21"/>
-                <w:szCs w:val="21"/>
+              <w:spacing w:after="120" w:line="240" w:lineRule="auto"/>
+              <w:rPr>
+                <w:rFonts w:ascii="Arial" w:hAnsi="Arial" w:cs="Arial"/>
+                <w:sz w:val="22"/>
+                <w:szCs w:val="22"/>
+              </w:rPr>
+            </w:pPr>
+            <w:r>
+              <w:rPr>
+                <w:rFonts w:ascii="Arial" w:hAnsi="Arial" w:cs="Arial"/>
+                <w:sz w:val="22"/>
+                <w:szCs w:val="22"/>
               </w:rPr>
               <w:t>Primary CLOs:</w:t>
             </w:r>
@@ -7549,19 +7642,19 @@
                 <w:right w:val="nil"/>
                 <w:between w:val="nil"/>
               </w:pBdr>
-              <w:spacing w:after="60" w:line="240" w:lineRule="auto"/>
+              <w:spacing w:after="120" w:line="240" w:lineRule="auto"/>
               <w:ind w:left="360"/>
               <w:rPr>
                 <w:rFonts w:ascii="Consolas" w:hAnsi="Consolas" w:cs="Consolas"/>
-                <w:sz w:val="21"/>
-                <w:szCs w:val="21"/>
+                <w:sz w:val="22"/>
+                <w:szCs w:val="22"/>
               </w:rPr>
             </w:pPr>
             <w:r>
               <w:rPr>
                 <w:rFonts w:ascii="Consolas" w:hAnsi="Consolas" w:cs="Consolas"/>
-                <w:sz w:val="21"/>
-                <w:szCs w:val="21"/>
+                <w:sz w:val="22"/>
+                <w:szCs w:val="22"/>
               </w:rPr>
               <w:t>I, II, XIV, XV, XVI, XVII</w:t>
             </w:r>
@@ -7583,29 +7676,29 @@
                 <w:ilvl w:val="0"/>
                 <w:numId w:val="1"/>
               </w:numPr>
-              <w:spacing w:after="60" w:line="240" w:lineRule="auto"/>
-              <w:ind w:left="231" w:hanging="274"/>
-              <w:rPr>
-                <w:rFonts w:ascii="Arial" w:hAnsi="Arial" w:cs="Arial"/>
-                <w:sz w:val="21"/>
-                <w:szCs w:val="21"/>
-              </w:rPr>
-            </w:pPr>
-            <w:r>
-              <w:rPr>
-                <w:rFonts w:ascii="Arial" w:hAnsi="Arial" w:cs="Arial"/>
-                <w:b/>
-                <w:bCs/>
-                <w:sz w:val="21"/>
-                <w:szCs w:val="21"/>
+              <w:spacing w:after="240"/>
+              <w:ind w:left="231" w:hanging="274"/>
+              <w:rPr>
+                <w:rFonts w:ascii="Arial" w:hAnsi="Arial" w:cs="Arial"/>
+                <w:sz w:val="22"/>
+                <w:szCs w:val="22"/>
+              </w:rPr>
+            </w:pPr>
+            <w:r>
+              <w:rPr>
+                <w:rFonts w:ascii="Arial" w:hAnsi="Arial" w:cs="Arial"/>
+                <w:b/>
+                <w:bCs/>
+                <w:sz w:val="22"/>
+                <w:szCs w:val="22"/>
               </w:rPr>
               <w:t>22.1</w:t>
             </w:r>
             <w:r>
               <w:rPr>
                 <w:rFonts w:ascii="Arial" w:hAnsi="Arial" w:cs="Arial"/>
-                <w:sz w:val="21"/>
-                <w:szCs w:val="21"/>
+                <w:sz w:val="22"/>
+                <w:szCs w:val="22"/>
               </w:rPr>
               <w:t xml:space="preserve"> Apply change management and inventory tracking procedures to maintain accurate documentation of IT resources</w:t>
             </w:r>
@@ -7616,29 +7709,29 @@
                 <w:ilvl w:val="0"/>
                 <w:numId w:val="1"/>
               </w:numPr>
-              <w:spacing w:after="60" w:line="240" w:lineRule="auto"/>
-              <w:ind w:left="231" w:hanging="274"/>
-              <w:rPr>
-                <w:rFonts w:ascii="Arial" w:hAnsi="Arial" w:cs="Arial"/>
-                <w:sz w:val="21"/>
-                <w:szCs w:val="21"/>
-              </w:rPr>
-            </w:pPr>
-            <w:r>
-              <w:rPr>
-                <w:rFonts w:ascii="Arial" w:hAnsi="Arial" w:cs="Arial"/>
-                <w:b/>
-                <w:bCs/>
-                <w:sz w:val="21"/>
-                <w:szCs w:val="21"/>
+              <w:spacing w:after="240"/>
+              <w:ind w:left="231" w:hanging="274"/>
+              <w:rPr>
+                <w:rFonts w:ascii="Arial" w:hAnsi="Arial" w:cs="Arial"/>
+                <w:sz w:val="22"/>
+                <w:szCs w:val="22"/>
+              </w:rPr>
+            </w:pPr>
+            <w:r>
+              <w:rPr>
+                <w:rFonts w:ascii="Arial" w:hAnsi="Arial" w:cs="Arial"/>
+                <w:b/>
+                <w:bCs/>
+                <w:sz w:val="22"/>
+                <w:szCs w:val="22"/>
               </w:rPr>
               <w:t>22.2</w:t>
             </w:r>
             <w:r>
               <w:rPr>
                 <w:rFonts w:ascii="Arial" w:hAnsi="Arial" w:cs="Arial"/>
-                <w:sz w:val="21"/>
-                <w:szCs w:val="21"/>
+                <w:sz w:val="22"/>
+                <w:szCs w:val="22"/>
               </w:rPr>
               <w:t xml:space="preserve"> Implement common safety and environmental procedures when working with computer equipment</w:t>
             </w:r>
@@ -7649,29 +7742,29 @@
                 <w:ilvl w:val="0"/>
                 <w:numId w:val="1"/>
               </w:numPr>
-              <w:spacing w:after="60" w:line="240" w:lineRule="auto"/>
-              <w:ind w:left="231" w:hanging="274"/>
-              <w:rPr>
-                <w:rFonts w:ascii="Arial" w:hAnsi="Arial" w:cs="Arial"/>
-                <w:sz w:val="21"/>
-                <w:szCs w:val="21"/>
-              </w:rPr>
-            </w:pPr>
-            <w:r>
-              <w:rPr>
-                <w:rFonts w:ascii="Arial" w:hAnsi="Arial" w:cs="Arial"/>
-                <w:b/>
-                <w:bCs/>
-                <w:sz w:val="21"/>
-                <w:szCs w:val="21"/>
+              <w:spacing w:after="240"/>
+              <w:ind w:left="231" w:hanging="274"/>
+              <w:rPr>
+                <w:rFonts w:ascii="Arial" w:hAnsi="Arial" w:cs="Arial"/>
+                <w:sz w:val="22"/>
+                <w:szCs w:val="22"/>
+              </w:rPr>
+            </w:pPr>
+            <w:r>
+              <w:rPr>
+                <w:rFonts w:ascii="Arial" w:hAnsi="Arial" w:cs="Arial"/>
+                <w:b/>
+                <w:bCs/>
+                <w:sz w:val="22"/>
+                <w:szCs w:val="22"/>
               </w:rPr>
               <w:t>22.3</w:t>
             </w:r>
             <w:r>
               <w:rPr>
                 <w:rFonts w:ascii="Arial" w:hAnsi="Arial" w:cs="Arial"/>
-                <w:sz w:val="21"/>
-                <w:szCs w:val="21"/>
+                <w:sz w:val="22"/>
+                <w:szCs w:val="22"/>
               </w:rPr>
               <w:t xml:space="preserve"> Develop basic scripts to automate routine IT tasks and improve operational consistency</w:t>
             </w:r>
@@ -7700,8 +7793,8 @@
                 <w:right w:val="nil"/>
                 <w:between w:val="nil"/>
               </w:pBdr>
-              <w:spacing w:after="0" w:line="240" w:lineRule="auto"/>
-              <w:ind w:left="229" w:hanging="270"/>
+              <w:spacing w:after="120" w:line="240" w:lineRule="auto"/>
+              <w:ind w:left="231" w:hanging="274"/>
               <w:rPr>
                 <w:rFonts w:ascii="Arial" w:hAnsi="Arial" w:cs="Arial"/>
                 <w:sz w:val="20"/>
@@ -7730,8 +7823,8 @@
                 <w:right w:val="nil"/>
                 <w:between w:val="nil"/>
               </w:pBdr>
-              <w:spacing w:after="0" w:line="240" w:lineRule="auto"/>
-              <w:ind w:left="229" w:hanging="270"/>
+              <w:spacing w:after="120" w:line="240" w:lineRule="auto"/>
+              <w:ind w:left="231" w:hanging="274"/>
               <w:rPr>
                 <w:rFonts w:ascii="Arial" w:hAnsi="Arial" w:cs="Arial"/>
                 <w:sz w:val="20"/>
@@ -7760,8 +7853,8 @@
                 <w:right w:val="nil"/>
                 <w:between w:val="nil"/>
               </w:pBdr>
-              <w:spacing w:after="0" w:line="240" w:lineRule="auto"/>
-              <w:ind w:left="229" w:hanging="270"/>
+              <w:spacing w:after="120" w:line="240" w:lineRule="auto"/>
+              <w:ind w:left="231" w:hanging="274"/>
               <w:rPr>
                 <w:rFonts w:ascii="Arial" w:hAnsi="Arial" w:cs="Arial"/>
                 <w:sz w:val="20"/>
@@ -7790,8 +7883,8 @@
                 <w:right w:val="nil"/>
                 <w:between w:val="nil"/>
               </w:pBdr>
-              <w:spacing w:after="0" w:line="240" w:lineRule="auto"/>
-              <w:ind w:left="229" w:hanging="270"/>
+              <w:spacing w:after="120" w:line="240" w:lineRule="auto"/>
+              <w:ind w:left="231" w:hanging="274"/>
               <w:rPr>
                 <w:rFonts w:ascii="Arial" w:hAnsi="Arial" w:cs="Arial"/>
                 <w:sz w:val="20"/>
@@ -7820,8 +7913,8 @@
                 <w:right w:val="nil"/>
                 <w:between w:val="nil"/>
               </w:pBdr>
-              <w:spacing w:after="0" w:line="240" w:lineRule="auto"/>
-              <w:ind w:left="229" w:hanging="270"/>
+              <w:spacing w:after="120" w:line="240" w:lineRule="auto"/>
+              <w:ind w:left="231" w:hanging="274"/>
               <w:rPr>
                 <w:rFonts w:ascii="Arial" w:hAnsi="Arial" w:cs="Arial"/>
                 <w:sz w:val="20"/>
@@ -7861,27 +7954,27 @@
                 <w:right w:val="nil"/>
                 <w:between w:val="nil"/>
               </w:pBdr>
-              <w:spacing w:after="60" w:line="240" w:lineRule="auto"/>
-              <w:ind w:left="229" w:hanging="270"/>
-              <w:rPr>
-                <w:rFonts w:ascii="Arial" w:hAnsi="Arial" w:cs="Arial"/>
-                <w:sz w:val="20"/>
-                <w:szCs w:val="20"/>
-              </w:rPr>
-            </w:pPr>
-            <w:r>
-              <w:rPr>
-                <w:rFonts w:ascii="Arial" w:hAnsi="Arial" w:cs="Arial"/>
-                <w:sz w:val="20"/>
-                <w:szCs w:val="20"/>
+              <w:spacing w:after="120" w:line="240" w:lineRule="auto"/>
+              <w:ind w:left="231" w:hanging="274"/>
+              <w:rPr>
+                <w:rFonts w:ascii="Arial" w:hAnsi="Arial" w:cs="Arial"/>
+                <w:sz w:val="21"/>
+                <w:szCs w:val="21"/>
+              </w:rPr>
+            </w:pPr>
+            <w:r>
+              <w:rPr>
+                <w:rFonts w:ascii="Arial" w:hAnsi="Arial" w:cs="Arial"/>
+                <w:sz w:val="21"/>
+                <w:szCs w:val="21"/>
               </w:rPr>
               <w:t xml:space="preserve">22.3.7 - Lab: </w:t>
             </w:r>
             <w:r>
               <w:rPr>
                 <w:rFonts w:ascii="Arial" w:hAnsi="Arial" w:cs="Arial"/>
-                <w:sz w:val="20"/>
-                <w:szCs w:val="20"/>
+                <w:sz w:val="21"/>
+                <w:szCs w:val="21"/>
               </w:rPr>
               <w:br/>
             </w:r>
@@ -7890,8 +7983,8 @@
                 <w:rFonts w:ascii="Arial" w:hAnsi="Arial" w:cs="Arial"/>
                 <w:b/>
                 <w:bCs/>
-                <w:sz w:val="20"/>
-                <w:szCs w:val="20"/>
+                <w:sz w:val="21"/>
+                <w:szCs w:val="21"/>
               </w:rPr>
               <w:t>JavaScript</w:t>
             </w:r>
@@ -7909,19 +8002,19 @@
                 <w:right w:val="nil"/>
                 <w:between w:val="nil"/>
               </w:pBdr>
-              <w:spacing w:after="60" w:line="240" w:lineRule="auto"/>
-              <w:ind w:left="229" w:hanging="270"/>
-              <w:rPr>
-                <w:rFonts w:ascii="Arial" w:hAnsi="Arial" w:cs="Arial"/>
-                <w:sz w:val="20"/>
-                <w:szCs w:val="20"/>
-              </w:rPr>
-            </w:pPr>
-            <w:r>
-              <w:rPr>
-                <w:rFonts w:ascii="Arial" w:hAnsi="Arial" w:cs="Arial"/>
-                <w:sz w:val="20"/>
-                <w:szCs w:val="20"/>
+              <w:spacing w:after="120" w:line="240" w:lineRule="auto"/>
+              <w:ind w:left="231" w:hanging="274"/>
+              <w:rPr>
+                <w:rFonts w:ascii="Arial" w:hAnsi="Arial" w:cs="Arial"/>
+                <w:sz w:val="21"/>
+                <w:szCs w:val="21"/>
+              </w:rPr>
+            </w:pPr>
+            <w:r>
+              <w:rPr>
+                <w:rFonts w:ascii="Arial" w:hAnsi="Arial" w:cs="Arial"/>
+                <w:sz w:val="21"/>
+                <w:szCs w:val="21"/>
               </w:rPr>
               <w:t>22.3.10 - Lesson Review</w:t>
             </w:r>
@@ -7939,113 +8032,31 @@
                 <w:right w:val="nil"/>
                 <w:between w:val="nil"/>
               </w:pBdr>
-              <w:spacing w:after="60" w:line="240" w:lineRule="auto"/>
-              <w:ind w:left="229" w:hanging="270"/>
-              <w:rPr>
-                <w:rFonts w:ascii="Arial" w:hAnsi="Arial" w:cs="Arial"/>
-                <w:sz w:val="20"/>
-                <w:szCs w:val="20"/>
-              </w:rPr>
-            </w:pPr>
-            <w:r>
-              <w:rPr>
-                <w:rFonts w:ascii="Arial" w:hAnsi="Arial" w:cs="Arial"/>
-                <w:b/>
-                <w:bCs/>
-                <w:sz w:val="20"/>
-                <w:szCs w:val="20"/>
+              <w:spacing w:after="120" w:line="240" w:lineRule="auto"/>
+              <w:ind w:left="231" w:hanging="274"/>
+              <w:rPr>
+                <w:rFonts w:ascii="Arial" w:hAnsi="Arial" w:cs="Arial"/>
+                <w:sz w:val="20"/>
+                <w:szCs w:val="20"/>
+              </w:rPr>
+            </w:pPr>
+            <w:r>
+              <w:rPr>
+                <w:rFonts w:ascii="Arial" w:hAnsi="Arial" w:cs="Arial"/>
+                <w:b/>
+                <w:bCs/>
+                <w:sz w:val="21"/>
+                <w:szCs w:val="21"/>
               </w:rPr>
               <w:t>22.5</w:t>
             </w:r>
             <w:r>
               <w:rPr>
                 <w:rFonts w:ascii="Arial" w:hAnsi="Arial" w:cs="Arial"/>
-                <w:sz w:val="20"/>
-                <w:szCs w:val="20"/>
+                <w:sz w:val="21"/>
+                <w:szCs w:val="21"/>
               </w:rPr>
               <w:t xml:space="preserve"> - Module Quiz</w:t>
-            </w:r>
-          </w:p>
-          <w:p>
-            <w:pPr>
-              <w:numPr>
-                <w:ilvl w:val="0"/>
-                <w:numId w:val="1"/>
-              </w:numPr>
-              <w:pBdr>
-                <w:top w:val="nil"/>
-                <w:left w:val="nil"/>
-                <w:bottom w:val="nil"/>
-                <w:right w:val="nil"/>
-                <w:between w:val="nil"/>
-              </w:pBdr>
-              <w:spacing w:after="60" w:line="240" w:lineRule="auto"/>
-              <w:ind w:left="229" w:hanging="270"/>
-              <w:rPr>
-                <w:rFonts w:ascii="Arial" w:hAnsi="Arial" w:cs="Arial"/>
-                <w:sz w:val="20"/>
-                <w:szCs w:val="20"/>
-              </w:rPr>
-            </w:pPr>
-            <w:r>
-              <w:rPr>
-                <w:rFonts w:ascii="Arial" w:hAnsi="Arial" w:cs="Arial"/>
-                <w:b/>
-                <w:bCs/>
-                <w:color w:val="012F76"/>
-                <w:sz w:val="20"/>
-                <w:szCs w:val="20"/>
-              </w:rPr>
-              <w:t xml:space="preserve">22.6 </w:t>
-            </w:r>
-            <w:r>
-              <w:rPr>
-                <w:rFonts w:ascii="Arial" w:hAnsi="Arial" w:cs="Arial"/>
-                <w:color w:val="012F76"/>
-                <w:sz w:val="20"/>
-                <w:szCs w:val="20"/>
-              </w:rPr>
-              <w:t xml:space="preserve">Question &amp; Discuss </w:t>
-            </w:r>
-            <w:r>
-              <w:rPr>
-                <w:rFonts w:ascii="Apple Color Emoji" w:hAnsi="Apple Color Emoji" w:cs="Apple Color Emoji"/>
-                <w:color w:val="012F76"/>
-                <w:sz w:val="20"/>
-                <w:szCs w:val="20"/>
-              </w:rPr>
-              <w:t xml:space="preserve">🤔 </w:t>
-            </w:r>
-            <w:r>
-              <w:rPr>
-                <w:rFonts w:ascii="Arial" w:hAnsi="Arial" w:cs="Arial"/>
-                <w:b/>
-                <w:bCs/>
-                <w:color w:val="012F76"/>
-                <w:sz w:val="20"/>
-                <w:szCs w:val="20"/>
-              </w:rPr>
-              <w:t>The Future of Operating Systems</w:t>
-            </w:r>
-            <w:r>
-              <w:rPr>
-                <w:rFonts w:ascii="Arial" w:hAnsi="Arial" w:cs="Arial"/>
-                <w:b/>
-                <w:bCs/>
-                <w:color w:val="012F76"/>
-                <w:sz w:val="20"/>
-                <w:szCs w:val="20"/>
-              </w:rPr>
-              <w:br/>
-            </w:r>
-            <w:r>
-              <w:rPr>
-                <w:rFonts w:ascii="Arial" w:hAnsi="Arial" w:cs="Arial"/>
-                <w:color w:val="012F76"/>
-                <w:sz w:val="20"/>
-                <w:szCs w:val="20"/>
-              </w:rPr>
-              <w:t>(Overall Course Concepts)</w:t>
             </w:r>
           </w:p>
         </w:tc>
@@ -8066,58 +8077,66 @@
           </w:tcPr>
           <w:p>
             <w:pPr>
-              <w:spacing w:after="60" w:line="240" w:lineRule="auto"/>
+              <w:spacing w:after="120" w:line="240" w:lineRule="auto"/>
               <w:rPr>
                 <w:rFonts w:ascii="Consolas" w:hAnsi="Consolas" w:cs="Consolas"/>
-                <w:sz w:val="21"/>
-                <w:szCs w:val="21"/>
+                <w:sz w:val="22"/>
+                <w:szCs w:val="22"/>
               </w:rPr>
             </w:pPr>
             <w:r>
               <w:rPr>
                 <w:rFonts w:ascii="Consolas" w:hAnsi="Consolas" w:cs="Consolas"/>
-                <w:sz w:val="21"/>
-                <w:szCs w:val="21"/>
+                <w:sz w:val="22"/>
+                <w:szCs w:val="22"/>
               </w:rPr>
               <w:t>Module 23</w:t>
             </w:r>
           </w:p>
           <w:p>
             <w:pPr>
-              <w:spacing w:after="60" w:line="240" w:lineRule="auto"/>
-              <w:rPr>
-                <w:rFonts w:ascii="Arial" w:hAnsi="Arial" w:cs="Arial"/>
-                <w:b/>
-                <w:bCs/>
-                <w:sz w:val="21"/>
-                <w:szCs w:val="21"/>
-              </w:rPr>
-            </w:pPr>
-            <w:r>
-              <w:rPr>
-                <w:rFonts w:ascii="Arial" w:hAnsi="Arial" w:cs="Arial"/>
-                <w:b/>
-                <w:bCs/>
-                <w:sz w:val="21"/>
-                <w:szCs w:val="21"/>
-              </w:rPr>
-              <w:t>Summative Core 2 Practice Exams</w:t>
-            </w:r>
-          </w:p>
-          <w:p>
-            <w:pPr>
-              <w:spacing w:after="60" w:line="240" w:lineRule="auto"/>
-              <w:rPr>
-                <w:rFonts w:ascii="Arial" w:hAnsi="Arial" w:cs="Arial"/>
-                <w:sz w:val="21"/>
-                <w:szCs w:val="21"/>
-              </w:rPr>
-            </w:pPr>
-            <w:r>
-              <w:rPr>
-                <w:rFonts w:ascii="Arial" w:hAnsi="Arial" w:cs="Arial"/>
-                <w:sz w:val="21"/>
-                <w:szCs w:val="21"/>
+              <w:spacing w:after="120" w:line="240" w:lineRule="auto"/>
+              <w:rPr>
+                <w:rFonts w:ascii="Arial" w:hAnsi="Arial" w:cs="Arial"/>
+                <w:b/>
+                <w:bCs/>
+                <w:sz w:val="22"/>
+                <w:szCs w:val="22"/>
+              </w:rPr>
+            </w:pPr>
+            <w:r>
+              <w:rPr>
+                <w:rFonts w:ascii="Arial" w:hAnsi="Arial" w:cs="Arial"/>
+                <w:b/>
+                <w:bCs/>
+                <w:sz w:val="22"/>
+                <w:szCs w:val="22"/>
+              </w:rPr>
+              <w:t xml:space="preserve">FINALS (parts 1 and 2) </w:t>
+            </w:r>
+            <w:r>
+              <w:rPr>
+                <w:rFonts w:ascii="Arial" w:hAnsi="Arial" w:cs="Arial"/>
+                <w:sz w:val="22"/>
+                <w:szCs w:val="22"/>
+              </w:rPr>
+              <w:t>Core 2 Summative Exams</w:t>
+            </w:r>
+          </w:p>
+          <w:p>
+            <w:pPr>
+              <w:spacing w:after="120" w:line="240" w:lineRule="auto"/>
+              <w:rPr>
+                <w:rFonts w:ascii="Arial" w:hAnsi="Arial" w:cs="Arial"/>
+                <w:sz w:val="22"/>
+                <w:szCs w:val="22"/>
+              </w:rPr>
+            </w:pPr>
+            <w:r>
+              <w:rPr>
+                <w:rFonts w:ascii="Arial" w:hAnsi="Arial" w:cs="Arial"/>
+                <w:sz w:val="22"/>
+                <w:szCs w:val="22"/>
               </w:rPr>
               <w:t>Primary CLOs:</w:t>
             </w:r>
@@ -8135,19 +8154,19 @@
                 <w:right w:val="nil"/>
                 <w:between w:val="nil"/>
               </w:pBdr>
-              <w:spacing w:after="60" w:line="240" w:lineRule="auto"/>
+              <w:spacing w:after="120" w:line="240" w:lineRule="auto"/>
               <w:ind w:left="360"/>
               <w:rPr>
                 <w:rFonts w:ascii="Consolas" w:hAnsi="Consolas" w:cs="Consolas"/>
-                <w:sz w:val="21"/>
-                <w:szCs w:val="21"/>
+                <w:sz w:val="22"/>
+                <w:szCs w:val="22"/>
               </w:rPr>
             </w:pPr>
             <w:r>
               <w:rPr>
                 <w:rFonts w:ascii="Consolas" w:hAnsi="Consolas" w:cs="Consolas"/>
-                <w:sz w:val="21"/>
-                <w:szCs w:val="21"/>
+                <w:sz w:val="22"/>
+                <w:szCs w:val="22"/>
               </w:rPr>
               <w:t>I through XVII</w:t>
             </w:r>
@@ -8169,29 +8188,29 @@
                 <w:ilvl w:val="0"/>
                 <w:numId w:val="1"/>
               </w:numPr>
-              <w:spacing w:after="60" w:line="240" w:lineRule="auto"/>
-              <w:ind w:left="231" w:hanging="274"/>
-              <w:rPr>
-                <w:rFonts w:ascii="Arial" w:hAnsi="Arial" w:cs="Arial"/>
-                <w:sz w:val="21"/>
-                <w:szCs w:val="21"/>
-              </w:rPr>
-            </w:pPr>
-            <w:r>
-              <w:rPr>
-                <w:rFonts w:ascii="Arial" w:hAnsi="Arial" w:cs="Arial"/>
-                <w:b/>
-                <w:bCs/>
-                <w:sz w:val="21"/>
-                <w:szCs w:val="21"/>
+              <w:spacing w:after="240"/>
+              <w:ind w:left="231" w:hanging="274"/>
+              <w:rPr>
+                <w:rFonts w:ascii="Arial" w:hAnsi="Arial" w:cs="Arial"/>
+                <w:sz w:val="22"/>
+                <w:szCs w:val="22"/>
+              </w:rPr>
+            </w:pPr>
+            <w:r>
+              <w:rPr>
+                <w:rFonts w:ascii="Arial" w:hAnsi="Arial" w:cs="Arial"/>
+                <w:b/>
+                <w:bCs/>
+                <w:sz w:val="22"/>
+                <w:szCs w:val="22"/>
               </w:rPr>
               <w:t>23.1</w:t>
             </w:r>
             <w:r>
               <w:rPr>
                 <w:rFonts w:ascii="Arial" w:hAnsi="Arial" w:cs="Arial"/>
-                <w:sz w:val="21"/>
-                <w:szCs w:val="21"/>
+                <w:sz w:val="22"/>
+                <w:szCs w:val="22"/>
               </w:rPr>
               <w:t xml:space="preserve"> Assess your knowledge of operating system concepts and implementation through structured practice exams</w:t>
             </w:r>
@@ -8202,29 +8221,29 @@
                 <w:ilvl w:val="0"/>
                 <w:numId w:val="1"/>
               </w:numPr>
-              <w:spacing w:after="60" w:line="240" w:lineRule="auto"/>
-              <w:ind w:left="231" w:hanging="274"/>
-              <w:rPr>
-                <w:rFonts w:ascii="Arial" w:hAnsi="Arial" w:cs="Arial"/>
-                <w:sz w:val="21"/>
-                <w:szCs w:val="21"/>
-              </w:rPr>
-            </w:pPr>
-            <w:r>
-              <w:rPr>
-                <w:rFonts w:ascii="Arial" w:hAnsi="Arial" w:cs="Arial"/>
-                <w:b/>
-                <w:bCs/>
-                <w:sz w:val="21"/>
-                <w:szCs w:val="21"/>
+              <w:spacing w:after="240"/>
+              <w:ind w:left="231" w:hanging="274"/>
+              <w:rPr>
+                <w:rFonts w:ascii="Arial" w:hAnsi="Arial" w:cs="Arial"/>
+                <w:sz w:val="22"/>
+                <w:szCs w:val="22"/>
+              </w:rPr>
+            </w:pPr>
+            <w:r>
+              <w:rPr>
+                <w:rFonts w:ascii="Arial" w:hAnsi="Arial" w:cs="Arial"/>
+                <w:b/>
+                <w:bCs/>
+                <w:sz w:val="22"/>
+                <w:szCs w:val="22"/>
               </w:rPr>
               <w:t>23.2</w:t>
             </w:r>
             <w:r>
               <w:rPr>
                 <w:rFonts w:ascii="Arial" w:hAnsi="Arial" w:cs="Arial"/>
-                <w:sz w:val="21"/>
-                <w:szCs w:val="21"/>
+                <w:sz w:val="22"/>
+                <w:szCs w:val="22"/>
               </w:rPr>
               <w:t xml:space="preserve"> Evaluate your understanding of security principles and implementation techniques for workstations and networks</w:t>
             </w:r>
@@ -8235,29 +8254,29 @@
                 <w:ilvl w:val="0"/>
                 <w:numId w:val="1"/>
               </w:numPr>
-              <w:spacing w:after="60" w:line="240" w:lineRule="auto"/>
-              <w:ind w:left="231" w:hanging="274"/>
-              <w:rPr>
-                <w:rFonts w:ascii="Arial" w:hAnsi="Arial" w:cs="Arial"/>
-                <w:sz w:val="21"/>
-                <w:szCs w:val="21"/>
-              </w:rPr>
-            </w:pPr>
-            <w:r>
-              <w:rPr>
-                <w:rFonts w:ascii="Arial" w:hAnsi="Arial" w:cs="Arial"/>
-                <w:b/>
-                <w:bCs/>
-                <w:sz w:val="21"/>
-                <w:szCs w:val="21"/>
+              <w:spacing w:after="240"/>
+              <w:ind w:left="231" w:hanging="274"/>
+              <w:rPr>
+                <w:rFonts w:ascii="Arial" w:hAnsi="Arial" w:cs="Arial"/>
+                <w:sz w:val="22"/>
+                <w:szCs w:val="22"/>
+              </w:rPr>
+            </w:pPr>
+            <w:r>
+              <w:rPr>
+                <w:rFonts w:ascii="Arial" w:hAnsi="Arial" w:cs="Arial"/>
+                <w:b/>
+                <w:bCs/>
+                <w:sz w:val="22"/>
+                <w:szCs w:val="22"/>
               </w:rPr>
               <w:t>23.3</w:t>
             </w:r>
             <w:r>
               <w:rPr>
                 <w:rFonts w:ascii="Arial" w:hAnsi="Arial" w:cs="Arial"/>
-                <w:sz w:val="21"/>
-                <w:szCs w:val="21"/>
+                <w:sz w:val="22"/>
+                <w:szCs w:val="22"/>
               </w:rPr>
               <w:t xml:space="preserve"> Demonstrate your troubleshooting skills for software and operating system issues across various platforms</w:t>
             </w:r>
@@ -8286,8 +8305,8 @@
                 <w:right w:val="nil"/>
                 <w:between w:val="nil"/>
               </w:pBdr>
-              <w:spacing w:after="0" w:line="240" w:lineRule="auto"/>
-              <w:ind w:left="229" w:hanging="270"/>
+              <w:spacing w:after="120" w:line="240" w:lineRule="auto"/>
+              <w:ind w:left="231" w:hanging="274"/>
               <w:rPr>
                 <w:rFonts w:ascii="Arial" w:hAnsi="Arial" w:cs="Arial"/>
                 <w:sz w:val="20"/>
@@ -8316,8 +8335,8 @@
                 <w:right w:val="nil"/>
                 <w:between w:val="nil"/>
               </w:pBdr>
-              <w:spacing w:after="0" w:line="240" w:lineRule="auto"/>
-              <w:ind w:left="229" w:hanging="270"/>
+              <w:spacing w:after="120" w:line="240" w:lineRule="auto"/>
+              <w:ind w:left="231" w:hanging="274"/>
               <w:rPr>
                 <w:rFonts w:ascii="Arial" w:hAnsi="Arial" w:cs="Arial"/>
                 <w:sz w:val="20"/>
@@ -8346,8 +8365,8 @@
                 <w:right w:val="nil"/>
                 <w:between w:val="nil"/>
               </w:pBdr>
-              <w:spacing w:after="0" w:line="240" w:lineRule="auto"/>
-              <w:ind w:left="229" w:hanging="270"/>
+              <w:spacing w:after="120" w:line="240" w:lineRule="auto"/>
+              <w:ind w:left="231" w:hanging="274"/>
               <w:rPr>
                 <w:rFonts w:ascii="Arial" w:hAnsi="Arial" w:cs="Arial"/>
                 <w:sz w:val="20"/>
@@ -8376,8 +8395,8 @@
                 <w:right w:val="nil"/>
                 <w:between w:val="nil"/>
               </w:pBdr>
-              <w:spacing w:after="0" w:line="240" w:lineRule="auto"/>
-              <w:ind w:left="229" w:hanging="270"/>
+              <w:spacing w:after="120" w:line="240" w:lineRule="auto"/>
+              <w:ind w:left="231" w:hanging="274"/>
               <w:rPr>
                 <w:rFonts w:ascii="Arial" w:hAnsi="Arial" w:cs="Arial"/>
                 <w:sz w:val="20"/>
@@ -8406,8 +8425,8 @@
                 <w:right w:val="nil"/>
                 <w:between w:val="nil"/>
               </w:pBdr>
-              <w:spacing w:after="0" w:line="240" w:lineRule="auto"/>
-              <w:ind w:left="229" w:hanging="270"/>
+              <w:spacing w:after="120" w:line="240" w:lineRule="auto"/>
+              <w:ind w:left="231" w:hanging="274"/>
               <w:rPr>
                 <w:rFonts w:ascii="Arial" w:hAnsi="Arial" w:cs="Arial"/>
                 <w:sz w:val="20"/>
@@ -8421,6 +8440,96 @@
                 <w:szCs w:val="20"/>
               </w:rPr>
               <w:t>Operational Procedures</w:t>
+            </w:r>
+          </w:p>
+          <w:p>
+            <w:pPr>
+              <w:numPr>
+                <w:ilvl w:val="0"/>
+                <w:numId w:val="1"/>
+              </w:numPr>
+              <w:pBdr>
+                <w:top w:val="nil"/>
+                <w:left w:val="nil"/>
+                <w:bottom w:val="nil"/>
+                <w:right w:val="nil"/>
+                <w:between w:val="nil"/>
+              </w:pBdr>
+              <w:spacing w:after="120" w:line="240" w:lineRule="auto"/>
+              <w:ind w:left="231" w:hanging="274"/>
+              <w:rPr>
+                <w:rFonts w:ascii="Arial" w:hAnsi="Arial" w:cs="Arial"/>
+                <w:sz w:val="20"/>
+                <w:szCs w:val="20"/>
+              </w:rPr>
+            </w:pPr>
+            <w:r>
+              <w:rPr>
+                <w:rFonts w:ascii="Arial" w:hAnsi="Arial" w:cs="Arial"/>
+                <w:sz w:val="20"/>
+                <w:szCs w:val="20"/>
+              </w:rPr>
+              <w:t>Comprehensive review of Modules 11 - 22</w:t>
+            </w:r>
+          </w:p>
+          <w:p>
+            <w:pPr>
+              <w:numPr>
+                <w:ilvl w:val="0"/>
+                <w:numId w:val="1"/>
+              </w:numPr>
+              <w:pBdr>
+                <w:top w:val="nil"/>
+                <w:left w:val="nil"/>
+                <w:bottom w:val="nil"/>
+                <w:right w:val="nil"/>
+                <w:between w:val="nil"/>
+              </w:pBdr>
+              <w:spacing w:after="120" w:line="240" w:lineRule="auto"/>
+              <w:ind w:left="231" w:hanging="274"/>
+              <w:rPr>
+                <w:rFonts w:ascii="Arial" w:hAnsi="Arial" w:cs="Arial"/>
+                <w:sz w:val="20"/>
+                <w:szCs w:val="20"/>
+              </w:rPr>
+            </w:pPr>
+            <w:r>
+              <w:rPr>
+                <w:rFonts w:ascii="Arial" w:hAnsi="Arial" w:cs="Arial"/>
+                <w:sz w:val="20"/>
+                <w:szCs w:val="20"/>
+              </w:rPr>
+              <w:t>Module 23 practice exam gap analysis</w:t>
+            </w:r>
+          </w:p>
+          <w:p>
+            <w:pPr>
+              <w:numPr>
+                <w:ilvl w:val="0"/>
+                <w:numId w:val="1"/>
+              </w:numPr>
+              <w:pBdr>
+                <w:top w:val="nil"/>
+                <w:left w:val="nil"/>
+                <w:bottom w:val="nil"/>
+                <w:right w:val="nil"/>
+                <w:between w:val="nil"/>
+              </w:pBdr>
+              <w:spacing w:after="120" w:line="240" w:lineRule="auto"/>
+              <w:ind w:left="231" w:hanging="274"/>
+              <w:rPr>
+                <w:rFonts w:ascii="Arial" w:hAnsi="Arial" w:cs="Arial"/>
+                <w:sz w:val="20"/>
+                <w:szCs w:val="20"/>
+              </w:rPr>
+            </w:pPr>
+            <w:r>
+              <w:rPr>
+                <w:rFonts w:ascii="Arial" w:hAnsi="Arial" w:cs="Arial"/>
+                <w:sz w:val="20"/>
+                <w:szCs w:val="20"/>
+              </w:rPr>
+              <w:t>Final preparation and time management strategies</w:t>
             </w:r>
           </w:p>
         </w:tc>
@@ -8447,27 +8556,52 @@
                 <w:right w:val="nil"/>
                 <w:between w:val="nil"/>
               </w:pBdr>
-              <w:spacing w:after="60" w:line="240" w:lineRule="auto"/>
-              <w:ind w:left="229" w:hanging="270"/>
-              <w:rPr>
-                <w:rFonts w:ascii="Arial" w:hAnsi="Arial" w:cs="Arial"/>
-                <w:sz w:val="20"/>
-                <w:szCs w:val="20"/>
-              </w:rPr>
-            </w:pPr>
-            <w:r>
-              <w:rPr>
-                <w:rFonts w:ascii="Arial" w:hAnsi="Arial" w:cs="Arial"/>
-                <w:sz w:val="20"/>
-                <w:szCs w:val="20"/>
-              </w:rPr>
-              <w:t xml:space="preserve">C.2.1 - Exam Practice 1: </w:t>
-            </w:r>
-            <w:r>
-              <w:rPr>
-                <w:rFonts w:ascii="Arial" w:hAnsi="Arial" w:cs="Arial"/>
-                <w:sz w:val="20"/>
-                <w:szCs w:val="20"/>
+              <w:spacing w:after="120" w:line="240" w:lineRule="auto"/>
+              <w:ind w:left="231" w:hanging="274"/>
+              <w:rPr>
+                <w:rFonts w:ascii="Arial" w:hAnsi="Arial" w:cs="Arial"/>
+                <w:sz w:val="22"/>
+                <w:szCs w:val="22"/>
+              </w:rPr>
+            </w:pPr>
+            <w:r>
+              <w:rPr>
+                <w:rFonts w:ascii="Arial" w:hAnsi="Arial" w:cs="Arial"/>
+                <w:b/>
+                <w:bCs/>
+                <w:color w:val="275317" w:themeColor="accent6" w:themeShade="80"/>
+                <w:sz w:val="23"/>
+                <w:szCs w:val="23"/>
+              </w:rPr>
+              <w:t xml:space="preserve">C.2.1 - </w:t>
+            </w:r>
+            <w:r>
+              <w:rPr>
+                <w:rFonts w:ascii="Arial" w:hAnsi="Arial" w:cs="Arial"/>
+                <w:b/>
+                <w:bCs/>
+                <w:color w:val="275317" w:themeColor="accent6" w:themeShade="80"/>
+                <w:sz w:val="23"/>
+                <w:szCs w:val="23"/>
+              </w:rPr>
+              <w:t>Domain</w:t>
+            </w:r>
+            <w:r>
+              <w:rPr>
+                <w:rFonts w:ascii="Arial" w:hAnsi="Arial" w:cs="Arial"/>
+                <w:b/>
+                <w:bCs/>
+                <w:color w:val="275317" w:themeColor="accent6" w:themeShade="80"/>
+                <w:sz w:val="23"/>
+                <w:szCs w:val="23"/>
+              </w:rPr>
+              <w:t xml:space="preserve"> 1</w:t>
+            </w:r>
+            <w:r>
+              <w:rPr>
+                <w:rFonts w:ascii="Arial" w:hAnsi="Arial" w:cs="Arial"/>
+                <w:sz w:val="22"/>
+                <w:szCs w:val="22"/>
               </w:rPr>
               <w:br/>
             </w:r>
@@ -8476,8 +8610,8 @@
                 <w:rFonts w:ascii="Arial" w:hAnsi="Arial" w:cs="Arial"/>
                 <w:b/>
                 <w:bCs/>
-                <w:sz w:val="20"/>
-                <w:szCs w:val="20"/>
+                <w:sz w:val="22"/>
+                <w:szCs w:val="22"/>
               </w:rPr>
               <w:t>Operating Systems</w:t>
             </w:r>
@@ -8495,27 +8629,63 @@
                 <w:right w:val="nil"/>
                 <w:between w:val="nil"/>
               </w:pBdr>
-              <w:spacing w:after="60" w:line="240" w:lineRule="auto"/>
-              <w:ind w:left="229" w:hanging="270"/>
-              <w:rPr>
-                <w:rFonts w:ascii="Arial" w:hAnsi="Arial" w:cs="Arial"/>
-                <w:sz w:val="20"/>
-                <w:szCs w:val="20"/>
-              </w:rPr>
-            </w:pPr>
-            <w:r>
-              <w:rPr>
-                <w:rFonts w:ascii="Arial" w:hAnsi="Arial" w:cs="Arial"/>
-                <w:sz w:val="20"/>
-                <w:szCs w:val="20"/>
-              </w:rPr>
-              <w:t xml:space="preserve">C.2.2 - Exam Practice 2: </w:t>
-            </w:r>
-            <w:r>
-              <w:rPr>
-                <w:rFonts w:ascii="Arial" w:hAnsi="Arial" w:cs="Arial"/>
-                <w:sz w:val="20"/>
-                <w:szCs w:val="20"/>
+              <w:spacing w:after="120" w:line="240" w:lineRule="auto"/>
+              <w:ind w:left="231" w:hanging="274"/>
+              <w:rPr>
+                <w:rFonts w:ascii="Arial" w:hAnsi="Arial" w:cs="Arial"/>
+                <w:sz w:val="22"/>
+                <w:szCs w:val="22"/>
+              </w:rPr>
+            </w:pPr>
+            <w:r>
+              <w:rPr>
+                <w:rFonts w:ascii="Arial" w:hAnsi="Arial" w:cs="Arial"/>
+                <w:b/>
+                <w:bCs/>
+                <w:color w:val="275317" w:themeColor="accent6" w:themeShade="80"/>
+                <w:sz w:val="23"/>
+                <w:szCs w:val="23"/>
+              </w:rPr>
+              <w:t xml:space="preserve">C.2.2 - </w:t>
+            </w:r>
+            <w:r>
+              <w:rPr>
+                <w:rFonts w:ascii="Arial" w:hAnsi="Arial" w:cs="Arial"/>
+                <w:b/>
+                <w:bCs/>
+                <w:color w:val="275317" w:themeColor="accent6" w:themeShade="80"/>
+                <w:sz w:val="23"/>
+                <w:szCs w:val="23"/>
+              </w:rPr>
+              <w:t>Domain</w:t>
+            </w:r>
+            <w:r>
+              <w:rPr>
+                <w:rFonts w:ascii="Arial" w:hAnsi="Arial" w:cs="Arial"/>
+                <w:b/>
+                <w:bCs/>
+                <w:color w:val="275317" w:themeColor="accent6" w:themeShade="80"/>
+                <w:sz w:val="23"/>
+                <w:szCs w:val="23"/>
+              </w:rPr>
+              <w:t xml:space="preserve"> </w:t>
+            </w:r>
+            <w:r>
+              <w:rPr>
+                <w:rFonts w:ascii="Arial" w:hAnsi="Arial" w:cs="Arial"/>
+                <w:b/>
+                <w:bCs/>
+                <w:color w:val="275317" w:themeColor="accent6" w:themeShade="80"/>
+                <w:sz w:val="23"/>
+                <w:szCs w:val="23"/>
+              </w:rPr>
+              <w:t>2</w:t>
+            </w:r>
+            <w:r>
+              <w:rPr>
+                <w:rFonts w:ascii="Arial" w:hAnsi="Arial" w:cs="Arial"/>
+                <w:sz w:val="22"/>
+                <w:szCs w:val="22"/>
               </w:rPr>
               <w:br/>
             </w:r>
@@ -8524,8 +8694,8 @@
                 <w:rFonts w:ascii="Arial" w:hAnsi="Arial" w:cs="Arial"/>
                 <w:b/>
                 <w:bCs/>
-                <w:sz w:val="20"/>
-                <w:szCs w:val="20"/>
+                <w:sz w:val="22"/>
+                <w:szCs w:val="22"/>
               </w:rPr>
               <w:t>Security</w:t>
             </w:r>
@@ -8543,27 +8713,63 @@
                 <w:right w:val="nil"/>
                 <w:between w:val="nil"/>
               </w:pBdr>
-              <w:spacing w:after="60" w:line="240" w:lineRule="auto"/>
-              <w:ind w:left="229" w:hanging="270"/>
-              <w:rPr>
-                <w:rFonts w:ascii="Arial" w:hAnsi="Arial" w:cs="Arial"/>
-                <w:sz w:val="20"/>
-                <w:szCs w:val="20"/>
-              </w:rPr>
-            </w:pPr>
-            <w:r>
-              <w:rPr>
-                <w:rFonts w:ascii="Arial" w:hAnsi="Arial" w:cs="Arial"/>
-                <w:sz w:val="20"/>
-                <w:szCs w:val="20"/>
-              </w:rPr>
-              <w:t xml:space="preserve">C.2.3 - Exam Practice 3: </w:t>
-            </w:r>
-            <w:r>
-              <w:rPr>
-                <w:rFonts w:ascii="Arial" w:hAnsi="Arial" w:cs="Arial"/>
-                <w:sz w:val="20"/>
-                <w:szCs w:val="20"/>
+              <w:spacing w:after="120" w:line="240" w:lineRule="auto"/>
+              <w:ind w:left="231" w:hanging="274"/>
+              <w:rPr>
+                <w:rFonts w:ascii="Arial" w:hAnsi="Arial" w:cs="Arial"/>
+                <w:sz w:val="22"/>
+                <w:szCs w:val="22"/>
+              </w:rPr>
+            </w:pPr>
+            <w:r>
+              <w:rPr>
+                <w:rFonts w:ascii="Arial" w:hAnsi="Arial" w:cs="Arial"/>
+                <w:b/>
+                <w:bCs/>
+                <w:color w:val="275317" w:themeColor="accent6" w:themeShade="80"/>
+                <w:sz w:val="23"/>
+                <w:szCs w:val="23"/>
+              </w:rPr>
+              <w:t xml:space="preserve">C.2.3 - </w:t>
+            </w:r>
+            <w:r>
+              <w:rPr>
+                <w:rFonts w:ascii="Arial" w:hAnsi="Arial" w:cs="Arial"/>
+                <w:b/>
+                <w:bCs/>
+                <w:color w:val="275317" w:themeColor="accent6" w:themeShade="80"/>
+                <w:sz w:val="23"/>
+                <w:szCs w:val="23"/>
+              </w:rPr>
+              <w:t>Domain</w:t>
+            </w:r>
+            <w:r>
+              <w:rPr>
+                <w:rFonts w:ascii="Arial" w:hAnsi="Arial" w:cs="Arial"/>
+                <w:b/>
+                <w:bCs/>
+                <w:color w:val="275317" w:themeColor="accent6" w:themeShade="80"/>
+                <w:sz w:val="23"/>
+                <w:szCs w:val="23"/>
+              </w:rPr>
+              <w:t xml:space="preserve"> </w:t>
+            </w:r>
+            <w:r>
+              <w:rPr>
+                <w:rFonts w:ascii="Arial" w:hAnsi="Arial" w:cs="Arial"/>
+                <w:b/>
+                <w:bCs/>
+                <w:color w:val="275317" w:themeColor="accent6" w:themeShade="80"/>
+                <w:sz w:val="23"/>
+                <w:szCs w:val="23"/>
+              </w:rPr>
+              <w:t>3</w:t>
+            </w:r>
+            <w:r>
+              <w:rPr>
+                <w:rFonts w:ascii="Arial" w:hAnsi="Arial" w:cs="Arial"/>
+                <w:sz w:val="22"/>
+                <w:szCs w:val="22"/>
               </w:rPr>
               <w:br/>
             </w:r>
@@ -8572,46 +8778,82 @@
                 <w:rFonts w:ascii="Arial" w:hAnsi="Arial" w:cs="Arial"/>
                 <w:b/>
                 <w:bCs/>
-                <w:sz w:val="20"/>
-                <w:szCs w:val="20"/>
-              </w:rPr>
-              <w:t>Software Troubleshooting</w:t>
-            </w:r>
-          </w:p>
-          <w:p>
-            <w:pPr>
-              <w:numPr>
-                <w:ilvl w:val="0"/>
-                <w:numId w:val="1"/>
-              </w:numPr>
-              <w:pBdr>
-                <w:top w:val="nil"/>
-                <w:left w:val="nil"/>
-                <w:bottom w:val="nil"/>
-                <w:right w:val="nil"/>
-                <w:between w:val="nil"/>
-              </w:pBdr>
-              <w:spacing w:after="60" w:line="240" w:lineRule="auto"/>
-              <w:ind w:left="229" w:hanging="270"/>
-              <w:rPr>
-                <w:rFonts w:ascii="Arial" w:hAnsi="Arial" w:cs="Arial"/>
-                <w:sz w:val="20"/>
-                <w:szCs w:val="20"/>
-              </w:rPr>
-            </w:pPr>
-            <w:r>
-              <w:rPr>
-                <w:rFonts w:ascii="Arial" w:hAnsi="Arial" w:cs="Arial"/>
-                <w:sz w:val="20"/>
-                <w:szCs w:val="20"/>
-              </w:rPr>
-              <w:t xml:space="preserve">C.2.4 - Exam Practice 4: </w:t>
-            </w:r>
-            <w:r>
-              <w:rPr>
-                <w:rFonts w:ascii="Arial" w:hAnsi="Arial" w:cs="Arial"/>
-                <w:sz w:val="20"/>
-                <w:szCs w:val="20"/>
+                <w:sz w:val="22"/>
+                <w:szCs w:val="22"/>
+              </w:rPr>
+              <w:t>Software Troubleshoot</w:t>
+            </w:r>
+          </w:p>
+          <w:p>
+            <w:pPr>
+              <w:numPr>
+                <w:ilvl w:val="0"/>
+                <w:numId w:val="1"/>
+              </w:numPr>
+              <w:pBdr>
+                <w:top w:val="nil"/>
+                <w:left w:val="nil"/>
+                <w:bottom w:val="nil"/>
+                <w:right w:val="nil"/>
+                <w:between w:val="nil"/>
+              </w:pBdr>
+              <w:spacing w:after="120" w:line="240" w:lineRule="auto"/>
+              <w:ind w:left="231" w:hanging="274"/>
+              <w:rPr>
+                <w:rFonts w:ascii="Arial" w:hAnsi="Arial" w:cs="Arial"/>
+                <w:sz w:val="20"/>
+                <w:szCs w:val="20"/>
+              </w:rPr>
+            </w:pPr>
+            <w:r>
+              <w:rPr>
+                <w:rFonts w:ascii="Arial" w:hAnsi="Arial" w:cs="Arial"/>
+                <w:b/>
+                <w:bCs/>
+                <w:color w:val="275317" w:themeColor="accent6" w:themeShade="80"/>
+                <w:sz w:val="23"/>
+                <w:szCs w:val="23"/>
+              </w:rPr>
+              <w:t xml:space="preserve">C.2.4 - </w:t>
+            </w:r>
+            <w:r>
+              <w:rPr>
+                <w:rFonts w:ascii="Arial" w:hAnsi="Arial" w:cs="Arial"/>
+                <w:b/>
+                <w:bCs/>
+                <w:color w:val="275317" w:themeColor="accent6" w:themeShade="80"/>
+                <w:sz w:val="23"/>
+                <w:szCs w:val="23"/>
+              </w:rPr>
+              <w:t>Domain</w:t>
+            </w:r>
+            <w:r>
+              <w:rPr>
+                <w:rFonts w:ascii="Arial" w:hAnsi="Arial" w:cs="Arial"/>
+                <w:b/>
+                <w:bCs/>
+                <w:color w:val="275317" w:themeColor="accent6" w:themeShade="80"/>
+                <w:sz w:val="23"/>
+                <w:szCs w:val="23"/>
+              </w:rPr>
+              <w:t xml:space="preserve"> </w:t>
+            </w:r>
+            <w:r>
+              <w:rPr>
+                <w:rFonts w:ascii="Arial" w:hAnsi="Arial" w:cs="Arial"/>
+                <w:b/>
+                <w:bCs/>
+                <w:color w:val="275317" w:themeColor="accent6" w:themeShade="80"/>
+                <w:sz w:val="23"/>
+                <w:szCs w:val="23"/>
+              </w:rPr>
+              <w:t>4</w:t>
+            </w:r>
+            <w:r>
+              <w:rPr>
+                <w:rFonts w:ascii="Arial" w:hAnsi="Arial" w:cs="Arial"/>
+                <w:sz w:val="22"/>
+                <w:szCs w:val="22"/>
               </w:rPr>
               <w:br/>
             </w:r>
@@ -8620,402 +8862,118 @@
                 <w:rFonts w:ascii="Arial" w:hAnsi="Arial" w:cs="Arial"/>
                 <w:b/>
                 <w:bCs/>
-                <w:sz w:val="20"/>
-                <w:szCs w:val="20"/>
+                <w:sz w:val="22"/>
+                <w:szCs w:val="22"/>
               </w:rPr>
               <w:t>Operational Procedures</w:t>
             </w:r>
           </w:p>
-        </w:tc>
-      </w:tr>
-      <w:tr>
-        <w:trPr>
-          <w:cantSplit/>
-        </w:trPr>
-        <w:tc>
-          <w:tcPr>
-            <w:tcW w:w="2160" w:type="dxa"/>
-            <w:tcMar>
-              <w:top w:w="86" w:type="dxa"/>
-              <w:left w:w="86" w:type="dxa"/>
-              <w:bottom w:w="86" w:type="dxa"/>
-              <w:right w:w="86" w:type="dxa"/>
-            </w:tcMar>
-          </w:tcPr>
-          <w:p>
-            <w:pPr>
-              <w:spacing w:after="60" w:line="240" w:lineRule="auto"/>
+          <w:p>
+            <w:pPr>
+              <w:numPr>
+                <w:ilvl w:val="0"/>
+                <w:numId w:val="1"/>
+              </w:numPr>
+              <w:pBdr>
+                <w:top w:val="nil"/>
+                <w:left w:val="nil"/>
+                <w:bottom w:val="nil"/>
+                <w:right w:val="nil"/>
+                <w:between w:val="nil"/>
+              </w:pBdr>
+              <w:spacing w:after="120" w:line="240" w:lineRule="auto"/>
+              <w:ind w:left="231" w:hanging="274"/>
+              <w:rPr>
+                <w:rFonts w:ascii="Arial" w:hAnsi="Arial" w:cs="Arial"/>
+                <w:sz w:val="20"/>
+                <w:szCs w:val="20"/>
+              </w:rPr>
+            </w:pPr>
+            <w:r>
+              <w:rPr>
+                <w:rFonts w:ascii="Arial" w:hAnsi="Arial" w:cs="Arial"/>
+                <w:b/>
+                <w:bCs/>
+                <w:color w:val="275317" w:themeColor="accent6" w:themeShade="80"/>
+              </w:rPr>
+              <w:t xml:space="preserve">C.2.5 - </w:t>
+            </w:r>
+            <w:r>
+              <w:rPr>
+                <w:rFonts w:ascii="Arial" w:hAnsi="Arial" w:cs="Arial"/>
+                <w:b/>
+                <w:bCs/>
+                <w:color w:val="275317" w:themeColor="accent6" w:themeShade="80"/>
+              </w:rPr>
+              <w:t>FINAL</w:t>
+            </w:r>
+            <w:r>
+              <w:rPr>
+                <w:rFonts w:ascii="Arial" w:hAnsi="Arial" w:cs="Arial"/>
+                <w:b/>
+                <w:bCs/>
+                <w:color w:val="275317" w:themeColor="accent6" w:themeShade="80"/>
+              </w:rPr>
+              <w:t xml:space="preserve"> Exam:</w:t>
+            </w:r>
+            <w:r>
+              <w:rPr>
+                <w:rFonts w:ascii="Arial" w:hAnsi="Arial" w:cs="Arial"/>
+                <w:color w:val="275317" w:themeColor="accent6" w:themeShade="80"/>
+              </w:rPr>
+              <w:t xml:space="preserve"> </w:t>
+            </w:r>
+            <w:r>
+              <w:rPr>
+                <w:rFonts w:ascii="Arial" w:hAnsi="Arial" w:cs="Arial"/>
+              </w:rPr>
+              <w:br/>
+            </w:r>
+            <w:r>
+              <w:rPr>
+                <w:rFonts w:ascii="Arial" w:hAnsi="Arial" w:cs="Arial"/>
+                <w:b/>
+                <w:bCs/>
+              </w:rPr>
+              <w:t>A+ 220-1202 Core 2</w:t>
+            </w:r>
+            <w:r>
+              <w:rPr>
+                <w:rFonts w:ascii="Arial" w:hAnsi="Arial" w:cs="Arial"/>
+                <w:b/>
+                <w:bCs/>
+              </w:rPr>
+              <w:br/>
+            </w:r>
+            <w:r>
               <w:rPr>
                 <w:rFonts w:ascii="Consolas" w:hAnsi="Consolas" w:cs="Consolas"/>
-                <w:sz w:val="21"/>
-                <w:szCs w:val="21"/>
-              </w:rPr>
-            </w:pPr>
+              </w:rPr>
+              <w:t>90 questions</w:t>
+            </w:r>
             <w:r>
               <w:rPr>
                 <w:rFonts w:ascii="Consolas" w:hAnsi="Consolas" w:cs="Consolas"/>
-                <w:sz w:val="21"/>
-                <w:szCs w:val="21"/>
-              </w:rPr>
-              <w:t>Module 24</w:t>
-            </w:r>
-          </w:p>
-          <w:p>
-            <w:pPr>
-              <w:spacing w:after="60" w:line="240" w:lineRule="auto"/>
-              <w:rPr>
-                <w:rFonts w:ascii="Arial" w:hAnsi="Arial" w:cs="Arial"/>
-                <w:b/>
-                <w:bCs/>
-                <w:sz w:val="21"/>
-                <w:szCs w:val="21"/>
-              </w:rPr>
-            </w:pPr>
-            <w:r>
-              <w:rPr>
-                <w:rFonts w:ascii="Arial" w:hAnsi="Arial" w:cs="Arial"/>
-                <w:b/>
-                <w:bCs/>
-                <w:sz w:val="21"/>
-                <w:szCs w:val="21"/>
-              </w:rPr>
-              <w:t>A+ Core 2 Final Exam</w:t>
-            </w:r>
-          </w:p>
-          <w:p>
-            <w:pPr>
-              <w:spacing w:after="60" w:line="240" w:lineRule="auto"/>
-              <w:rPr>
-                <w:rFonts w:ascii="Arial" w:hAnsi="Arial" w:cs="Arial"/>
-                <w:sz w:val="21"/>
-                <w:szCs w:val="21"/>
-              </w:rPr>
-            </w:pPr>
-            <w:r>
-              <w:rPr>
-                <w:rFonts w:ascii="Arial" w:hAnsi="Arial" w:cs="Arial"/>
-                <w:sz w:val="21"/>
-                <w:szCs w:val="21"/>
-              </w:rPr>
-              <w:t>Primary CLOs:</w:t>
-            </w:r>
-          </w:p>
-          <w:p>
-            <w:pPr>
-              <w:numPr>
-                <w:ilvl w:val="0"/>
-                <w:numId w:val="1"/>
-              </w:numPr>
-              <w:pBdr>
-                <w:top w:val="nil"/>
-                <w:left w:val="nil"/>
-                <w:bottom w:val="nil"/>
-                <w:right w:val="nil"/>
-                <w:between w:val="nil"/>
-              </w:pBdr>
-              <w:spacing w:after="60" w:line="240" w:lineRule="auto"/>
-              <w:ind w:left="360"/>
+              </w:rPr>
+              <w:br/>
+            </w:r>
+            <w:r>
               <w:rPr>
                 <w:rFonts w:ascii="Consolas" w:hAnsi="Consolas" w:cs="Consolas"/>
-                <w:sz w:val="21"/>
-                <w:szCs w:val="21"/>
-              </w:rPr>
-            </w:pPr>
+              </w:rPr>
+              <w:t>90 minutes</w:t>
+            </w:r>
             <w:r>
               <w:rPr>
                 <w:rFonts w:ascii="Consolas" w:hAnsi="Consolas" w:cs="Consolas"/>
-                <w:sz w:val="21"/>
-                <w:szCs w:val="21"/>
-              </w:rPr>
-              <w:t>I through XVII</w:t>
-            </w:r>
-          </w:p>
-        </w:tc>
-        <w:tc>
-          <w:tcPr>
-            <w:tcW w:w="0" w:type="auto"/>
-            <w:tcMar>
-              <w:top w:w="86" w:type="dxa"/>
-              <w:left w:w="86" w:type="dxa"/>
-              <w:bottom w:w="86" w:type="dxa"/>
-              <w:right w:w="86" w:type="dxa"/>
-            </w:tcMar>
-          </w:tcPr>
-          <w:p>
-            <w:pPr>
-              <w:numPr>
-                <w:ilvl w:val="0"/>
-                <w:numId w:val="1"/>
-              </w:numPr>
-              <w:spacing w:after="60" w:line="240" w:lineRule="auto"/>
-              <w:ind w:left="231" w:hanging="274"/>
-              <w:rPr>
-                <w:rFonts w:ascii="Arial" w:hAnsi="Arial" w:cs="Arial"/>
-                <w:sz w:val="21"/>
-                <w:szCs w:val="21"/>
-              </w:rPr>
-            </w:pPr>
-            <w:r>
-              <w:rPr>
-                <w:rFonts w:ascii="Arial" w:hAnsi="Arial" w:cs="Arial"/>
-                <w:b/>
-                <w:bCs/>
-                <w:sz w:val="21"/>
-                <w:szCs w:val="21"/>
-              </w:rPr>
-              <w:t>24.1</w:t>
-            </w:r>
-            <w:r>
-              <w:rPr>
-                <w:rFonts w:ascii="Arial" w:hAnsi="Arial" w:cs="Arial"/>
-                <w:sz w:val="21"/>
-                <w:szCs w:val="21"/>
-              </w:rPr>
-              <w:t xml:space="preserve"> Demonstrate knowledge of operating systems, security, software troubleshooting, and operational procedures</w:t>
-            </w:r>
-          </w:p>
-          <w:p>
-            <w:pPr>
-              <w:numPr>
-                <w:ilvl w:val="0"/>
-                <w:numId w:val="1"/>
-              </w:numPr>
-              <w:spacing w:after="60" w:line="240" w:lineRule="auto"/>
-              <w:ind w:left="231" w:hanging="274"/>
-              <w:rPr>
-                <w:rFonts w:ascii="Arial" w:hAnsi="Arial" w:cs="Arial"/>
-                <w:sz w:val="21"/>
-                <w:szCs w:val="21"/>
-              </w:rPr>
-            </w:pPr>
-            <w:r>
-              <w:rPr>
-                <w:rFonts w:ascii="Arial" w:hAnsi="Arial" w:cs="Arial"/>
-                <w:b/>
-                <w:bCs/>
-                <w:sz w:val="21"/>
-                <w:szCs w:val="21"/>
-              </w:rPr>
-              <w:t>24.2</w:t>
-            </w:r>
-            <w:r>
-              <w:rPr>
-                <w:rFonts w:ascii="Arial" w:hAnsi="Arial" w:cs="Arial"/>
-                <w:sz w:val="21"/>
-                <w:szCs w:val="21"/>
-              </w:rPr>
-              <w:t xml:space="preserve"> Apply time management techniques to complete a certification-style exam within the allotted timeframe</w:t>
-            </w:r>
-          </w:p>
-          <w:p>
-            <w:pPr>
-              <w:numPr>
-                <w:ilvl w:val="0"/>
-                <w:numId w:val="1"/>
-              </w:numPr>
-              <w:spacing w:after="60" w:line="240" w:lineRule="auto"/>
-              <w:ind w:left="231" w:hanging="274"/>
-              <w:rPr>
-                <w:rFonts w:ascii="Arial" w:hAnsi="Arial" w:cs="Arial"/>
-                <w:sz w:val="21"/>
-                <w:szCs w:val="21"/>
-              </w:rPr>
-            </w:pPr>
-            <w:r>
-              <w:rPr>
-                <w:rFonts w:ascii="Arial" w:hAnsi="Arial" w:cs="Arial"/>
-                <w:b/>
-                <w:bCs/>
-                <w:sz w:val="21"/>
-                <w:szCs w:val="21"/>
-              </w:rPr>
-              <w:t>24.3</w:t>
-            </w:r>
-            <w:r>
-              <w:rPr>
-                <w:rFonts w:ascii="Arial" w:hAnsi="Arial" w:cs="Arial"/>
-                <w:sz w:val="21"/>
-                <w:szCs w:val="21"/>
-              </w:rPr>
-              <w:t xml:space="preserve"> Identify your final areas of strength and weakness before taking the actual CompTIA A+ certification exam</w:t>
-            </w:r>
-          </w:p>
-        </w:tc>
-        <w:tc>
-          <w:tcPr>
-            <w:tcW w:w="3024" w:type="dxa"/>
-            <w:tcMar>
-              <w:top w:w="86" w:type="dxa"/>
-              <w:left w:w="86" w:type="dxa"/>
-              <w:bottom w:w="86" w:type="dxa"/>
-              <w:right w:w="86" w:type="dxa"/>
-            </w:tcMar>
-          </w:tcPr>
-          <w:p>
-            <w:pPr>
-              <w:numPr>
-                <w:ilvl w:val="0"/>
-                <w:numId w:val="1"/>
-              </w:numPr>
-              <w:pBdr>
-                <w:top w:val="nil"/>
-                <w:left w:val="nil"/>
-                <w:bottom w:val="nil"/>
-                <w:right w:val="nil"/>
-                <w:between w:val="nil"/>
-              </w:pBdr>
-              <w:spacing w:after="0" w:line="240" w:lineRule="auto"/>
-              <w:ind w:left="229" w:hanging="270"/>
-              <w:rPr>
-                <w:rFonts w:ascii="Arial" w:hAnsi="Arial" w:cs="Arial"/>
-                <w:sz w:val="20"/>
-                <w:szCs w:val="20"/>
-              </w:rPr>
-            </w:pPr>
-            <w:r>
-              <w:rPr>
-                <w:rFonts w:ascii="Arial" w:hAnsi="Arial" w:cs="Arial"/>
-                <w:sz w:val="20"/>
-                <w:szCs w:val="20"/>
-              </w:rPr>
-              <w:t>Comprehensive review of Modules 11 - 22</w:t>
-            </w:r>
-          </w:p>
-          <w:p>
-            <w:pPr>
-              <w:numPr>
-                <w:ilvl w:val="0"/>
-                <w:numId w:val="1"/>
-              </w:numPr>
-              <w:pBdr>
-                <w:top w:val="nil"/>
-                <w:left w:val="nil"/>
-                <w:bottom w:val="nil"/>
-                <w:right w:val="nil"/>
-                <w:between w:val="nil"/>
-              </w:pBdr>
-              <w:spacing w:after="0" w:line="240" w:lineRule="auto"/>
-              <w:ind w:left="229" w:hanging="270"/>
-              <w:rPr>
-                <w:rFonts w:ascii="Arial" w:hAnsi="Arial" w:cs="Arial"/>
-                <w:sz w:val="20"/>
-                <w:szCs w:val="20"/>
-              </w:rPr>
-            </w:pPr>
-            <w:r>
-              <w:rPr>
-                <w:rFonts w:ascii="Arial" w:hAnsi="Arial" w:cs="Arial"/>
-                <w:sz w:val="20"/>
-                <w:szCs w:val="20"/>
-              </w:rPr>
-              <w:t>Module 23 practice exam gap analysis</w:t>
-            </w:r>
-          </w:p>
-          <w:p>
-            <w:pPr>
-              <w:numPr>
-                <w:ilvl w:val="0"/>
-                <w:numId w:val="1"/>
-              </w:numPr>
-              <w:pBdr>
-                <w:top w:val="nil"/>
-                <w:left w:val="nil"/>
-                <w:bottom w:val="nil"/>
-                <w:right w:val="nil"/>
-                <w:between w:val="nil"/>
-              </w:pBdr>
-              <w:spacing w:after="0" w:line="240" w:lineRule="auto"/>
-              <w:ind w:left="229" w:hanging="270"/>
-              <w:rPr>
-                <w:rFonts w:ascii="Arial" w:hAnsi="Arial" w:cs="Arial"/>
-                <w:sz w:val="20"/>
-                <w:szCs w:val="20"/>
-              </w:rPr>
-            </w:pPr>
-            <w:r>
-              <w:rPr>
-                <w:rFonts w:ascii="Arial" w:hAnsi="Arial" w:cs="Arial"/>
-                <w:sz w:val="20"/>
-                <w:szCs w:val="20"/>
-              </w:rPr>
-              <w:t>Final preparation and time management strategies</w:t>
-            </w:r>
-          </w:p>
-        </w:tc>
-        <w:tc>
-          <w:tcPr>
-            <w:tcW w:w="3024" w:type="dxa"/>
-            <w:tcMar>
-              <w:top w:w="86" w:type="dxa"/>
-              <w:left w:w="86" w:type="dxa"/>
-              <w:bottom w:w="86" w:type="dxa"/>
-              <w:right w:w="86" w:type="dxa"/>
-            </w:tcMar>
-          </w:tcPr>
-          <w:p>
-            <w:pPr>
-              <w:numPr>
-                <w:ilvl w:val="0"/>
-                <w:numId w:val="1"/>
-              </w:numPr>
-              <w:pBdr>
-                <w:top w:val="nil"/>
-                <w:left w:val="nil"/>
-                <w:bottom w:val="nil"/>
-                <w:right w:val="nil"/>
-                <w:between w:val="nil"/>
-              </w:pBdr>
-              <w:spacing w:after="60" w:line="240" w:lineRule="auto"/>
-              <w:ind w:left="229" w:hanging="270"/>
-              <w:rPr>
-                <w:rFonts w:ascii="Arial" w:hAnsi="Arial" w:cs="Arial"/>
-                <w:sz w:val="20"/>
-                <w:szCs w:val="20"/>
-              </w:rPr>
-            </w:pPr>
-            <w:r>
-              <w:rPr>
-                <w:rFonts w:ascii="Arial" w:hAnsi="Arial" w:cs="Arial"/>
-                <w:sz w:val="20"/>
-                <w:szCs w:val="20"/>
-              </w:rPr>
-              <w:t xml:space="preserve">C.2.5 - Final Exam: </w:t>
-            </w:r>
-            <w:r>
-              <w:rPr>
-                <w:rFonts w:ascii="Arial" w:hAnsi="Arial" w:cs="Arial"/>
-                <w:sz w:val="20"/>
-                <w:szCs w:val="20"/>
               </w:rPr>
               <w:br/>
             </w:r>
             <w:r>
               <w:rPr>
-                <w:rFonts w:ascii="Arial" w:hAnsi="Arial" w:cs="Arial"/>
-                <w:b/>
-                <w:bCs/>
-                <w:sz w:val="20"/>
-                <w:szCs w:val="20"/>
-              </w:rPr>
-              <w:t xml:space="preserve">A+ 220-1202 Core 2 </w:t>
-            </w:r>
-            <w:r>
-              <w:rPr>
-                <w:rFonts w:ascii="Arial" w:hAnsi="Arial" w:cs="Arial"/>
-                <w:b/>
-                <w:bCs/>
-                <w:sz w:val="20"/>
-                <w:szCs w:val="20"/>
-              </w:rPr>
-              <w:br/>
-            </w:r>
-            <w:r>
-              <w:rPr>
                 <w:rFonts w:ascii="Consolas" w:hAnsi="Consolas" w:cs="Consolas"/>
-                <w:sz w:val="20"/>
-                <w:szCs w:val="20"/>
-              </w:rPr>
-              <w:t>(90 questions, 90 minutes, PBQs included)</w:t>
+              </w:rPr>
+              <w:t>PBQs included</w:t>
             </w:r>
           </w:p>
         </w:tc>
